--- a/lab8_otchot.docx
+++ b/lab8_otchot.docx
@@ -99,6 +99,12 @@
         </w:rPr>
         <w:t>Семенов Никита</w:t>
       </w:r>
+      <w:r>
+        <w:rPr>
+          <w:sz w:val="28"/>
+        </w:rPr>
+        <w:t>, 467414</w:t>
+      </w:r>
     </w:p>
     <w:p>
       <w:pPr>
@@ -284,63 +290,7 @@
           <w:sz w:val="28"/>
           <w:szCs w:val="28"/>
         </w:rPr>
-        <w:t>Подсч</w:t>
-      </w:r>
-      <w:r>
-        <w:rPr>
-          <w:sz w:val="28"/>
-          <w:szCs w:val="28"/>
-        </w:rPr>
-        <w:t>и</w:t>
-      </w:r>
-      <w:r>
-        <w:rPr>
-          <w:sz w:val="28"/>
-          <w:szCs w:val="28"/>
-        </w:rPr>
-        <w:t>т</w:t>
-      </w:r>
-      <w:r>
-        <w:rPr>
-          <w:sz w:val="28"/>
-          <w:szCs w:val="28"/>
-        </w:rPr>
-        <w:t>ать</w:t>
-      </w:r>
-      <w:r>
-        <w:rPr>
-          <w:sz w:val="28"/>
-          <w:szCs w:val="28"/>
-        </w:rPr>
-        <w:t xml:space="preserve"> врем</w:t>
-      </w:r>
-      <w:r>
-        <w:rPr>
-          <w:sz w:val="28"/>
-          <w:szCs w:val="28"/>
-        </w:rPr>
-        <w:t>я</w:t>
-      </w:r>
-      <w:r>
-        <w:rPr>
-          <w:sz w:val="28"/>
-          <w:szCs w:val="28"/>
-        </w:rPr>
-        <w:t xml:space="preserve"> выполнения</w:t>
-      </w:r>
-      <w:r>
-        <w:rPr>
-          <w:sz w:val="28"/>
-          <w:szCs w:val="28"/>
-        </w:rPr>
-        <w:t xml:space="preserve"> алгоритмов</w:t>
-      </w:r>
-      <w:r>
-        <w:rPr>
-          <w:sz w:val="28"/>
-          <w:szCs w:val="28"/>
-        </w:rPr>
-        <w:t>.</w:t>
+        <w:t>Проверить правильность выполнения алгоритмов.</w:t>
       </w:r>
     </w:p>
     <w:p>
@@ -353,49 +303,71 @@
         <w:rPr>
           <w:sz w:val="28"/>
           <w:szCs w:val="28"/>
-        </w:rPr>
-      </w:pPr>
-      <w:r>
-        <w:rPr>
-          <w:sz w:val="28"/>
-          <w:szCs w:val="28"/>
-        </w:rPr>
-        <w:t>Сравни</w:t>
-      </w:r>
-      <w:r>
-        <w:rPr>
-          <w:sz w:val="28"/>
-          <w:szCs w:val="28"/>
-        </w:rPr>
-        <w:t>ть</w:t>
-      </w:r>
-      <w:r>
-        <w:rPr>
-          <w:sz w:val="28"/>
-          <w:szCs w:val="28"/>
-        </w:rPr>
-        <w:t xml:space="preserve"> алгоритм</w:t>
-      </w:r>
-      <w:r>
-        <w:rPr>
-          <w:sz w:val="28"/>
-          <w:szCs w:val="28"/>
-        </w:rPr>
-        <w:t>ы</w:t>
-      </w:r>
-      <w:r>
-        <w:rPr>
-          <w:sz w:val="28"/>
-          <w:szCs w:val="28"/>
-        </w:rPr>
-        <w:t xml:space="preserve"> по времени</w:t>
-      </w:r>
-      <w:r>
-        <w:rPr>
-          <w:sz w:val="28"/>
-          <w:szCs w:val="28"/>
-        </w:rPr>
-        <w:t xml:space="preserve"> выполнения.</w:t>
+          <w:lang w:val="en-US"/>
+        </w:rPr>
+      </w:pPr>
+      <w:r>
+        <w:rPr>
+          <w:sz w:val="28"/>
+          <w:szCs w:val="28"/>
+        </w:rPr>
+        <w:t>Подсч</w:t>
+      </w:r>
+      <w:r>
+        <w:rPr>
+          <w:sz w:val="28"/>
+          <w:szCs w:val="28"/>
+        </w:rPr>
+        <w:t>и</w:t>
+      </w:r>
+      <w:r>
+        <w:rPr>
+          <w:sz w:val="28"/>
+          <w:szCs w:val="28"/>
+        </w:rPr>
+        <w:t>т</w:t>
+      </w:r>
+      <w:r>
+        <w:rPr>
+          <w:sz w:val="28"/>
+          <w:szCs w:val="28"/>
+        </w:rPr>
+        <w:t>ать</w:t>
+      </w:r>
+      <w:r>
+        <w:rPr>
+          <w:sz w:val="28"/>
+          <w:szCs w:val="28"/>
+        </w:rPr>
+        <w:t xml:space="preserve"> врем</w:t>
+      </w:r>
+      <w:r>
+        <w:rPr>
+          <w:sz w:val="28"/>
+          <w:szCs w:val="28"/>
+        </w:rPr>
+        <w:t>я</w:t>
+      </w:r>
+      <w:r>
+        <w:rPr>
+          <w:sz w:val="28"/>
+          <w:szCs w:val="28"/>
+        </w:rPr>
+        <w:t xml:space="preserve"> выполнения</w:t>
+      </w:r>
+      <w:r>
+        <w:rPr>
+          <w:sz w:val="28"/>
+          <w:szCs w:val="28"/>
+        </w:rPr>
+        <w:t xml:space="preserve"> алгоритмов</w:t>
+      </w:r>
+      <w:r>
+        <w:rPr>
+          <w:sz w:val="28"/>
+          <w:szCs w:val="28"/>
+        </w:rPr>
+        <w:t>.</w:t>
       </w:r>
     </w:p>
     <w:p>
@@ -408,22 +380,49 @@
         <w:rPr>
           <w:sz w:val="28"/>
           <w:szCs w:val="28"/>
-          <w:lang w:val="en-US"/>
-        </w:rPr>
-      </w:pPr>
-      <w:r>
-        <w:rPr>
-          <w:sz w:val="28"/>
-          <w:szCs w:val="28"/>
-        </w:rPr>
-        <w:t>Провести д</w:t>
-      </w:r>
-      <w:r>
-        <w:rPr>
-          <w:sz w:val="28"/>
-          <w:szCs w:val="28"/>
-        </w:rPr>
-        <w:t>ополнительные тесты.</w:t>
+        </w:rPr>
+      </w:pPr>
+      <w:r>
+        <w:rPr>
+          <w:sz w:val="28"/>
+          <w:szCs w:val="28"/>
+        </w:rPr>
+        <w:t>Сравни</w:t>
+      </w:r>
+      <w:r>
+        <w:rPr>
+          <w:sz w:val="28"/>
+          <w:szCs w:val="28"/>
+        </w:rPr>
+        <w:t>ть</w:t>
+      </w:r>
+      <w:r>
+        <w:rPr>
+          <w:sz w:val="28"/>
+          <w:szCs w:val="28"/>
+        </w:rPr>
+        <w:t xml:space="preserve"> алгоритм</w:t>
+      </w:r>
+      <w:r>
+        <w:rPr>
+          <w:sz w:val="28"/>
+          <w:szCs w:val="28"/>
+        </w:rPr>
+        <w:t>ы</w:t>
+      </w:r>
+      <w:r>
+        <w:rPr>
+          <w:sz w:val="28"/>
+          <w:szCs w:val="28"/>
+        </w:rPr>
+        <w:t xml:space="preserve"> по времени</w:t>
+      </w:r>
+      <w:r>
+        <w:rPr>
+          <w:sz w:val="28"/>
+          <w:szCs w:val="28"/>
+        </w:rPr>
+        <w:t xml:space="preserve"> выполнения.</w:t>
       </w:r>
     </w:p>
     <w:p>
@@ -444,49 +443,14 @@
           <w:sz w:val="28"/>
           <w:szCs w:val="28"/>
         </w:rPr>
-        <w:t>П</w:t>
-      </w:r>
-      <w:r>
-        <w:rPr>
-          <w:sz w:val="28"/>
-          <w:szCs w:val="28"/>
-        </w:rPr>
-        <w:t>одсчитать</w:t>
-      </w:r>
-      <w:r>
-        <w:rPr>
-          <w:sz w:val="28"/>
-          <w:szCs w:val="28"/>
-        </w:rPr>
-        <w:t xml:space="preserve"> асимптотик</w:t>
-      </w:r>
-      <w:r>
-        <w:rPr>
-          <w:sz w:val="28"/>
-          <w:szCs w:val="28"/>
-        </w:rPr>
-        <w:t>у</w:t>
-      </w:r>
-      <w:r>
-        <w:rPr>
-          <w:sz w:val="28"/>
-          <w:szCs w:val="28"/>
-        </w:rPr>
-        <w:t xml:space="preserve"> и памят</w:t>
-      </w:r>
-      <w:r>
-        <w:rPr>
-          <w:sz w:val="28"/>
-          <w:szCs w:val="28"/>
-        </w:rPr>
-        <w:t>ь</w:t>
-      </w:r>
-      <w:r>
-        <w:rPr>
-          <w:sz w:val="28"/>
-          <w:szCs w:val="28"/>
-        </w:rPr>
-        <w:t>.</w:t>
+        <w:t>Провести д</w:t>
+      </w:r>
+      <w:r>
+        <w:rPr>
+          <w:sz w:val="28"/>
+          <w:szCs w:val="28"/>
+        </w:rPr>
+        <w:t>ополнительные тесты.</w:t>
       </w:r>
     </w:p>
     <w:p>
@@ -507,6 +471,69 @@
           <w:sz w:val="28"/>
           <w:szCs w:val="28"/>
         </w:rPr>
+        <w:t>П</w:t>
+      </w:r>
+      <w:r>
+        <w:rPr>
+          <w:sz w:val="28"/>
+          <w:szCs w:val="28"/>
+        </w:rPr>
+        <w:t>одсчитать</w:t>
+      </w:r>
+      <w:r>
+        <w:rPr>
+          <w:sz w:val="28"/>
+          <w:szCs w:val="28"/>
+        </w:rPr>
+        <w:t xml:space="preserve"> асимптотик</w:t>
+      </w:r>
+      <w:r>
+        <w:rPr>
+          <w:sz w:val="28"/>
+          <w:szCs w:val="28"/>
+        </w:rPr>
+        <w:t>у</w:t>
+      </w:r>
+      <w:r>
+        <w:rPr>
+          <w:sz w:val="28"/>
+          <w:szCs w:val="28"/>
+        </w:rPr>
+        <w:t xml:space="preserve"> и памят</w:t>
+      </w:r>
+      <w:r>
+        <w:rPr>
+          <w:sz w:val="28"/>
+          <w:szCs w:val="28"/>
+        </w:rPr>
+        <w:t>ь</w:t>
+      </w:r>
+      <w:r>
+        <w:rPr>
+          <w:sz w:val="28"/>
+          <w:szCs w:val="28"/>
+        </w:rPr>
+        <w:t>.</w:t>
+      </w:r>
+    </w:p>
+    <w:p>
+      <w:pPr>
+        <w:pStyle w:val="a8"/>
+        <w:numPr>
+          <w:ilvl w:val="0"/>
+          <w:numId w:val="4"/>
+        </w:numPr>
+        <w:rPr>
+          <w:sz w:val="28"/>
+          <w:szCs w:val="28"/>
+          <w:lang w:val="en-US"/>
+        </w:rPr>
+      </w:pPr>
+      <w:r>
+        <w:rPr>
+          <w:sz w:val="28"/>
+          <w:szCs w:val="28"/>
+        </w:rPr>
         <w:t>Сделать в</w:t>
       </w:r>
       <w:r>
@@ -572,64 +599,64 @@
     <w:p>
       <w:pPr>
         <w:rPr>
-          <w:sz w:val="36"/>
-          <w:szCs w:val="36"/>
-        </w:rPr>
-      </w:pPr>
-      <w:r>
-        <w:rPr>
-          <w:sz w:val="36"/>
-          <w:szCs w:val="36"/>
+          <w:sz w:val="28"/>
+          <w:szCs w:val="28"/>
+        </w:rPr>
+      </w:pPr>
+      <w:r>
+        <w:rPr>
+          <w:sz w:val="28"/>
+          <w:szCs w:val="28"/>
         </w:rPr>
         <w:t xml:space="preserve">Мой друг Петя очень любит алгосы, однако он плохо знает синтаксис </w:t>
       </w:r>
       <w:r>
         <w:rPr>
-          <w:sz w:val="36"/>
-          <w:szCs w:val="36"/>
+          <w:sz w:val="28"/>
+          <w:szCs w:val="28"/>
           <w:lang w:val="en-US"/>
         </w:rPr>
         <w:t>C</w:t>
       </w:r>
       <w:r>
         <w:rPr>
-          <w:sz w:val="36"/>
-          <w:szCs w:val="36"/>
+          <w:sz w:val="28"/>
+          <w:szCs w:val="28"/>
         </w:rPr>
         <w:t xml:space="preserve">++. Недавно у </w:t>
       </w:r>
       <w:r>
         <w:rPr>
-          <w:sz w:val="36"/>
-          <w:szCs w:val="36"/>
+          <w:sz w:val="28"/>
+          <w:szCs w:val="28"/>
         </w:rPr>
         <w:t>П</w:t>
       </w:r>
       <w:r>
         <w:rPr>
-          <w:sz w:val="36"/>
-          <w:szCs w:val="36"/>
+          <w:sz w:val="28"/>
+          <w:szCs w:val="28"/>
         </w:rPr>
         <w:t xml:space="preserve">ети было 3 контрольных подряд, но он смог их все написать и радовался жизни. Пока не открыл 8 лабу по алгосам. Но Петя не растерялся, он попросил своего друга Ивана Иваныча (которого друзья часто называют ИИ), чтобы тот помог ему написать код. Петя же организовал всё, склеил, подобрал примеры и объединил код, попутно исправляя ошибки и несовместимости. </w:t>
       </w:r>
       <w:r>
         <w:rPr>
-          <w:sz w:val="36"/>
-          <w:szCs w:val="36"/>
+          <w:sz w:val="28"/>
+          <w:szCs w:val="28"/>
         </w:rPr>
         <w:t>Петя закончил работу поздно ночью и отправился праздновать к друзьям. Что было дальше</w:t>
       </w:r>
       <w:r>
         <w:rPr>
-          <w:sz w:val="36"/>
-          <w:szCs w:val="36"/>
+          <w:sz w:val="28"/>
+          <w:szCs w:val="28"/>
         </w:rPr>
         <w:t>,</w:t>
       </w:r>
       <w:r>
         <w:rPr>
-          <w:sz w:val="36"/>
-          <w:szCs w:val="36"/>
+          <w:sz w:val="28"/>
+          <w:szCs w:val="28"/>
         </w:rPr>
         <w:t xml:space="preserve"> Петя не помнит, но проснулся он в </w:t>
       </w:r>
@@ -638,147 +665,98 @@
           <w:rPr>
             <w:rStyle w:val="a4"/>
             <w:b/>
-            <w:sz w:val="36"/>
-            <w:szCs w:val="36"/>
+            <w:sz w:val="28"/>
+            <w:szCs w:val="28"/>
           </w:rPr>
           <w:t>Георгиевском сквере</w:t>
         </w:r>
       </w:hyperlink>
       <w:r>
         <w:rPr>
-          <w:sz w:val="36"/>
-          <w:szCs w:val="36"/>
+          <w:sz w:val="28"/>
+          <w:szCs w:val="28"/>
         </w:rPr>
         <w:t>.</w:t>
       </w:r>
       <w:r>
         <w:rPr>
           <w:b/>
-          <w:sz w:val="36"/>
-          <w:szCs w:val="36"/>
+          <w:sz w:val="28"/>
+          <w:szCs w:val="28"/>
         </w:rPr>
         <w:t xml:space="preserve"> </w:t>
       </w:r>
       <w:r>
         <w:rPr>
-          <w:sz w:val="36"/>
-          <w:szCs w:val="36"/>
+          <w:sz w:val="28"/>
+          <w:szCs w:val="28"/>
         </w:rPr>
         <w:t>Петя вспомнил, что делал лабораторную</w:t>
       </w:r>
       <w:r>
         <w:rPr>
-          <w:sz w:val="36"/>
-          <w:szCs w:val="36"/>
-        </w:rPr>
-        <w:t xml:space="preserve"> </w:t>
-      </w:r>
-      <w:r>
-        <w:rPr>
-          <w:sz w:val="36"/>
-          <w:szCs w:val="36"/>
-        </w:rPr>
-        <w:t>работу</w:t>
-      </w:r>
-      <w:r>
-        <w:rPr>
-          <w:sz w:val="36"/>
-          <w:szCs w:val="36"/>
+          <w:sz w:val="28"/>
+          <w:szCs w:val="28"/>
+        </w:rPr>
+        <w:t xml:space="preserve"> работу</w:t>
+      </w:r>
+      <w:r>
+        <w:rPr>
+          <w:sz w:val="28"/>
+          <w:szCs w:val="28"/>
         </w:rPr>
         <w:t xml:space="preserve"> по алгосам и как раз написал несколько алгоритмов для поиска пути.</w:t>
       </w:r>
       <w:r>
         <w:rPr>
-          <w:sz w:val="36"/>
-          <w:szCs w:val="36"/>
+          <w:sz w:val="28"/>
+          <w:szCs w:val="28"/>
         </w:rPr>
         <w:t xml:space="preserve"> Он решил протестировать их.</w:t>
       </w:r>
       <w:r>
         <w:rPr>
-          <w:sz w:val="36"/>
-          <w:szCs w:val="36"/>
+          <w:sz w:val="28"/>
+          <w:szCs w:val="28"/>
         </w:rPr>
         <w:t xml:space="preserve"> Петя зашёл в свой гит хаб аккаунт, перекопировал код в онла</w:t>
       </w:r>
       <w:r>
         <w:rPr>
-          <w:sz w:val="36"/>
-          <w:szCs w:val="36"/>
+          <w:sz w:val="28"/>
+          <w:szCs w:val="28"/>
         </w:rPr>
         <w:t>й</w:t>
       </w:r>
       <w:r>
         <w:rPr>
-          <w:sz w:val="36"/>
-          <w:szCs w:val="36"/>
-        </w:rPr>
-        <w:t xml:space="preserve">н компилятор и запустил (он наизусть запомнил координаты </w:t>
-      </w:r>
-      <w:r>
-        <w:rPr>
-          <w:sz w:val="36"/>
-          <w:szCs w:val="36"/>
-        </w:rPr>
-        <w:t>Георгиевск</w:t>
-      </w:r>
-      <w:r>
-        <w:rPr>
-          <w:sz w:val="36"/>
-          <w:szCs w:val="36"/>
-        </w:rPr>
-        <w:t>ого</w:t>
-      </w:r>
-      <w:r>
-        <w:rPr>
-          <w:sz w:val="36"/>
-          <w:szCs w:val="36"/>
-        </w:rPr>
-        <w:t xml:space="preserve"> сквер</w:t>
-      </w:r>
-      <w:r>
-        <w:rPr>
-          <w:sz w:val="36"/>
-          <w:szCs w:val="36"/>
-        </w:rPr>
-        <w:t xml:space="preserve">а, так как долго мучился с лабой, а координаты его дома </w:t>
-      </w:r>
-      <w:r>
-        <w:rPr>
-          <w:sz w:val="36"/>
-          <w:szCs w:val="36"/>
-        </w:rPr>
-        <w:t>“</w:t>
+          <w:sz w:val="28"/>
+          <w:szCs w:val="28"/>
+        </w:rPr>
+        <w:t>н компилятор и запустил (он наизусть запомнил координаты Георгиевского сквера, так как долго мучился с лабой, а координаты его дома “</w:t>
       </w:r>
       <w:hyperlink r:id="rId9" w:history="1">
         <w:r>
           <w:rPr>
             <w:rStyle w:val="a4"/>
             <w:b/>
-            <w:sz w:val="36"/>
-            <w:szCs w:val="36"/>
+            <w:sz w:val="28"/>
+            <w:szCs w:val="28"/>
           </w:rPr>
           <w:t>Пискарёвский проспект, 144 лит АЛ</w:t>
         </w:r>
       </w:hyperlink>
       <w:r>
         <w:rPr>
-          <w:sz w:val="36"/>
-          <w:szCs w:val="36"/>
-        </w:rPr>
-        <w:t xml:space="preserve">” </w:t>
-      </w:r>
-      <w:r>
-        <w:rPr>
-          <w:sz w:val="36"/>
-          <w:szCs w:val="36"/>
-        </w:rPr>
-        <w:t>уже были в коде). Петя увидел, алгоритмы показывают разные результаты.</w:t>
-      </w:r>
-      <w:r>
-        <w:rPr>
-          <w:sz w:val="36"/>
-          <w:szCs w:val="36"/>
+          <w:sz w:val="28"/>
+          <w:szCs w:val="28"/>
+        </w:rPr>
+        <w:t>” уже были в коде). Петя увидел, алгоритмы показывают разные результаты.</w:t>
+      </w:r>
+      <w:r>
+        <w:rPr>
+          <w:sz w:val="28"/>
+          <w:szCs w:val="28"/>
         </w:rPr>
         <w:t xml:space="preserve"> Он стал анализировать.</w:t>
       </w:r>
@@ -821,60 +799,1272 @@
           <w:szCs w:val="36"/>
         </w:rPr>
         <w:lastRenderedPageBreak/>
-        <w:t xml:space="preserve">Сравнение алгоритмов BFS, </w:t>
-      </w:r>
-      <w:r>
+        <w:t>Проверка правильности выполнения алгоритмов</w:t>
+      </w:r>
+    </w:p>
+    <w:p>
+      <w:pPr>
+        <w:rPr>
+          <w:b/>
+          <w:sz w:val="28"/>
+          <w:szCs w:val="28"/>
+        </w:rPr>
+      </w:pPr>
+      <w:r>
+        <w:rPr>
+          <w:b/>
+          <w:sz w:val="28"/>
+          <w:szCs w:val="28"/>
+        </w:rPr>
+        <w:t>Тест 1</w:t>
+      </w:r>
+    </w:p>
+    <w:p>
+      <w:pPr>
+        <w:rPr>
+          <w:sz w:val="36"/>
+          <w:szCs w:val="36"/>
+          <w:lang w:val="en-US"/>
+        </w:rPr>
+      </w:pPr>
+      <w:r>
+        <w:rPr>
+          <w:b/>
+          <w:noProof/>
+          <w:sz w:val="28"/>
+          <w:szCs w:val="28"/>
+        </w:rPr>
+        <w:drawing>
+          <wp:inline distT="0" distB="0" distL="0" distR="0">
+            <wp:extent cx="5411569" cy="4099560"/>
+            <wp:effectExtent l="19050" t="0" r="0" b="0"/>
+            <wp:docPr id="8" name="Рисунок 4"/>
+            <wp:cNvGraphicFramePr>
+              <a:graphicFrameLocks xmlns:a="http://schemas.openxmlformats.org/drawingml/2006/main" noChangeAspect="1"/>
+            </wp:cNvGraphicFramePr>
+            <a:graphic xmlns:a="http://schemas.openxmlformats.org/drawingml/2006/main">
+              <a:graphicData uri="http://schemas.openxmlformats.org/drawingml/2006/picture">
+                <pic:pic xmlns:pic="http://schemas.openxmlformats.org/drawingml/2006/picture">
+                  <pic:nvPicPr>
+                    <pic:cNvPr id="0" name="Picture 4"/>
+                    <pic:cNvPicPr>
+                      <a:picLocks noChangeAspect="1" noChangeArrowheads="1"/>
+                    </pic:cNvPicPr>
+                  </pic:nvPicPr>
+                  <pic:blipFill>
+                    <a:blip r:embed="rId10"/>
+                    <a:srcRect/>
+                    <a:stretch>
+                      <a:fillRect/>
+                    </a:stretch>
+                  </pic:blipFill>
+                  <pic:spPr bwMode="auto">
+                    <a:xfrm>
+                      <a:off x="0" y="0"/>
+                      <a:ext cx="5413209" cy="4100802"/>
+                    </a:xfrm>
+                    <a:prstGeom prst="rect">
+                      <a:avLst/>
+                    </a:prstGeom>
+                    <a:noFill/>
+                    <a:ln w="9525">
+                      <a:noFill/>
+                      <a:miter lim="800000"/>
+                      <a:headEnd/>
+                      <a:tailEnd/>
+                    </a:ln>
+                  </pic:spPr>
+                </pic:pic>
+              </a:graphicData>
+            </a:graphic>
+          </wp:inline>
+        </w:drawing>
+      </w:r>
+    </w:p>
+    <w:p>
+      <w:pPr>
+        <w:rPr>
+          <w:sz w:val="28"/>
+          <w:szCs w:val="28"/>
+        </w:rPr>
+      </w:pPr>
+      <w:r>
+        <w:rPr>
+          <w:sz w:val="28"/>
+          <w:szCs w:val="28"/>
+        </w:rPr>
+        <w:t>Нужно попасть из вершины 1 в вершину 5.</w:t>
+      </w:r>
+    </w:p>
+    <w:p>
+      <w:pPr>
         <w:rPr>
           <w:b/>
           <w:sz w:val="36"/>
           <w:szCs w:val="36"/>
           <w:lang w:val="en-US"/>
         </w:rPr>
-        <w:t>DFS</w:t>
-      </w:r>
-      <w:r>
+      </w:pPr>
+      <w:r>
+        <w:rPr>
+          <w:b/>
+          <w:sz w:val="28"/>
+          <w:szCs w:val="28"/>
+          <w:lang w:val="en-US"/>
+        </w:rPr>
+        <w:t>BFS</w:t>
+      </w:r>
+    </w:p>
+    <w:p>
+      <w:pPr>
         <w:rPr>
           <w:b/>
           <w:sz w:val="36"/>
           <w:szCs w:val="36"/>
-        </w:rPr>
-        <w:t xml:space="preserve"> и Дейкстры</w:t>
-      </w:r>
-    </w:p>
-    <w:p>
-      <w:pPr>
-        <w:rPr>
+          <w:lang w:val="en-US"/>
+        </w:rPr>
+      </w:pPr>
+      <w:r>
+        <w:rPr>
+          <w:b/>
+          <w:noProof/>
           <w:sz w:val="36"/>
           <w:szCs w:val="36"/>
         </w:rPr>
-      </w:pPr>
-      <w:r>
+        <w:drawing>
+          <wp:inline distT="0" distB="0" distL="0" distR="0">
+            <wp:extent cx="1569720" cy="955040"/>
+            <wp:effectExtent l="19050" t="0" r="0" b="0"/>
+            <wp:docPr id="9" name="Рисунок 7"/>
+            <wp:cNvGraphicFramePr>
+              <a:graphicFrameLocks xmlns:a="http://schemas.openxmlformats.org/drawingml/2006/main" noChangeAspect="1"/>
+            </wp:cNvGraphicFramePr>
+            <a:graphic xmlns:a="http://schemas.openxmlformats.org/drawingml/2006/main">
+              <a:graphicData uri="http://schemas.openxmlformats.org/drawingml/2006/picture">
+                <pic:pic xmlns:pic="http://schemas.openxmlformats.org/drawingml/2006/picture">
+                  <pic:nvPicPr>
+                    <pic:cNvPr id="0" name="Picture 7"/>
+                    <pic:cNvPicPr>
+                      <a:picLocks noChangeAspect="1" noChangeArrowheads="1"/>
+                    </pic:cNvPicPr>
+                  </pic:nvPicPr>
+                  <pic:blipFill>
+                    <a:blip r:embed="rId11"/>
+                    <a:srcRect/>
+                    <a:stretch>
+                      <a:fillRect/>
+                    </a:stretch>
+                  </pic:blipFill>
+                  <pic:spPr bwMode="auto">
+                    <a:xfrm>
+                      <a:off x="0" y="0"/>
+                      <a:ext cx="1569720" cy="955040"/>
+                    </a:xfrm>
+                    <a:prstGeom prst="rect">
+                      <a:avLst/>
+                    </a:prstGeom>
+                    <a:noFill/>
+                    <a:ln w="9525">
+                      <a:noFill/>
+                      <a:miter lim="800000"/>
+                      <a:headEnd/>
+                      <a:tailEnd/>
+                    </a:ln>
+                  </pic:spPr>
+                </pic:pic>
+              </a:graphicData>
+            </a:graphic>
+          </wp:inline>
+        </w:drawing>
+      </w:r>
+    </w:p>
+    <w:p>
+      <w:pPr>
+        <w:rPr>
+          <w:sz w:val="28"/>
+          <w:szCs w:val="28"/>
+        </w:rPr>
+      </w:pPr>
+      <w:r>
+        <w:rPr>
+          <w:sz w:val="28"/>
+          <w:szCs w:val="28"/>
+        </w:rPr>
+        <w:t xml:space="preserve">Тест показывает, что алгоритм шёл волной, сначала зайдя в вершины, соседние с 1, а потом в 4 и 5. Так и должен работать </w:t>
+      </w:r>
+      <w:r>
+        <w:rPr>
+          <w:sz w:val="28"/>
+          <w:szCs w:val="28"/>
+          <w:lang w:val="en-US"/>
+        </w:rPr>
+        <w:t>BFS</w:t>
+      </w:r>
+      <w:r>
+        <w:rPr>
+          <w:sz w:val="28"/>
+          <w:szCs w:val="28"/>
+        </w:rPr>
+        <w:t>.</w:t>
+      </w:r>
+    </w:p>
+    <w:p>
+      <w:pPr>
         <w:rPr>
           <w:b/>
           <w:sz w:val="36"/>
           <w:szCs w:val="36"/>
-        </w:rPr>
-        <w:t>BFS</w:t>
-      </w:r>
-      <w:r>
-        <w:rPr>
+          <w:lang w:val="en-US"/>
+        </w:rPr>
+      </w:pPr>
+      <w:r>
+        <w:rPr>
+          <w:b/>
+          <w:noProof/>
           <w:sz w:val="36"/>
           <w:szCs w:val="36"/>
         </w:rPr>
-        <w:t xml:space="preserve"> – поиск в ширину. Отлично подходит, если расстояние от старта до финиша не велико, то есть малое кол-во рёбер.</w:t>
-      </w:r>
-    </w:p>
-    <w:p>
-      <w:pPr>
-        <w:rPr>
+        <w:drawing>
+          <wp:inline distT="0" distB="0" distL="0" distR="0">
+            <wp:extent cx="3754120" cy="304800"/>
+            <wp:effectExtent l="19050" t="0" r="0" b="0"/>
+            <wp:docPr id="13" name="Рисунок 13"/>
+            <wp:cNvGraphicFramePr>
+              <a:graphicFrameLocks xmlns:a="http://schemas.openxmlformats.org/drawingml/2006/main" noChangeAspect="1"/>
+            </wp:cNvGraphicFramePr>
+            <a:graphic xmlns:a="http://schemas.openxmlformats.org/drawingml/2006/main">
+              <a:graphicData uri="http://schemas.openxmlformats.org/drawingml/2006/picture">
+                <pic:pic xmlns:pic="http://schemas.openxmlformats.org/drawingml/2006/picture">
+                  <pic:nvPicPr>
+                    <pic:cNvPr id="0" name="Picture 13"/>
+                    <pic:cNvPicPr>
+                      <a:picLocks noChangeAspect="1" noChangeArrowheads="1"/>
+                    </pic:cNvPicPr>
+                  </pic:nvPicPr>
+                  <pic:blipFill>
+                    <a:blip r:embed="rId12"/>
+                    <a:srcRect/>
+                    <a:stretch>
+                      <a:fillRect/>
+                    </a:stretch>
+                  </pic:blipFill>
+                  <pic:spPr bwMode="auto">
+                    <a:xfrm>
+                      <a:off x="0" y="0"/>
+                      <a:ext cx="3754120" cy="304800"/>
+                    </a:xfrm>
+                    <a:prstGeom prst="rect">
+                      <a:avLst/>
+                    </a:prstGeom>
+                    <a:noFill/>
+                    <a:ln w="9525">
+                      <a:noFill/>
+                      <a:miter lim="800000"/>
+                      <a:headEnd/>
+                      <a:tailEnd/>
+                    </a:ln>
+                  </pic:spPr>
+                </pic:pic>
+              </a:graphicData>
+            </a:graphic>
+          </wp:inline>
+        </w:drawing>
+      </w:r>
+    </w:p>
+    <w:p>
+      <w:pPr>
+        <w:rPr>
+          <w:sz w:val="28"/>
+          <w:szCs w:val="28"/>
+        </w:rPr>
+      </w:pPr>
+      <w:r>
+        <w:rPr>
+          <w:sz w:val="28"/>
+          <w:szCs w:val="28"/>
+        </w:rPr>
+        <w:t>Алгоритм построил путь (1, 3, 5)</w:t>
+      </w:r>
+      <w:r>
+        <w:rPr>
+          <w:sz w:val="28"/>
+          <w:szCs w:val="28"/>
+        </w:rPr>
+        <w:t>. Действительно, это самый короткий путь из вершины 1 в 5, с длинной 3.</w:t>
+      </w:r>
+    </w:p>
+    <w:p>
+      <w:pPr>
+        <w:rPr>
+          <w:sz w:val="28"/>
+          <w:szCs w:val="28"/>
+        </w:rPr>
+      </w:pPr>
+      <w:r>
+        <w:rPr>
+          <w:noProof/>
+          <w:sz w:val="28"/>
+          <w:szCs w:val="28"/>
+        </w:rPr>
+        <w:lastRenderedPageBreak/>
+        <w:drawing>
+          <wp:inline distT="0" distB="0" distL="0" distR="0">
+            <wp:extent cx="5431790" cy="4093794"/>
+            <wp:effectExtent l="19050" t="0" r="0" b="0"/>
+            <wp:docPr id="12" name="Рисунок 3"/>
+            <wp:cNvGraphicFramePr>
+              <a:graphicFrameLocks xmlns:a="http://schemas.openxmlformats.org/drawingml/2006/main" noChangeAspect="1"/>
+            </wp:cNvGraphicFramePr>
+            <a:graphic xmlns:a="http://schemas.openxmlformats.org/drawingml/2006/main">
+              <a:graphicData uri="http://schemas.openxmlformats.org/drawingml/2006/picture">
+                <pic:pic xmlns:pic="http://schemas.openxmlformats.org/drawingml/2006/picture">
+                  <pic:nvPicPr>
+                    <pic:cNvPr id="0" name="Picture 3"/>
+                    <pic:cNvPicPr>
+                      <a:picLocks noChangeAspect="1" noChangeArrowheads="1"/>
+                    </pic:cNvPicPr>
+                  </pic:nvPicPr>
+                  <pic:blipFill>
+                    <a:blip r:embed="rId13"/>
+                    <a:srcRect/>
+                    <a:stretch>
+                      <a:fillRect/>
+                    </a:stretch>
+                  </pic:blipFill>
+                  <pic:spPr bwMode="auto">
+                    <a:xfrm>
+                      <a:off x="0" y="0"/>
+                      <a:ext cx="5432295" cy="4094175"/>
+                    </a:xfrm>
+                    <a:prstGeom prst="rect">
+                      <a:avLst/>
+                    </a:prstGeom>
+                    <a:noFill/>
+                  </pic:spPr>
+                </pic:pic>
+              </a:graphicData>
+            </a:graphic>
+          </wp:inline>
+        </w:drawing>
+      </w:r>
+    </w:p>
+    <w:p>
+      <w:pPr>
+        <w:rPr>
+          <w:sz w:val="28"/>
+          <w:szCs w:val="28"/>
+        </w:rPr>
+      </w:pPr>
+    </w:p>
+    <w:p>
+      <w:pPr>
+        <w:rPr>
+          <w:b/>
+          <w:sz w:val="28"/>
+          <w:szCs w:val="28"/>
+          <w:lang w:val="en-US"/>
+        </w:rPr>
+      </w:pPr>
+      <w:r>
+        <w:rPr>
+          <w:b/>
+          <w:sz w:val="28"/>
+          <w:szCs w:val="28"/>
+          <w:lang w:val="en-US"/>
+        </w:rPr>
+        <w:t>DFS</w:t>
+      </w:r>
+    </w:p>
+    <w:p>
+      <w:pPr>
+        <w:rPr>
+          <w:b/>
           <w:sz w:val="36"/>
           <w:szCs w:val="36"/>
-        </w:rPr>
-      </w:pPr>
-      <w:r>
-        <w:rPr>
+          <w:lang w:val="en-US"/>
+        </w:rPr>
+      </w:pPr>
+      <w:r>
+        <w:rPr>
+          <w:b/>
+          <w:noProof/>
           <w:sz w:val="36"/>
           <w:szCs w:val="36"/>
+        </w:rPr>
+        <w:drawing>
+          <wp:inline distT="0" distB="0" distL="0" distR="0">
+            <wp:extent cx="1610360" cy="650240"/>
+            <wp:effectExtent l="19050" t="0" r="8890" b="0"/>
+            <wp:docPr id="16" name="Рисунок 16"/>
+            <wp:cNvGraphicFramePr>
+              <a:graphicFrameLocks xmlns:a="http://schemas.openxmlformats.org/drawingml/2006/main" noChangeAspect="1"/>
+            </wp:cNvGraphicFramePr>
+            <a:graphic xmlns:a="http://schemas.openxmlformats.org/drawingml/2006/main">
+              <a:graphicData uri="http://schemas.openxmlformats.org/drawingml/2006/picture">
+                <pic:pic xmlns:pic="http://schemas.openxmlformats.org/drawingml/2006/picture">
+                  <pic:nvPicPr>
+                    <pic:cNvPr id="0" name="Picture 16"/>
+                    <pic:cNvPicPr>
+                      <a:picLocks noChangeAspect="1" noChangeArrowheads="1"/>
+                    </pic:cNvPicPr>
+                  </pic:nvPicPr>
+                  <pic:blipFill>
+                    <a:blip r:embed="rId14"/>
+                    <a:srcRect/>
+                    <a:stretch>
+                      <a:fillRect/>
+                    </a:stretch>
+                  </pic:blipFill>
+                  <pic:spPr bwMode="auto">
+                    <a:xfrm>
+                      <a:off x="0" y="0"/>
+                      <a:ext cx="1610360" cy="650240"/>
+                    </a:xfrm>
+                    <a:prstGeom prst="rect">
+                      <a:avLst/>
+                    </a:prstGeom>
+                    <a:noFill/>
+                    <a:ln w="9525">
+                      <a:noFill/>
+                      <a:miter lim="800000"/>
+                      <a:headEnd/>
+                      <a:tailEnd/>
+                    </a:ln>
+                  </pic:spPr>
+                </pic:pic>
+              </a:graphicData>
+            </a:graphic>
+          </wp:inline>
+        </w:drawing>
+      </w:r>
+    </w:p>
+    <w:p>
+      <w:pPr>
+        <w:rPr>
+          <w:sz w:val="28"/>
+          <w:szCs w:val="28"/>
+        </w:rPr>
+      </w:pPr>
+      <w:r>
+        <w:rPr>
+          <w:sz w:val="28"/>
+          <w:szCs w:val="28"/>
+        </w:rPr>
+        <w:t>ДФС пошёл вглубь графа по вершинам 1, 2, 4, 5. Это соответствует ожиданию. (Видимо вершина 4 стояла первой в очереди, поэтому он пошёл в неё, а не в 3)</w:t>
+      </w:r>
+    </w:p>
+    <w:p>
+      <w:pPr>
+        <w:rPr>
+          <w:sz w:val="28"/>
+          <w:szCs w:val="28"/>
+        </w:rPr>
+      </w:pPr>
+      <w:r>
+        <w:rPr>
+          <w:noProof/>
+          <w:sz w:val="28"/>
+          <w:szCs w:val="28"/>
+        </w:rPr>
+        <w:drawing>
+          <wp:inline distT="0" distB="0" distL="0" distR="0">
+            <wp:extent cx="4714240" cy="304800"/>
+            <wp:effectExtent l="19050" t="0" r="0" b="0"/>
+            <wp:docPr id="19" name="Рисунок 19"/>
+            <wp:cNvGraphicFramePr>
+              <a:graphicFrameLocks xmlns:a="http://schemas.openxmlformats.org/drawingml/2006/main" noChangeAspect="1"/>
+            </wp:cNvGraphicFramePr>
+            <a:graphic xmlns:a="http://schemas.openxmlformats.org/drawingml/2006/main">
+              <a:graphicData uri="http://schemas.openxmlformats.org/drawingml/2006/picture">
+                <pic:pic xmlns:pic="http://schemas.openxmlformats.org/drawingml/2006/picture">
+                  <pic:nvPicPr>
+                    <pic:cNvPr id="0" name="Picture 19"/>
+                    <pic:cNvPicPr>
+                      <a:picLocks noChangeAspect="1" noChangeArrowheads="1"/>
+                    </pic:cNvPicPr>
+                  </pic:nvPicPr>
+                  <pic:blipFill>
+                    <a:blip r:embed="rId15"/>
+                    <a:srcRect/>
+                    <a:stretch>
+                      <a:fillRect/>
+                    </a:stretch>
+                  </pic:blipFill>
+                  <pic:spPr bwMode="auto">
+                    <a:xfrm>
+                      <a:off x="0" y="0"/>
+                      <a:ext cx="4714240" cy="304800"/>
+                    </a:xfrm>
+                    <a:prstGeom prst="rect">
+                      <a:avLst/>
+                    </a:prstGeom>
+                    <a:noFill/>
+                    <a:ln w="9525">
+                      <a:noFill/>
+                      <a:miter lim="800000"/>
+                      <a:headEnd/>
+                      <a:tailEnd/>
+                    </a:ln>
+                  </pic:spPr>
+                </pic:pic>
+              </a:graphicData>
+            </a:graphic>
+          </wp:inline>
+        </w:drawing>
+      </w:r>
+    </w:p>
+    <w:p>
+      <w:pPr>
+        <w:rPr>
+          <w:sz w:val="28"/>
+          <w:szCs w:val="28"/>
+        </w:rPr>
+      </w:pPr>
+      <w:r>
+        <w:rPr>
+          <w:sz w:val="28"/>
+          <w:szCs w:val="28"/>
+        </w:rPr>
+        <w:t>Алгоритм показал не самый короткий путь, но тем не менее выполнил задачу поиска маршрута и отработал корректно.</w:t>
+      </w:r>
+    </w:p>
+    <w:p>
+      <w:pPr>
+        <w:rPr>
+          <w:sz w:val="28"/>
+          <w:szCs w:val="28"/>
+        </w:rPr>
+      </w:pPr>
+      <w:r>
+        <w:rPr>
+          <w:noProof/>
+          <w:sz w:val="28"/>
+          <w:szCs w:val="28"/>
+        </w:rPr>
+        <w:lastRenderedPageBreak/>
+        <w:drawing>
+          <wp:inline distT="0" distB="0" distL="0" distR="0">
+            <wp:extent cx="5330190" cy="4021550"/>
+            <wp:effectExtent l="19050" t="0" r="3810" b="0"/>
+            <wp:docPr id="31" name="Рисунок 31"/>
+            <wp:cNvGraphicFramePr>
+              <a:graphicFrameLocks xmlns:a="http://schemas.openxmlformats.org/drawingml/2006/main" noChangeAspect="1"/>
+            </wp:cNvGraphicFramePr>
+            <a:graphic xmlns:a="http://schemas.openxmlformats.org/drawingml/2006/main">
+              <a:graphicData uri="http://schemas.openxmlformats.org/drawingml/2006/picture">
+                <pic:pic xmlns:pic="http://schemas.openxmlformats.org/drawingml/2006/picture">
+                  <pic:nvPicPr>
+                    <pic:cNvPr id="0" name="Picture 31"/>
+                    <pic:cNvPicPr>
+                      <a:picLocks noChangeAspect="1" noChangeArrowheads="1"/>
+                    </pic:cNvPicPr>
+                  </pic:nvPicPr>
+                  <pic:blipFill>
+                    <a:blip r:embed="rId16"/>
+                    <a:srcRect/>
+                    <a:stretch>
+                      <a:fillRect/>
+                    </a:stretch>
+                  </pic:blipFill>
+                  <pic:spPr bwMode="auto">
+                    <a:xfrm>
+                      <a:off x="0" y="0"/>
+                      <a:ext cx="5330190" cy="4021550"/>
+                    </a:xfrm>
+                    <a:prstGeom prst="rect">
+                      <a:avLst/>
+                    </a:prstGeom>
+                    <a:noFill/>
+                    <a:ln w="9525">
+                      <a:noFill/>
+                      <a:miter lim="800000"/>
+                      <a:headEnd/>
+                      <a:tailEnd/>
+                    </a:ln>
+                  </pic:spPr>
+                </pic:pic>
+              </a:graphicData>
+            </a:graphic>
+          </wp:inline>
+        </w:drawing>
+      </w:r>
+    </w:p>
+    <w:p>
+      <w:pPr>
+        <w:rPr>
+          <w:sz w:val="28"/>
+          <w:szCs w:val="28"/>
+        </w:rPr>
+      </w:pPr>
+    </w:p>
+    <w:p>
+      <w:pPr>
+        <w:rPr>
+          <w:b/>
+          <w:sz w:val="28"/>
+          <w:szCs w:val="28"/>
+        </w:rPr>
+      </w:pPr>
+      <w:r>
+        <w:rPr>
+          <w:b/>
+          <w:sz w:val="28"/>
+          <w:szCs w:val="28"/>
+        </w:rPr>
+        <w:t>Алгоритм дейкстры</w:t>
+      </w:r>
+    </w:p>
+    <w:p>
+      <w:pPr>
+        <w:rPr>
+          <w:sz w:val="28"/>
+          <w:szCs w:val="28"/>
+        </w:rPr>
+      </w:pPr>
+      <w:r>
+        <w:rPr>
+          <w:noProof/>
+          <w:sz w:val="28"/>
+          <w:szCs w:val="28"/>
+        </w:rPr>
+        <w:drawing>
+          <wp:inline distT="0" distB="0" distL="0" distR="0">
+            <wp:extent cx="4399280" cy="640080"/>
+            <wp:effectExtent l="19050" t="0" r="1270" b="0"/>
+            <wp:docPr id="22" name="Рисунок 22"/>
+            <wp:cNvGraphicFramePr>
+              <a:graphicFrameLocks xmlns:a="http://schemas.openxmlformats.org/drawingml/2006/main" noChangeAspect="1"/>
+            </wp:cNvGraphicFramePr>
+            <a:graphic xmlns:a="http://schemas.openxmlformats.org/drawingml/2006/main">
+              <a:graphicData uri="http://schemas.openxmlformats.org/drawingml/2006/picture">
+                <pic:pic xmlns:pic="http://schemas.openxmlformats.org/drawingml/2006/picture">
+                  <pic:nvPicPr>
+                    <pic:cNvPr id="0" name="Picture 22"/>
+                    <pic:cNvPicPr>
+                      <a:picLocks noChangeAspect="1" noChangeArrowheads="1"/>
+                    </pic:cNvPicPr>
+                  </pic:nvPicPr>
+                  <pic:blipFill>
+                    <a:blip r:embed="rId17"/>
+                    <a:srcRect/>
+                    <a:stretch>
+                      <a:fillRect/>
+                    </a:stretch>
+                  </pic:blipFill>
+                  <pic:spPr bwMode="auto">
+                    <a:xfrm>
+                      <a:off x="0" y="0"/>
+                      <a:ext cx="4399280" cy="640080"/>
+                    </a:xfrm>
+                    <a:prstGeom prst="rect">
+                      <a:avLst/>
+                    </a:prstGeom>
+                    <a:noFill/>
+                    <a:ln w="9525">
+                      <a:noFill/>
+                      <a:miter lim="800000"/>
+                      <a:headEnd/>
+                      <a:tailEnd/>
+                    </a:ln>
+                  </pic:spPr>
+                </pic:pic>
+              </a:graphicData>
+            </a:graphic>
+          </wp:inline>
+        </w:drawing>
+      </w:r>
+    </w:p>
+    <w:p>
+      <w:pPr>
+        <w:rPr>
+          <w:sz w:val="28"/>
+          <w:szCs w:val="28"/>
+        </w:rPr>
+      </w:pPr>
+      <w:r>
+        <w:rPr>
+          <w:sz w:val="28"/>
+          <w:szCs w:val="28"/>
+        </w:rPr>
+        <w:t>Дейкстра</w:t>
+      </w:r>
+      <w:r>
+        <w:rPr>
+          <w:sz w:val="28"/>
+          <w:szCs w:val="28"/>
+        </w:rPr>
+        <w:t xml:space="preserve"> всегда</w:t>
+      </w:r>
+      <w:r>
+        <w:rPr>
+          <w:sz w:val="28"/>
+          <w:szCs w:val="28"/>
+        </w:rPr>
+        <w:t xml:space="preserve"> </w:t>
+      </w:r>
+      <w:r>
+        <w:rPr>
+          <w:sz w:val="28"/>
+          <w:szCs w:val="28"/>
+        </w:rPr>
+        <w:t>выбирает кротчайшие пути. Это можно увидеть и в данном тесте</w:t>
+      </w:r>
+      <w:r>
+        <w:rPr>
+          <w:sz w:val="28"/>
+          <w:szCs w:val="28"/>
+        </w:rPr>
+        <w:t>:</w:t>
+      </w:r>
+    </w:p>
+    <w:p>
+      <w:pPr>
+        <w:rPr>
+          <w:sz w:val="28"/>
+          <w:szCs w:val="28"/>
+        </w:rPr>
+      </w:pPr>
+      <w:r>
+        <w:rPr>
+          <w:sz w:val="28"/>
+          <w:szCs w:val="28"/>
+        </w:rPr>
+        <w:t>Сначала алгоритм пошёл из 1 в 2, так как это ребро меньше чем из 1 в 3.</w:t>
+      </w:r>
+    </w:p>
+    <w:p>
+      <w:pPr>
+        <w:rPr>
+          <w:sz w:val="28"/>
+          <w:szCs w:val="28"/>
+        </w:rPr>
+      </w:pPr>
+      <w:r>
+        <w:rPr>
+          <w:sz w:val="28"/>
+          <w:szCs w:val="28"/>
+        </w:rPr>
+        <w:t xml:space="preserve">После этого он выбрал ребро соединяющее 1 и 3, так как 2 </w:t>
+      </w:r>
+      <w:r>
+        <w:rPr>
+          <w:sz w:val="28"/>
+          <w:szCs w:val="28"/>
+        </w:rPr>
+        <w:t>&lt; 3 &lt; 4.</w:t>
+      </w:r>
+    </w:p>
+    <w:p>
+      <w:pPr>
+        <w:rPr>
+          <w:sz w:val="28"/>
+          <w:szCs w:val="28"/>
+        </w:rPr>
+      </w:pPr>
+      <w:r>
+        <w:rPr>
+          <w:sz w:val="28"/>
+          <w:szCs w:val="28"/>
+        </w:rPr>
+        <w:t>И наконец, он пошёл из 3 в 5 по ребру с весом 1, записав дистанцию как 2+1=3.</w:t>
+      </w:r>
+    </w:p>
+    <w:p>
+      <w:pPr>
+        <w:rPr>
+          <w:sz w:val="28"/>
+          <w:szCs w:val="28"/>
+        </w:rPr>
+      </w:pPr>
+      <w:r>
+        <w:rPr>
+          <w:noProof/>
+          <w:sz w:val="28"/>
+          <w:szCs w:val="28"/>
+        </w:rPr>
+        <w:drawing>
+          <wp:inline distT="0" distB="0" distL="0" distR="0">
+            <wp:extent cx="4201160" cy="325120"/>
+            <wp:effectExtent l="19050" t="0" r="8890" b="0"/>
+            <wp:docPr id="25" name="Рисунок 25"/>
+            <wp:cNvGraphicFramePr>
+              <a:graphicFrameLocks xmlns:a="http://schemas.openxmlformats.org/drawingml/2006/main" noChangeAspect="1"/>
+            </wp:cNvGraphicFramePr>
+            <a:graphic xmlns:a="http://schemas.openxmlformats.org/drawingml/2006/main">
+              <a:graphicData uri="http://schemas.openxmlformats.org/drawingml/2006/picture">
+                <pic:pic xmlns:pic="http://schemas.openxmlformats.org/drawingml/2006/picture">
+                  <pic:nvPicPr>
+                    <pic:cNvPr id="0" name="Picture 25"/>
+                    <pic:cNvPicPr>
+                      <a:picLocks noChangeAspect="1" noChangeArrowheads="1"/>
+                    </pic:cNvPicPr>
+                  </pic:nvPicPr>
+                  <pic:blipFill>
+                    <a:blip r:embed="rId18"/>
+                    <a:srcRect/>
+                    <a:stretch>
+                      <a:fillRect/>
+                    </a:stretch>
+                  </pic:blipFill>
+                  <pic:spPr bwMode="auto">
+                    <a:xfrm>
+                      <a:off x="0" y="0"/>
+                      <a:ext cx="4201160" cy="325120"/>
+                    </a:xfrm>
+                    <a:prstGeom prst="rect">
+                      <a:avLst/>
+                    </a:prstGeom>
+                    <a:noFill/>
+                    <a:ln w="9525">
+                      <a:noFill/>
+                      <a:miter lim="800000"/>
+                      <a:headEnd/>
+                      <a:tailEnd/>
+                    </a:ln>
+                  </pic:spPr>
+                </pic:pic>
+              </a:graphicData>
+            </a:graphic>
+          </wp:inline>
+        </w:drawing>
+      </w:r>
+    </w:p>
+    <w:p>
+      <w:pPr>
+        <w:rPr>
+          <w:sz w:val="28"/>
+          <w:szCs w:val="28"/>
+        </w:rPr>
+      </w:pPr>
+      <w:r>
+        <w:rPr>
+          <w:sz w:val="28"/>
+          <w:szCs w:val="28"/>
+        </w:rPr>
+        <w:t>Таким образом, алгоритм отработал абсолютно корректно, найдя самый короткий маршрут по весу.</w:t>
+      </w:r>
+    </w:p>
+    <w:p>
+      <w:pPr>
+        <w:rPr>
+          <w:sz w:val="28"/>
+          <w:szCs w:val="28"/>
+        </w:rPr>
+      </w:pPr>
+      <w:r>
+        <w:rPr>
+          <w:noProof/>
+          <w:sz w:val="28"/>
+          <w:szCs w:val="28"/>
+        </w:rPr>
+        <w:lastRenderedPageBreak/>
+        <w:drawing>
+          <wp:inline distT="0" distB="0" distL="0" distR="0">
+            <wp:extent cx="5274310" cy="4259464"/>
+            <wp:effectExtent l="19050" t="0" r="2540" b="0"/>
+            <wp:docPr id="11" name="Рисунок 2"/>
+            <wp:cNvGraphicFramePr>
+              <a:graphicFrameLocks xmlns:a="http://schemas.openxmlformats.org/drawingml/2006/main" noChangeAspect="1"/>
+            </wp:cNvGraphicFramePr>
+            <a:graphic xmlns:a="http://schemas.openxmlformats.org/drawingml/2006/main">
+              <a:graphicData uri="http://schemas.openxmlformats.org/drawingml/2006/picture">
+                <pic:pic xmlns:pic="http://schemas.openxmlformats.org/drawingml/2006/picture">
+                  <pic:nvPicPr>
+                    <pic:cNvPr id="0" name="Picture 2"/>
+                    <pic:cNvPicPr>
+                      <a:picLocks noChangeAspect="1" noChangeArrowheads="1"/>
+                    </pic:cNvPicPr>
+                  </pic:nvPicPr>
+                  <pic:blipFill>
+                    <a:blip r:embed="rId19"/>
+                    <a:srcRect/>
+                    <a:stretch>
+                      <a:fillRect/>
+                    </a:stretch>
+                  </pic:blipFill>
+                  <pic:spPr bwMode="auto">
+                    <a:xfrm>
+                      <a:off x="0" y="0"/>
+                      <a:ext cx="5273732" cy="4258997"/>
+                    </a:xfrm>
+                    <a:prstGeom prst="rect">
+                      <a:avLst/>
+                    </a:prstGeom>
+                    <a:noFill/>
+                  </pic:spPr>
+                </pic:pic>
+              </a:graphicData>
+            </a:graphic>
+          </wp:inline>
+        </w:drawing>
+      </w:r>
+    </w:p>
+    <w:p>
+      <w:pPr>
+        <w:rPr>
+          <w:sz w:val="28"/>
+          <w:szCs w:val="28"/>
+        </w:rPr>
+      </w:pPr>
+    </w:p>
+    <w:p>
+      <w:pPr>
+        <w:rPr>
+          <w:sz w:val="28"/>
+          <w:szCs w:val="28"/>
+        </w:rPr>
+      </w:pPr>
+      <w:r>
+        <w:rPr>
+          <w:sz w:val="28"/>
+          <w:szCs w:val="28"/>
+        </w:rPr>
+        <w:t>Алгоритмы прошли ещё 2 дополнительных теста. На графах с 5-ю и с 10-ю вершинами.</w:t>
+      </w:r>
+    </w:p>
+    <w:p>
+      <w:pPr>
+        <w:rPr>
+          <w:sz w:val="28"/>
+          <w:szCs w:val="28"/>
+        </w:rPr>
+      </w:pPr>
+      <w:r>
+        <w:rPr>
+          <w:noProof/>
+          <w:sz w:val="28"/>
+          <w:szCs w:val="28"/>
+        </w:rPr>
+        <w:drawing>
+          <wp:inline distT="0" distB="0" distL="0" distR="0">
+            <wp:extent cx="4465320" cy="599440"/>
+            <wp:effectExtent l="19050" t="0" r="0" b="0"/>
+            <wp:docPr id="34" name="Рисунок 34"/>
+            <wp:cNvGraphicFramePr>
+              <a:graphicFrameLocks xmlns:a="http://schemas.openxmlformats.org/drawingml/2006/main" noChangeAspect="1"/>
+            </wp:cNvGraphicFramePr>
+            <a:graphic xmlns:a="http://schemas.openxmlformats.org/drawingml/2006/main">
+              <a:graphicData uri="http://schemas.openxmlformats.org/drawingml/2006/picture">
+                <pic:pic xmlns:pic="http://schemas.openxmlformats.org/drawingml/2006/picture">
+                  <pic:nvPicPr>
+                    <pic:cNvPr id="0" name="Picture 34"/>
+                    <pic:cNvPicPr>
+                      <a:picLocks noChangeAspect="1" noChangeArrowheads="1"/>
+                    </pic:cNvPicPr>
+                  </pic:nvPicPr>
+                  <pic:blipFill>
+                    <a:blip r:embed="rId20"/>
+                    <a:srcRect/>
+                    <a:stretch>
+                      <a:fillRect/>
+                    </a:stretch>
+                  </pic:blipFill>
+                  <pic:spPr bwMode="auto">
+                    <a:xfrm>
+                      <a:off x="0" y="0"/>
+                      <a:ext cx="4465320" cy="599440"/>
+                    </a:xfrm>
+                    <a:prstGeom prst="rect">
+                      <a:avLst/>
+                    </a:prstGeom>
+                    <a:noFill/>
+                    <a:ln w="9525">
+                      <a:noFill/>
+                      <a:miter lim="800000"/>
+                      <a:headEnd/>
+                      <a:tailEnd/>
+                    </a:ln>
+                  </pic:spPr>
+                </pic:pic>
+              </a:graphicData>
+            </a:graphic>
+          </wp:inline>
+        </w:drawing>
+      </w:r>
+    </w:p>
+    <w:p>
+      <w:pPr>
+        <w:rPr>
+          <w:sz w:val="28"/>
+          <w:szCs w:val="28"/>
+        </w:rPr>
+      </w:pPr>
+      <w:r>
+        <w:rPr>
+          <w:sz w:val="28"/>
+          <w:szCs w:val="28"/>
+        </w:rPr>
+        <w:t>Код к этим тестам находится в гит хабе.</w:t>
+      </w:r>
+    </w:p>
+    <w:p>
+      <w:pPr>
+        <w:rPr>
+          <w:sz w:val="28"/>
+          <w:szCs w:val="28"/>
+        </w:rPr>
+      </w:pPr>
+    </w:p>
+    <w:p>
+      <w:pPr>
+        <w:rPr>
+          <w:sz w:val="28"/>
+          <w:szCs w:val="28"/>
+        </w:rPr>
+      </w:pPr>
+      <w:r>
+        <w:rPr>
+          <w:sz w:val="28"/>
+          <w:szCs w:val="28"/>
+        </w:rPr>
+        <w:t>Таким образом, тесты показывают</w:t>
+      </w:r>
+      <w:r>
+        <w:rPr>
+          <w:sz w:val="28"/>
+          <w:szCs w:val="28"/>
+        </w:rPr>
+        <w:t>,</w:t>
+      </w:r>
+      <w:r>
+        <w:rPr>
+          <w:sz w:val="28"/>
+          <w:szCs w:val="28"/>
+        </w:rPr>
+        <w:t xml:space="preserve"> что алгоритмы работают корректно.</w:t>
+      </w:r>
+    </w:p>
+    <w:p>
+      <w:pPr>
+        <w:rPr>
+          <w:sz w:val="28"/>
+          <w:szCs w:val="28"/>
+        </w:rPr>
+      </w:pPr>
+      <w:r>
+        <w:rPr>
+          <w:sz w:val="28"/>
+          <w:szCs w:val="28"/>
+        </w:rPr>
+        <w:t>Алгоритм</w:t>
+      </w:r>
+      <w:r>
+        <w:rPr>
+          <w:b/>
+          <w:sz w:val="28"/>
+          <w:szCs w:val="28"/>
+        </w:rPr>
+        <w:t xml:space="preserve"> </w:t>
+      </w:r>
+      <w:r>
+        <w:rPr>
+          <w:b/>
+          <w:sz w:val="28"/>
+          <w:szCs w:val="28"/>
+          <w:lang w:val="en-US"/>
+        </w:rPr>
+        <w:t>BFS</w:t>
+      </w:r>
+      <w:r>
+        <w:rPr>
+          <w:sz w:val="28"/>
+          <w:szCs w:val="28"/>
+        </w:rPr>
+        <w:t xml:space="preserve"> </w:t>
+      </w:r>
+      <w:r>
+        <w:rPr>
+          <w:sz w:val="28"/>
+          <w:szCs w:val="28"/>
+        </w:rPr>
+        <w:t>каждый раз выбирает ближайшего соседа и идёт к нему</w:t>
+      </w:r>
+      <w:r>
+        <w:rPr>
+          <w:sz w:val="28"/>
+          <w:szCs w:val="28"/>
+        </w:rPr>
+        <w:t>.</w:t>
+      </w:r>
+    </w:p>
+    <w:p>
+      <w:pPr>
+        <w:rPr>
+          <w:sz w:val="28"/>
+          <w:szCs w:val="28"/>
+        </w:rPr>
+      </w:pPr>
+      <w:r>
+        <w:rPr>
+          <w:sz w:val="28"/>
+          <w:szCs w:val="28"/>
+        </w:rPr>
+        <w:t>Алгоритм</w:t>
+      </w:r>
+      <w:r>
+        <w:rPr>
+          <w:b/>
+          <w:sz w:val="28"/>
+          <w:szCs w:val="28"/>
+        </w:rPr>
+        <w:t xml:space="preserve"> </w:t>
+      </w:r>
+      <w:r>
+        <w:rPr>
+          <w:b/>
+          <w:sz w:val="28"/>
+          <w:szCs w:val="28"/>
+          <w:lang w:val="en-US"/>
+        </w:rPr>
+        <w:t>DFS</w:t>
+      </w:r>
+      <w:r>
+        <w:rPr>
+          <w:sz w:val="28"/>
+          <w:szCs w:val="28"/>
+        </w:rPr>
+        <w:t xml:space="preserve"> </w:t>
+      </w:r>
+      <w:r>
+        <w:rPr>
+          <w:sz w:val="28"/>
+          <w:szCs w:val="28"/>
+        </w:rPr>
+        <w:t>идёт вглубь графа, пока не найдёт нужную вершину.</w:t>
+      </w:r>
+    </w:p>
+    <w:p>
+      <w:pPr>
+        <w:rPr>
+          <w:sz w:val="28"/>
+          <w:szCs w:val="28"/>
+        </w:rPr>
+      </w:pPr>
+      <w:r>
+        <w:rPr>
+          <w:sz w:val="28"/>
+          <w:szCs w:val="28"/>
+        </w:rPr>
+        <w:t>Алгоритм</w:t>
+      </w:r>
+      <w:r>
+        <w:rPr>
+          <w:b/>
+          <w:sz w:val="28"/>
+          <w:szCs w:val="28"/>
+        </w:rPr>
+        <w:t xml:space="preserve"> </w:t>
+      </w:r>
+      <w:r>
+        <w:rPr>
+          <w:b/>
+          <w:sz w:val="28"/>
+          <w:szCs w:val="28"/>
+          <w:lang w:val="en-US"/>
+        </w:rPr>
+        <w:t>Dijkstra</w:t>
+      </w:r>
+      <w:r>
+        <w:rPr>
+          <w:sz w:val="28"/>
+          <w:szCs w:val="28"/>
+        </w:rPr>
+        <w:t xml:space="preserve"> </w:t>
+      </w:r>
+      <w:r>
+        <w:rPr>
+          <w:sz w:val="28"/>
+          <w:szCs w:val="28"/>
+        </w:rPr>
+        <w:t>каждый раз выбирает самые маленькие по весу рёбра.</w:t>
+      </w:r>
+    </w:p>
+    <w:p>
+      <w:pPr>
+        <w:rPr>
+          <w:b/>
+          <w:sz w:val="36"/>
+          <w:szCs w:val="36"/>
+        </w:rPr>
+      </w:pPr>
+      <w:r>
+        <w:rPr>
+          <w:b/>
+          <w:sz w:val="36"/>
+          <w:szCs w:val="36"/>
+        </w:rPr>
+        <w:br w:type="page"/>
+      </w:r>
+    </w:p>
+    <w:p>
+      <w:pPr>
+        <w:rPr>
+          <w:b/>
+          <w:sz w:val="36"/>
+          <w:szCs w:val="36"/>
+        </w:rPr>
+      </w:pPr>
+      <w:r>
+        <w:rPr>
+          <w:b/>
+          <w:sz w:val="36"/>
+          <w:szCs w:val="36"/>
+        </w:rPr>
+        <w:lastRenderedPageBreak/>
+        <w:t xml:space="preserve">Сравнение алгоритмов BFS, </w:t>
+      </w:r>
+      <w:r>
+        <w:rPr>
+          <w:b/>
+          <w:sz w:val="36"/>
+          <w:szCs w:val="36"/>
+          <w:lang w:val="en-US"/>
+        </w:rPr>
+        <w:t>DFS</w:t>
+      </w:r>
+      <w:r>
+        <w:rPr>
+          <w:b/>
+          <w:sz w:val="36"/>
+          <w:szCs w:val="36"/>
+        </w:rPr>
+        <w:t xml:space="preserve"> и Дейкстры</w:t>
+      </w:r>
+    </w:p>
+    <w:p>
+      <w:pPr>
+        <w:rPr>
+          <w:sz w:val="28"/>
+          <w:szCs w:val="28"/>
+        </w:rPr>
+      </w:pPr>
+      <w:r>
+        <w:rPr>
+          <w:b/>
+          <w:sz w:val="28"/>
+          <w:szCs w:val="28"/>
+        </w:rPr>
+        <w:t>BFS</w:t>
+      </w:r>
+      <w:r>
+        <w:rPr>
+          <w:sz w:val="28"/>
+          <w:szCs w:val="28"/>
+        </w:rPr>
+        <w:t xml:space="preserve"> – поиск в ширину. Отлично подходит, если расстояние от старта до финиша не велико, то есть малое кол-во рёбер.</w:t>
+      </w:r>
+    </w:p>
+    <w:p>
+      <w:pPr>
+        <w:rPr>
+          <w:sz w:val="28"/>
+          <w:szCs w:val="28"/>
+        </w:rPr>
+      </w:pPr>
+      <w:r>
+        <w:rPr>
+          <w:sz w:val="28"/>
+          <w:szCs w:val="28"/>
         </w:rPr>
         <w:t>Не использует веса рёбер, ищет кратчайший путь. Работает быстро (зависит от кол-ва рёбер от начала до конца).</w:t>
       </w:r>
@@ -910,7 +2100,7 @@
                     </pic:cNvPicPr>
                   </pic:nvPicPr>
                   <pic:blipFill>
-                    <a:blip r:embed="rId10"/>
+                    <a:blip r:embed="rId21"/>
                     <a:srcRect/>
                     <a:stretch>
                       <a:fillRect/>
@@ -942,143 +2132,115 @@
     <w:p>
       <w:pPr>
         <w:rPr>
-          <w:sz w:val="36"/>
-          <w:szCs w:val="36"/>
-        </w:rPr>
-      </w:pPr>
-      <w:r>
-        <w:rPr>
-          <w:sz w:val="36"/>
-          <w:szCs w:val="36"/>
+          <w:sz w:val="28"/>
+          <w:szCs w:val="28"/>
+        </w:rPr>
+      </w:pPr>
+      <w:r>
+        <w:rPr>
+          <w:sz w:val="28"/>
+          <w:szCs w:val="28"/>
         </w:rPr>
         <w:t xml:space="preserve">В данном примере </w:t>
       </w:r>
       <w:r>
         <w:rPr>
-          <w:sz w:val="36"/>
-          <w:szCs w:val="36"/>
+          <w:sz w:val="28"/>
+          <w:szCs w:val="28"/>
           <w:lang w:val="en-US"/>
         </w:rPr>
         <w:t>BFS</w:t>
       </w:r>
       <w:r>
         <w:rPr>
-          <w:sz w:val="36"/>
-          <w:szCs w:val="36"/>
+          <w:sz w:val="28"/>
+          <w:szCs w:val="28"/>
+        </w:rPr>
+        <w:t xml:space="preserve"> нашёл путь за 0.263699 секунд.</w:t>
+      </w:r>
+    </w:p>
+    <w:p>
+      <w:pPr>
+        <w:rPr>
+          <w:sz w:val="28"/>
+          <w:szCs w:val="28"/>
+        </w:rPr>
+      </w:pPr>
+    </w:p>
+    <w:p>
+      <w:pPr>
+        <w:rPr>
+          <w:sz w:val="28"/>
+          <w:szCs w:val="28"/>
+        </w:rPr>
+      </w:pPr>
+    </w:p>
+    <w:p>
+      <w:pPr>
+        <w:rPr>
+          <w:sz w:val="28"/>
+          <w:szCs w:val="28"/>
+        </w:rPr>
+      </w:pPr>
+      <w:r>
+        <w:rPr>
+          <w:b/>
+          <w:sz w:val="28"/>
+          <w:szCs w:val="28"/>
+          <w:lang w:val="en-US"/>
+        </w:rPr>
+        <w:t>DFS</w:t>
+      </w:r>
+      <w:r>
+        <w:rPr>
+          <w:b/>
+          <w:sz w:val="28"/>
+          <w:szCs w:val="28"/>
         </w:rPr>
         <w:t xml:space="preserve"> </w:t>
       </w:r>
       <w:r>
         <w:rPr>
-          <w:sz w:val="36"/>
-          <w:szCs w:val="36"/>
-        </w:rPr>
-        <w:t xml:space="preserve">нашёл путь за </w:t>
-      </w:r>
-      <w:r>
-        <w:rPr>
-          <w:sz w:val="36"/>
-          <w:szCs w:val="36"/>
-        </w:rPr>
-        <w:t>0.263699</w:t>
-      </w:r>
-      <w:r>
-        <w:rPr>
-          <w:sz w:val="36"/>
-          <w:szCs w:val="36"/>
-        </w:rPr>
-        <w:t xml:space="preserve"> секунд.</w:t>
-      </w:r>
-    </w:p>
-    <w:p>
-      <w:pPr>
-        <w:rPr>
-          <w:sz w:val="36"/>
-          <w:szCs w:val="36"/>
-        </w:rPr>
-      </w:pPr>
-    </w:p>
-    <w:p>
-      <w:pPr>
-        <w:rPr>
-          <w:sz w:val="36"/>
-          <w:szCs w:val="36"/>
-        </w:rPr>
-      </w:pPr>
-    </w:p>
-    <w:p>
-      <w:pPr>
-        <w:rPr>
-          <w:sz w:val="36"/>
-          <w:szCs w:val="36"/>
-        </w:rPr>
-      </w:pPr>
-      <w:r>
-        <w:rPr>
-          <w:b/>
-          <w:sz w:val="36"/>
-          <w:szCs w:val="36"/>
-          <w:lang w:val="en-US"/>
-        </w:rPr>
-        <w:t>DFS</w:t>
-      </w:r>
-      <w:r>
-        <w:rPr>
-          <w:b/>
-          <w:sz w:val="36"/>
-          <w:szCs w:val="36"/>
-        </w:rPr>
-        <w:t xml:space="preserve"> </w:t>
-      </w:r>
-      <w:r>
-        <w:rPr>
-          <w:sz w:val="36"/>
-          <w:szCs w:val="36"/>
+          <w:sz w:val="28"/>
+          <w:szCs w:val="28"/>
         </w:rPr>
         <w:t xml:space="preserve">– поиск в глубину. </w:t>
       </w:r>
       <w:r>
         <w:rPr>
-          <w:sz w:val="36"/>
-          <w:szCs w:val="36"/>
+          <w:sz w:val="28"/>
+          <w:szCs w:val="28"/>
         </w:rPr>
         <w:t xml:space="preserve">В отличие от </w:t>
       </w:r>
       <w:r>
         <w:rPr>
-          <w:sz w:val="36"/>
-          <w:szCs w:val="36"/>
+          <w:sz w:val="28"/>
+          <w:szCs w:val="28"/>
           <w:lang w:val="en-US"/>
         </w:rPr>
         <w:t>BFS</w:t>
       </w:r>
       <w:r>
         <w:rPr>
-          <w:sz w:val="36"/>
-          <w:szCs w:val="36"/>
-        </w:rPr>
-        <w:t xml:space="preserve"> </w:t>
-      </w:r>
-      <w:r>
-        <w:rPr>
-          <w:sz w:val="36"/>
-          <w:szCs w:val="36"/>
-        </w:rPr>
-        <w:t>ищет хоть какой-то путь до пункта назначения. Подойдёт для глубоких графов или иных целей (например, поиск циклов в графе).</w:t>
-      </w:r>
-    </w:p>
-    <w:p>
-      <w:pPr>
-        <w:rPr>
-          <w:sz w:val="36"/>
-          <w:szCs w:val="36"/>
+          <w:sz w:val="28"/>
+          <w:szCs w:val="28"/>
+        </w:rPr>
+        <w:t xml:space="preserve"> ищет хоть какой-то путь до пункта назначения. Подойдёт для глубоких графов или иных целей (например, поиск циклов в графе).</w:t>
+      </w:r>
+    </w:p>
+    <w:p>
+      <w:pPr>
+        <w:rPr>
+          <w:sz w:val="28"/>
+          <w:szCs w:val="28"/>
         </w:rPr>
       </w:pPr>
       <w:r>
         <w:rPr>
           <w:noProof/>
-          <w:sz w:val="36"/>
-          <w:szCs w:val="36"/>
+          <w:sz w:val="28"/>
+          <w:szCs w:val="28"/>
         </w:rPr>
         <w:drawing>
           <wp:inline distT="0" distB="0" distL="0" distR="0">
@@ -1098,7 +2260,7 @@
                     </pic:cNvPicPr>
                   </pic:nvPicPr>
                   <pic:blipFill>
-                    <a:blip r:embed="rId11"/>
+                    <a:blip r:embed="rId22"/>
                     <a:srcRect/>
                     <a:stretch>
                       <a:fillRect/>
@@ -1130,30 +2292,31 @@
     <w:p>
       <w:pPr>
         <w:rPr>
-          <w:sz w:val="22"/>
-          <w:szCs w:val="22"/>
-        </w:rPr>
-      </w:pPr>
-      <w:r>
-        <w:rPr>
-          <w:sz w:val="22"/>
-          <w:szCs w:val="22"/>
-        </w:rPr>
-        <w:t>(</w:t>
-      </w:r>
-      <w:r>
-        <w:rPr>
-          <w:sz w:val="22"/>
-          <w:szCs w:val="22"/>
-        </w:rPr>
-        <w:t>путь</w:t>
-      </w:r>
-      <w:r>
-        <w:rPr>
-          <w:sz w:val="22"/>
-          <w:szCs w:val="22"/>
-        </w:rPr>
-        <w:t xml:space="preserve"> был скрыт из-за огромного размера)</w:t>
+          <w:sz w:val="28"/>
+          <w:szCs w:val="28"/>
+        </w:rPr>
+      </w:pPr>
+      <w:r>
+        <w:rPr>
+          <w:sz w:val="28"/>
+          <w:szCs w:val="28"/>
+        </w:rPr>
+        <w:t>(путь был скрыт из-за огромного размера)</w:t>
+      </w:r>
+    </w:p>
+    <w:p>
+      <w:pPr>
+        <w:rPr>
+          <w:sz w:val="28"/>
+          <w:szCs w:val="28"/>
+        </w:rPr>
+      </w:pPr>
+      <w:r>
+        <w:rPr>
+          <w:sz w:val="28"/>
+          <w:szCs w:val="28"/>
+        </w:rPr>
+        <w:t>Алгоритм выдал Пете огромный маршрут вдоль всего города, что явно не подходит для выполнения задачи – побыстрее попасть домой.</w:t>
       </w:r>
     </w:p>
     <w:p>
@@ -1163,109 +2326,71 @@
           <w:szCs w:val="36"/>
         </w:rPr>
       </w:pPr>
-      <w:r>
+    </w:p>
+    <w:p>
+      <w:pPr>
         <w:rPr>
           <w:sz w:val="36"/>
           <w:szCs w:val="36"/>
         </w:rPr>
-        <w:t>Алгоритм выдал Пете огромный маршрут вдоль всего города, что явно не подходит для выполнения задачи – побыстрее попасть домой.</w:t>
-      </w:r>
-    </w:p>
-    <w:p>
-      <w:pPr>
-        <w:rPr>
-          <w:sz w:val="36"/>
-          <w:szCs w:val="36"/>
-        </w:rPr>
-      </w:pPr>
-    </w:p>
-    <w:p>
-      <w:pPr>
-        <w:rPr>
-          <w:sz w:val="36"/>
-          <w:szCs w:val="36"/>
-        </w:rPr>
-      </w:pPr>
-    </w:p>
-    <w:p>
-      <w:pPr>
-        <w:rPr>
-          <w:sz w:val="36"/>
-          <w:szCs w:val="36"/>
+      </w:pPr>
+    </w:p>
+    <w:p>
+      <w:pPr>
+        <w:rPr>
+          <w:sz w:val="28"/>
+          <w:szCs w:val="28"/>
         </w:rPr>
       </w:pPr>
       <w:r>
         <w:rPr>
           <w:b/>
-          <w:sz w:val="36"/>
-          <w:szCs w:val="36"/>
-        </w:rPr>
-        <w:lastRenderedPageBreak/>
-        <w:t>Дейкстр</w:t>
-      </w:r>
-      <w:r>
-        <w:rPr>
-          <w:b/>
-          <w:sz w:val="36"/>
-          <w:szCs w:val="36"/>
-        </w:rPr>
-        <w:t xml:space="preserve">а </w:t>
-      </w:r>
-      <w:r>
-        <w:rPr>
-          <w:sz w:val="36"/>
-          <w:szCs w:val="36"/>
+          <w:sz w:val="28"/>
+          <w:szCs w:val="28"/>
+        </w:rPr>
+        <w:t xml:space="preserve">Дейкстра </w:t>
+      </w:r>
+      <w:r>
+        <w:rPr>
+          <w:sz w:val="28"/>
+          <w:szCs w:val="28"/>
         </w:rPr>
         <w:t>–</w:t>
       </w:r>
       <w:r>
         <w:rPr>
-          <w:sz w:val="36"/>
-          <w:szCs w:val="36"/>
-        </w:rPr>
-        <w:t xml:space="preserve"> </w:t>
-      </w:r>
-      <w:r>
-        <w:rPr>
-          <w:sz w:val="36"/>
-          <w:szCs w:val="36"/>
-        </w:rPr>
-        <w:t xml:space="preserve">алгоритм для поиска кратчайшего пути с учётом весов. В отличие от </w:t>
-      </w:r>
-      <w:r>
-        <w:rPr>
-          <w:sz w:val="36"/>
-          <w:szCs w:val="36"/>
+          <w:sz w:val="28"/>
+          <w:szCs w:val="28"/>
+        </w:rPr>
+        <w:t xml:space="preserve"> алгоритм для поиска кратчайшего пути с учётом весов. В отличие от </w:t>
+      </w:r>
+      <w:r>
+        <w:rPr>
+          <w:sz w:val="28"/>
+          <w:szCs w:val="28"/>
           <w:lang w:val="en-US"/>
         </w:rPr>
         <w:t>BFS</w:t>
       </w:r>
       <w:r>
         <w:rPr>
-          <w:sz w:val="36"/>
-          <w:szCs w:val="36"/>
-        </w:rPr>
-        <w:t xml:space="preserve"> </w:t>
-      </w:r>
-      <w:r>
-        <w:rPr>
-          <w:sz w:val="36"/>
-          <w:szCs w:val="36"/>
-        </w:rPr>
-        <w:t xml:space="preserve">учитывает веса рёбер. Работает заметно дольше, чем </w:t>
-      </w:r>
-      <w:r>
-        <w:rPr>
-          <w:sz w:val="36"/>
-          <w:szCs w:val="36"/>
+          <w:sz w:val="28"/>
+          <w:szCs w:val="28"/>
+        </w:rPr>
+        <w:t xml:space="preserve"> учитывает веса рёбер. Работает заметно дольше, чем </w:t>
+      </w:r>
+      <w:r>
+        <w:rPr>
+          <w:sz w:val="28"/>
+          <w:szCs w:val="28"/>
           <w:lang w:val="en-US"/>
         </w:rPr>
         <w:t>BFS</w:t>
       </w:r>
       <w:r>
         <w:rPr>
-          <w:sz w:val="36"/>
-          <w:szCs w:val="36"/>
+          <w:sz w:val="28"/>
+          <w:szCs w:val="28"/>
         </w:rPr>
         <w:t>.</w:t>
       </w:r>
@@ -1283,6 +2408,7 @@
           <w:sz w:val="36"/>
           <w:szCs w:val="36"/>
         </w:rPr>
+        <w:lastRenderedPageBreak/>
         <w:drawing>
           <wp:inline distT="0" distB="0" distL="0" distR="0">
             <wp:extent cx="6031230" cy="2144956"/>
@@ -1301,7 +2427,7 @@
                     </pic:cNvPicPr>
                   </pic:nvPicPr>
                   <pic:blipFill>
-                    <a:blip r:embed="rId12"/>
+                    <a:blip r:embed="rId23"/>
                     <a:srcRect/>
                     <a:stretch>
                       <a:fillRect/>
@@ -1333,14 +2459,14 @@
     <w:p>
       <w:pPr>
         <w:rPr>
-          <w:sz w:val="36"/>
-          <w:szCs w:val="36"/>
-        </w:rPr>
-      </w:pPr>
-      <w:r>
-        <w:rPr>
-          <w:sz w:val="36"/>
-          <w:szCs w:val="36"/>
+          <w:sz w:val="28"/>
+          <w:szCs w:val="28"/>
+        </w:rPr>
+      </w:pPr>
+      <w:r>
+        <w:rPr>
+          <w:sz w:val="28"/>
+          <w:szCs w:val="28"/>
         </w:rPr>
         <w:t>Справился за 0.5 секунд.</w:t>
       </w:r>
@@ -1348,29 +2474,29 @@
     <w:p>
       <w:pPr>
         <w:rPr>
-          <w:sz w:val="36"/>
-          <w:szCs w:val="36"/>
-        </w:rPr>
-      </w:pPr>
-      <w:r>
-        <w:rPr>
-          <w:sz w:val="36"/>
-          <w:szCs w:val="36"/>
+          <w:sz w:val="28"/>
+          <w:szCs w:val="28"/>
+        </w:rPr>
+      </w:pPr>
+      <w:r>
+        <w:rPr>
+          <w:sz w:val="28"/>
+          <w:szCs w:val="28"/>
         </w:rPr>
         <w:t xml:space="preserve">Это в 2 раза дольше чем </w:t>
       </w:r>
       <w:r>
         <w:rPr>
-          <w:sz w:val="36"/>
-          <w:szCs w:val="36"/>
+          <w:sz w:val="28"/>
+          <w:szCs w:val="28"/>
           <w:lang w:val="en-US"/>
         </w:rPr>
         <w:t>BFS</w:t>
       </w:r>
       <w:r>
         <w:rPr>
-          <w:sz w:val="36"/>
-          <w:szCs w:val="36"/>
+          <w:sz w:val="28"/>
+          <w:szCs w:val="28"/>
         </w:rPr>
         <w:t>.</w:t>
       </w:r>
@@ -1449,7 +2575,7 @@
                     </pic:cNvPicPr>
                   </pic:nvPicPr>
                   <pic:blipFill>
-                    <a:blip r:embed="rId13"/>
+                    <a:blip r:embed="rId24"/>
                     <a:srcRect/>
                     <a:stretch>
                       <a:fillRect/>
@@ -1512,7 +2638,7 @@
                     </pic:cNvPicPr>
                   </pic:nvPicPr>
                   <pic:blipFill>
-                    <a:blip r:embed="rId14"/>
+                    <a:blip r:embed="rId25"/>
                     <a:srcRect/>
                     <a:stretch>
                       <a:fillRect/>
@@ -1575,7 +2701,7 @@
                     </pic:cNvPicPr>
                   </pic:nvPicPr>
                   <pic:blipFill>
-                    <a:blip r:embed="rId15"/>
+                    <a:blip r:embed="rId26"/>
                     <a:srcRect/>
                     <a:stretch>
                       <a:fillRect/>
@@ -1607,137 +2733,102 @@
     <w:p>
       <w:pPr>
         <w:rPr>
-          <w:sz w:val="36"/>
-          <w:szCs w:val="36"/>
-        </w:rPr>
-      </w:pPr>
-      <w:r>
-        <w:rPr>
-          <w:sz w:val="32"/>
-          <w:szCs w:val="32"/>
+          <w:sz w:val="28"/>
+          <w:szCs w:val="28"/>
+        </w:rPr>
+      </w:pPr>
+      <w:r>
+        <w:rPr>
+          <w:sz w:val="28"/>
+          <w:szCs w:val="28"/>
         </w:rPr>
         <w:t xml:space="preserve">По данным тестам видно, что </w:t>
       </w:r>
       <w:r>
         <w:rPr>
-          <w:sz w:val="32"/>
-          <w:szCs w:val="32"/>
+          <w:sz w:val="28"/>
+          <w:szCs w:val="28"/>
           <w:lang w:val="en-US"/>
         </w:rPr>
         <w:t>BFS</w:t>
       </w:r>
       <w:r>
         <w:rPr>
-          <w:sz w:val="32"/>
-          <w:szCs w:val="32"/>
-        </w:rPr>
-        <w:t xml:space="preserve"> </w:t>
-      </w:r>
-      <w:r>
-        <w:rPr>
-          <w:sz w:val="32"/>
-          <w:szCs w:val="32"/>
-        </w:rPr>
-        <w:t xml:space="preserve">работает долго, но строит самый короткий маршрут. </w:t>
-      </w:r>
-      <w:r>
-        <w:rPr>
-          <w:sz w:val="32"/>
-          <w:szCs w:val="32"/>
+          <w:sz w:val="28"/>
+          <w:szCs w:val="28"/>
+        </w:rPr>
+        <w:t xml:space="preserve"> работает долго, но строит самый короткий маршрут. </w:t>
+      </w:r>
+      <w:r>
+        <w:rPr>
+          <w:sz w:val="28"/>
+          <w:szCs w:val="28"/>
           <w:lang w:val="en-US"/>
         </w:rPr>
         <w:t>DFS</w:t>
       </w:r>
       <w:r>
         <w:rPr>
-          <w:sz w:val="32"/>
-          <w:szCs w:val="32"/>
-        </w:rPr>
-        <w:t xml:space="preserve"> </w:t>
-      </w:r>
-      <w:r>
-        <w:rPr>
-          <w:sz w:val="32"/>
-          <w:szCs w:val="32"/>
-        </w:rPr>
-        <w:t xml:space="preserve">работает очень быстро, но строит огромный путь. </w:t>
-      </w:r>
-      <w:r>
-        <w:rPr>
-          <w:sz w:val="32"/>
-          <w:szCs w:val="32"/>
+          <w:sz w:val="28"/>
+          <w:szCs w:val="28"/>
+        </w:rPr>
+        <w:t xml:space="preserve"> работает очень быстро, но строит огромный путь. </w:t>
+      </w:r>
+      <w:r>
+        <w:rPr>
+          <w:sz w:val="28"/>
+          <w:szCs w:val="28"/>
         </w:rPr>
         <w:t>Алгоритм Дейкстры</w:t>
       </w:r>
       <w:r>
         <w:rPr>
-          <w:sz w:val="32"/>
-          <w:szCs w:val="32"/>
+          <w:sz w:val="28"/>
+          <w:szCs w:val="28"/>
         </w:rPr>
         <w:t xml:space="preserve"> же </w:t>
       </w:r>
       <w:r>
         <w:rPr>
-          <w:sz w:val="32"/>
-          <w:szCs w:val="32"/>
+          <w:sz w:val="28"/>
+          <w:szCs w:val="28"/>
         </w:rPr>
         <w:t xml:space="preserve">по времени составления маршрута сопоставим с </w:t>
       </w:r>
       <w:r>
         <w:rPr>
-          <w:sz w:val="32"/>
-          <w:szCs w:val="32"/>
+          <w:sz w:val="28"/>
+          <w:szCs w:val="28"/>
           <w:lang w:val="en-US"/>
         </w:rPr>
         <w:t>BFS</w:t>
       </w:r>
       <w:r>
         <w:rPr>
-          <w:sz w:val="32"/>
-          <w:szCs w:val="32"/>
-        </w:rPr>
-        <w:t xml:space="preserve"> (</w:t>
-      </w:r>
-      <w:r>
-        <w:rPr>
-          <w:sz w:val="32"/>
-          <w:szCs w:val="32"/>
-        </w:rPr>
-        <w:t>как повезёт с графом</w:t>
-      </w:r>
-      <w:r>
-        <w:rPr>
-          <w:sz w:val="32"/>
-          <w:szCs w:val="32"/>
-        </w:rPr>
-        <w:t>)</w:t>
-      </w:r>
-      <w:r>
-        <w:rPr>
-          <w:sz w:val="32"/>
-          <w:szCs w:val="32"/>
-        </w:rPr>
-        <w:t xml:space="preserve">, однако он составляет кратчайший путь по весу, а не по кол-ву рёбер. Поэтому размер пути у него больше чем у </w:t>
-      </w:r>
-      <w:r>
-        <w:rPr>
-          <w:sz w:val="32"/>
-          <w:szCs w:val="32"/>
+          <w:sz w:val="28"/>
+          <w:szCs w:val="28"/>
+        </w:rPr>
+        <w:t xml:space="preserve"> (как повезёт с графом), однако он составляет кратчайший путь по весу, а не по кол-ву рёбер. Поэтому размер пути у него больше чем у </w:t>
+      </w:r>
+      <w:r>
+        <w:rPr>
+          <w:sz w:val="28"/>
+          <w:szCs w:val="28"/>
           <w:lang w:val="en-US"/>
         </w:rPr>
         <w:t>BFS</w:t>
       </w:r>
       <w:r>
         <w:rPr>
-          <w:sz w:val="32"/>
-          <w:szCs w:val="32"/>
+          <w:sz w:val="28"/>
+          <w:szCs w:val="28"/>
         </w:rPr>
         <w:t>.</w:t>
       </w:r>
       <w:r>
         <w:rPr>
-          <w:sz w:val="36"/>
-          <w:szCs w:val="36"/>
+          <w:sz w:val="28"/>
+          <w:szCs w:val="28"/>
         </w:rPr>
         <w:br w:type="page"/>
       </w:r>
@@ -1748,7 +2839,6 @@
           <w:b/>
           <w:sz w:val="36"/>
           <w:szCs w:val="36"/>
-          <w:lang w:val="en-US"/>
         </w:rPr>
       </w:pPr>
       <w:r>
@@ -1765,7 +2855,6 @@
           <w:b/>
           <w:sz w:val="36"/>
           <w:szCs w:val="36"/>
-          <w:lang w:val="en-US"/>
         </w:rPr>
         <w:t xml:space="preserve"> </w:t>
       </w:r>
@@ -1782,7 +2871,6 @@
           <w:b/>
           <w:sz w:val="36"/>
           <w:szCs w:val="36"/>
-          <w:lang w:val="en-US"/>
         </w:rPr>
         <w:t xml:space="preserve"> </w:t>
       </w:r>
@@ -1818,12 +2906,16 @@
       <w:pPr>
         <w:rPr>
           <w:rStyle w:val="hljs-function"/>
-          <w:lang w:val="en-US"/>
-        </w:rPr>
-      </w:pPr>
-      <w:r>
-        <w:rPr>
-          <w:rStyle w:val="hljs-function"/>
+          <w:sz w:val="18"/>
+          <w:szCs w:val="18"/>
+          <w:lang w:val="en-US"/>
+        </w:rPr>
+      </w:pPr>
+      <w:r>
+        <w:rPr>
+          <w:rStyle w:val="hljs-function"/>
+          <w:sz w:val="18"/>
+          <w:szCs w:val="18"/>
           <w:lang w:val="en-US"/>
         </w:rPr>
         <w:t>std::vector&lt;Node*&gt; bfs(Graph&amp; graph, Node* start, Node* goal) {</w:t>
@@ -1833,12 +2925,16 @@
       <w:pPr>
         <w:rPr>
           <w:rStyle w:val="hljs-function"/>
-          <w:lang w:val="en-US"/>
-        </w:rPr>
-      </w:pPr>
-      <w:r>
-        <w:rPr>
-          <w:rStyle w:val="hljs-function"/>
+          <w:sz w:val="18"/>
+          <w:szCs w:val="18"/>
+          <w:lang w:val="en-US"/>
+        </w:rPr>
+      </w:pPr>
+      <w:r>
+        <w:rPr>
+          <w:rStyle w:val="hljs-function"/>
+          <w:sz w:val="18"/>
+          <w:szCs w:val="18"/>
           <w:lang w:val="en-US"/>
         </w:rPr>
         <w:t xml:space="preserve">    std::queue&lt;std::vector&lt;Node*&gt;&gt; queue;  // O(1)</w:t>
@@ -1848,12 +2944,16 @@
       <w:pPr>
         <w:rPr>
           <w:rStyle w:val="hljs-function"/>
-          <w:lang w:val="en-US"/>
-        </w:rPr>
-      </w:pPr>
-      <w:r>
-        <w:rPr>
-          <w:rStyle w:val="hljs-function"/>
+          <w:sz w:val="18"/>
+          <w:szCs w:val="18"/>
+          <w:lang w:val="en-US"/>
+        </w:rPr>
+      </w:pPr>
+      <w:r>
+        <w:rPr>
+          <w:rStyle w:val="hljs-function"/>
+          <w:sz w:val="18"/>
+          <w:szCs w:val="18"/>
           <w:lang w:val="en-US"/>
         </w:rPr>
         <w:t xml:space="preserve">    std::unordered_map&lt;Node*, bool&gt; visited;  // O(1)</w:t>
@@ -1863,20 +2963,26 @@
       <w:pPr>
         <w:rPr>
           <w:rStyle w:val="hljs-function"/>
-          <w:lang w:val="en-US"/>
-        </w:rPr>
-      </w:pPr>
-    </w:p>
-    <w:p>
-      <w:pPr>
-        <w:rPr>
-          <w:rStyle w:val="hljs-function"/>
-          <w:lang w:val="en-US"/>
-        </w:rPr>
-      </w:pPr>
-      <w:r>
-        <w:rPr>
-          <w:rStyle w:val="hljs-function"/>
+          <w:sz w:val="18"/>
+          <w:szCs w:val="18"/>
+          <w:lang w:val="en-US"/>
+        </w:rPr>
+      </w:pPr>
+    </w:p>
+    <w:p>
+      <w:pPr>
+        <w:rPr>
+          <w:rStyle w:val="hljs-function"/>
+          <w:sz w:val="18"/>
+          <w:szCs w:val="18"/>
+          <w:lang w:val="en-US"/>
+        </w:rPr>
+      </w:pPr>
+      <w:r>
+        <w:rPr>
+          <w:rStyle w:val="hljs-function"/>
+          <w:sz w:val="18"/>
+          <w:szCs w:val="18"/>
           <w:lang w:val="en-US"/>
         </w:rPr>
         <w:t xml:space="preserve">    queue.push({start});  // O(1)</w:t>
@@ -1886,20 +2992,26 @@
       <w:pPr>
         <w:rPr>
           <w:rStyle w:val="hljs-function"/>
-          <w:lang w:val="en-US"/>
-        </w:rPr>
-      </w:pPr>
-    </w:p>
-    <w:p>
-      <w:pPr>
-        <w:rPr>
-          <w:rStyle w:val="hljs-function"/>
-          <w:lang w:val="en-US"/>
-        </w:rPr>
-      </w:pPr>
-      <w:r>
-        <w:rPr>
-          <w:rStyle w:val="hljs-function"/>
+          <w:sz w:val="18"/>
+          <w:szCs w:val="18"/>
+          <w:lang w:val="en-US"/>
+        </w:rPr>
+      </w:pPr>
+    </w:p>
+    <w:p>
+      <w:pPr>
+        <w:rPr>
+          <w:rStyle w:val="hljs-function"/>
+          <w:sz w:val="18"/>
+          <w:szCs w:val="18"/>
+          <w:lang w:val="en-US"/>
+        </w:rPr>
+      </w:pPr>
+      <w:r>
+        <w:rPr>
+          <w:rStyle w:val="hljs-function"/>
+          <w:sz w:val="18"/>
+          <w:szCs w:val="18"/>
           <w:lang w:val="en-US"/>
         </w:rPr>
         <w:t xml:space="preserve">    while (!queue.empty()) {  // O(V + E) (V — </w:t>
@@ -1907,12 +3019,16 @@
       <w:r>
         <w:rPr>
           <w:rStyle w:val="hljs-function"/>
+          <w:sz w:val="18"/>
+          <w:szCs w:val="18"/>
         </w:rPr>
         <w:t>вершины</w:t>
       </w:r>
       <w:r>
         <w:rPr>
           <w:rStyle w:val="hljs-function"/>
+          <w:sz w:val="18"/>
+          <w:szCs w:val="18"/>
           <w:lang w:val="en-US"/>
         </w:rPr>
         <w:t xml:space="preserve">, E — </w:t>
@@ -1920,12 +3036,16 @@
       <w:r>
         <w:rPr>
           <w:rStyle w:val="hljs-function"/>
+          <w:sz w:val="18"/>
+          <w:szCs w:val="18"/>
         </w:rPr>
         <w:t>рёбра</w:t>
       </w:r>
       <w:r>
         <w:rPr>
           <w:rStyle w:val="hljs-function"/>
+          <w:sz w:val="18"/>
+          <w:szCs w:val="18"/>
           <w:lang w:val="en-US"/>
         </w:rPr>
         <w:t>)</w:t>
@@ -1935,12 +3055,16 @@
       <w:pPr>
         <w:rPr>
           <w:rStyle w:val="hljs-function"/>
-          <w:lang w:val="en-US"/>
-        </w:rPr>
-      </w:pPr>
-      <w:r>
-        <w:rPr>
-          <w:rStyle w:val="hljs-function"/>
+          <w:sz w:val="18"/>
+          <w:szCs w:val="18"/>
+          <w:lang w:val="en-US"/>
+        </w:rPr>
+      </w:pPr>
+      <w:r>
+        <w:rPr>
+          <w:rStyle w:val="hljs-function"/>
+          <w:sz w:val="18"/>
+          <w:szCs w:val="18"/>
           <w:lang w:val="en-US"/>
         </w:rPr>
         <w:t xml:space="preserve">        auto path = queue.front();  // O(1)</w:t>
@@ -1950,12 +3074,16 @@
       <w:pPr>
         <w:rPr>
           <w:rStyle w:val="hljs-function"/>
-          <w:lang w:val="en-US"/>
-        </w:rPr>
-      </w:pPr>
-      <w:r>
-        <w:rPr>
-          <w:rStyle w:val="hljs-function"/>
+          <w:sz w:val="18"/>
+          <w:szCs w:val="18"/>
+          <w:lang w:val="en-US"/>
+        </w:rPr>
+      </w:pPr>
+      <w:r>
+        <w:rPr>
+          <w:rStyle w:val="hljs-function"/>
+          <w:sz w:val="18"/>
+          <w:szCs w:val="18"/>
           <w:lang w:val="en-US"/>
         </w:rPr>
         <w:t xml:space="preserve">        queue.pop();  // O(1)</w:t>
@@ -1965,20 +3093,26 @@
       <w:pPr>
         <w:rPr>
           <w:rStyle w:val="hljs-function"/>
-          <w:lang w:val="en-US"/>
-        </w:rPr>
-      </w:pPr>
-    </w:p>
-    <w:p>
-      <w:pPr>
-        <w:rPr>
-          <w:rStyle w:val="hljs-function"/>
-          <w:lang w:val="en-US"/>
-        </w:rPr>
-      </w:pPr>
-      <w:r>
-        <w:rPr>
-          <w:rStyle w:val="hljs-function"/>
+          <w:sz w:val="18"/>
+          <w:szCs w:val="18"/>
+          <w:lang w:val="en-US"/>
+        </w:rPr>
+      </w:pPr>
+    </w:p>
+    <w:p>
+      <w:pPr>
+        <w:rPr>
+          <w:rStyle w:val="hljs-function"/>
+          <w:sz w:val="18"/>
+          <w:szCs w:val="18"/>
+          <w:lang w:val="en-US"/>
+        </w:rPr>
+      </w:pPr>
+      <w:r>
+        <w:rPr>
+          <w:rStyle w:val="hljs-function"/>
+          <w:sz w:val="18"/>
+          <w:szCs w:val="18"/>
           <w:lang w:val="en-US"/>
         </w:rPr>
         <w:t xml:space="preserve">        Node* current = path.back();  // O(1)</w:t>
@@ -1988,12 +3122,16 @@
       <w:pPr>
         <w:rPr>
           <w:rStyle w:val="hljs-function"/>
-          <w:lang w:val="en-US"/>
-        </w:rPr>
-      </w:pPr>
-      <w:r>
-        <w:rPr>
-          <w:rStyle w:val="hljs-function"/>
+          <w:sz w:val="18"/>
+          <w:szCs w:val="18"/>
+          <w:lang w:val="en-US"/>
+        </w:rPr>
+      </w:pPr>
+      <w:r>
+        <w:rPr>
+          <w:rStyle w:val="hljs-function"/>
+          <w:sz w:val="18"/>
+          <w:szCs w:val="18"/>
           <w:lang w:val="en-US"/>
         </w:rPr>
         <w:t xml:space="preserve">        if (current == goal) {  // O(1)</w:t>
@@ -2003,12 +3141,16 @@
       <w:pPr>
         <w:rPr>
           <w:rStyle w:val="hljs-function"/>
-          <w:lang w:val="en-US"/>
-        </w:rPr>
-      </w:pPr>
-      <w:r>
-        <w:rPr>
-          <w:rStyle w:val="hljs-function"/>
+          <w:sz w:val="18"/>
+          <w:szCs w:val="18"/>
+          <w:lang w:val="en-US"/>
+        </w:rPr>
+      </w:pPr>
+      <w:r>
+        <w:rPr>
+          <w:rStyle w:val="hljs-function"/>
+          <w:sz w:val="18"/>
+          <w:szCs w:val="18"/>
           <w:lang w:val="en-US"/>
         </w:rPr>
         <w:t xml:space="preserve">            return path;  // O(1)</w:t>
@@ -2018,12 +3160,16 @@
       <w:pPr>
         <w:rPr>
           <w:rStyle w:val="hljs-function"/>
-          <w:lang w:val="en-US"/>
-        </w:rPr>
-      </w:pPr>
-      <w:r>
-        <w:rPr>
-          <w:rStyle w:val="hljs-function"/>
+          <w:sz w:val="18"/>
+          <w:szCs w:val="18"/>
+          <w:lang w:val="en-US"/>
+        </w:rPr>
+      </w:pPr>
+      <w:r>
+        <w:rPr>
+          <w:rStyle w:val="hljs-function"/>
+          <w:sz w:val="18"/>
+          <w:szCs w:val="18"/>
           <w:lang w:val="en-US"/>
         </w:rPr>
         <w:t xml:space="preserve">        }</w:t>
@@ -2033,20 +3179,26 @@
       <w:pPr>
         <w:rPr>
           <w:rStyle w:val="hljs-function"/>
-          <w:lang w:val="en-US"/>
-        </w:rPr>
-      </w:pPr>
-    </w:p>
-    <w:p>
-      <w:pPr>
-        <w:rPr>
-          <w:rStyle w:val="hljs-function"/>
-          <w:lang w:val="en-US"/>
-        </w:rPr>
-      </w:pPr>
-      <w:r>
-        <w:rPr>
-          <w:rStyle w:val="hljs-function"/>
+          <w:sz w:val="18"/>
+          <w:szCs w:val="18"/>
+          <w:lang w:val="en-US"/>
+        </w:rPr>
+      </w:pPr>
+    </w:p>
+    <w:p>
+      <w:pPr>
+        <w:rPr>
+          <w:rStyle w:val="hljs-function"/>
+          <w:sz w:val="18"/>
+          <w:szCs w:val="18"/>
+          <w:lang w:val="en-US"/>
+        </w:rPr>
+      </w:pPr>
+      <w:r>
+        <w:rPr>
+          <w:rStyle w:val="hljs-function"/>
+          <w:sz w:val="18"/>
+          <w:szCs w:val="18"/>
           <w:lang w:val="en-US"/>
         </w:rPr>
         <w:t xml:space="preserve">        if (visited[current]) continue;  // O(1)</w:t>
@@ -2056,12 +3208,16 @@
       <w:pPr>
         <w:rPr>
           <w:rStyle w:val="hljs-function"/>
-          <w:lang w:val="en-US"/>
-        </w:rPr>
-      </w:pPr>
-      <w:r>
-        <w:rPr>
-          <w:rStyle w:val="hljs-function"/>
+          <w:sz w:val="18"/>
+          <w:szCs w:val="18"/>
+          <w:lang w:val="en-US"/>
+        </w:rPr>
+      </w:pPr>
+      <w:r>
+        <w:rPr>
+          <w:rStyle w:val="hljs-function"/>
+          <w:sz w:val="18"/>
+          <w:szCs w:val="18"/>
           <w:lang w:val="en-US"/>
         </w:rPr>
         <w:t xml:space="preserve">        visited[current] = true;  // O(1)</w:t>
@@ -2071,20 +3227,26 @@
       <w:pPr>
         <w:rPr>
           <w:rStyle w:val="hljs-function"/>
-          <w:lang w:val="en-US"/>
-        </w:rPr>
-      </w:pPr>
-    </w:p>
-    <w:p>
-      <w:pPr>
-        <w:rPr>
-          <w:rStyle w:val="hljs-function"/>
-          <w:lang w:val="en-US"/>
-        </w:rPr>
-      </w:pPr>
-      <w:r>
-        <w:rPr>
-          <w:rStyle w:val="hljs-function"/>
+          <w:sz w:val="18"/>
+          <w:szCs w:val="18"/>
+          <w:lang w:val="en-US"/>
+        </w:rPr>
+      </w:pPr>
+    </w:p>
+    <w:p>
+      <w:pPr>
+        <w:rPr>
+          <w:rStyle w:val="hljs-function"/>
+          <w:sz w:val="18"/>
+          <w:szCs w:val="18"/>
+          <w:lang w:val="en-US"/>
+        </w:rPr>
+      </w:pPr>
+      <w:r>
+        <w:rPr>
+          <w:rStyle w:val="hljs-function"/>
+          <w:sz w:val="18"/>
+          <w:szCs w:val="18"/>
           <w:lang w:val="en-US"/>
         </w:rPr>
         <w:t xml:space="preserve">        for (auto&amp; neighbor : current-&gt;neighbors) {  // O(E) (</w:t>
@@ -2092,12 +3254,16 @@
       <w:r>
         <w:rPr>
           <w:rStyle w:val="hljs-function"/>
+          <w:sz w:val="18"/>
+          <w:szCs w:val="18"/>
         </w:rPr>
         <w:t>обход</w:t>
       </w:r>
       <w:r>
         <w:rPr>
           <w:rStyle w:val="hljs-function"/>
+          <w:sz w:val="18"/>
+          <w:szCs w:val="18"/>
           <w:lang w:val="en-US"/>
         </w:rPr>
         <w:t xml:space="preserve"> </w:t>
@@ -2105,12 +3271,16 @@
       <w:r>
         <w:rPr>
           <w:rStyle w:val="hljs-function"/>
+          <w:sz w:val="18"/>
+          <w:szCs w:val="18"/>
         </w:rPr>
         <w:t>всех</w:t>
       </w:r>
       <w:r>
         <w:rPr>
           <w:rStyle w:val="hljs-function"/>
+          <w:sz w:val="18"/>
+          <w:szCs w:val="18"/>
           <w:lang w:val="en-US"/>
         </w:rPr>
         <w:t xml:space="preserve"> </w:t>
@@ -2118,12 +3288,16 @@
       <w:r>
         <w:rPr>
           <w:rStyle w:val="hljs-function"/>
+          <w:sz w:val="18"/>
+          <w:szCs w:val="18"/>
         </w:rPr>
         <w:t>соседей</w:t>
       </w:r>
       <w:r>
         <w:rPr>
           <w:rStyle w:val="hljs-function"/>
+          <w:sz w:val="18"/>
+          <w:szCs w:val="18"/>
           <w:lang w:val="en-US"/>
         </w:rPr>
         <w:t>)</w:t>
@@ -2133,12 +3307,16 @@
       <w:pPr>
         <w:rPr>
           <w:rStyle w:val="hljs-function"/>
-          <w:lang w:val="en-US"/>
-        </w:rPr>
-      </w:pPr>
-      <w:r>
-        <w:rPr>
-          <w:rStyle w:val="hljs-function"/>
+          <w:sz w:val="18"/>
+          <w:szCs w:val="18"/>
+          <w:lang w:val="en-US"/>
+        </w:rPr>
+      </w:pPr>
+      <w:r>
+        <w:rPr>
+          <w:rStyle w:val="hljs-function"/>
+          <w:sz w:val="18"/>
+          <w:szCs w:val="18"/>
           <w:lang w:val="en-US"/>
         </w:rPr>
         <w:t xml:space="preserve">            auto new_path = path;  // O(V)</w:t>
@@ -2148,12 +3326,16 @@
       <w:pPr>
         <w:rPr>
           <w:rStyle w:val="hljs-function"/>
-          <w:lang w:val="en-US"/>
-        </w:rPr>
-      </w:pPr>
-      <w:r>
-        <w:rPr>
-          <w:rStyle w:val="hljs-function"/>
+          <w:sz w:val="18"/>
+          <w:szCs w:val="18"/>
+          <w:lang w:val="en-US"/>
+        </w:rPr>
+      </w:pPr>
+      <w:r>
+        <w:rPr>
+          <w:rStyle w:val="hljs-function"/>
+          <w:sz w:val="18"/>
+          <w:szCs w:val="18"/>
           <w:lang w:val="en-US"/>
         </w:rPr>
         <w:t xml:space="preserve">            new_path.push_back(neighbor.first);  // O(1)</w:t>
@@ -2163,12 +3345,16 @@
       <w:pPr>
         <w:rPr>
           <w:rStyle w:val="hljs-function"/>
-          <w:lang w:val="en-US"/>
-        </w:rPr>
-      </w:pPr>
-      <w:r>
-        <w:rPr>
-          <w:rStyle w:val="hljs-function"/>
+          <w:sz w:val="18"/>
+          <w:szCs w:val="18"/>
+          <w:lang w:val="en-US"/>
+        </w:rPr>
+      </w:pPr>
+      <w:r>
+        <w:rPr>
+          <w:rStyle w:val="hljs-function"/>
+          <w:sz w:val="18"/>
+          <w:szCs w:val="18"/>
           <w:lang w:val="en-US"/>
         </w:rPr>
         <w:t xml:space="preserve">            queue.push(new_path);  // O(1)</w:t>
@@ -2178,18 +3364,84 @@
       <w:pPr>
         <w:rPr>
           <w:rStyle w:val="hljs-function"/>
-        </w:rPr>
-      </w:pPr>
-      <w:r>
-        <w:rPr>
-          <w:rStyle w:val="hljs-function"/>
-          <w:lang w:val="en-US"/>
-        </w:rPr>
-        <w:t xml:space="preserve">        </w:t>
-      </w:r>
-      <w:r>
-        <w:rPr>
-          <w:rStyle w:val="hljs-function"/>
+          <w:sz w:val="18"/>
+          <w:szCs w:val="18"/>
+          <w:lang w:val="en-US"/>
+        </w:rPr>
+      </w:pPr>
+      <w:r>
+        <w:rPr>
+          <w:rStyle w:val="hljs-function"/>
+          <w:sz w:val="18"/>
+          <w:szCs w:val="18"/>
+          <w:lang w:val="en-US"/>
+        </w:rPr>
+        <w:t xml:space="preserve">        }</w:t>
+      </w:r>
+    </w:p>
+    <w:p>
+      <w:pPr>
+        <w:rPr>
+          <w:rStyle w:val="hljs-function"/>
+          <w:sz w:val="18"/>
+          <w:szCs w:val="18"/>
+          <w:lang w:val="en-US"/>
+        </w:rPr>
+      </w:pPr>
+      <w:r>
+        <w:rPr>
+          <w:rStyle w:val="hljs-function"/>
+          <w:sz w:val="18"/>
+          <w:szCs w:val="18"/>
+          <w:lang w:val="en-US"/>
+        </w:rPr>
+        <w:t xml:space="preserve">    }</w:t>
+      </w:r>
+    </w:p>
+    <w:p>
+      <w:pPr>
+        <w:rPr>
+          <w:rStyle w:val="hljs-function"/>
+          <w:sz w:val="18"/>
+          <w:szCs w:val="18"/>
+          <w:lang w:val="en-US"/>
+        </w:rPr>
+      </w:pPr>
+    </w:p>
+    <w:p>
+      <w:pPr>
+        <w:rPr>
+          <w:rStyle w:val="hljs-function"/>
+          <w:sz w:val="18"/>
+          <w:szCs w:val="18"/>
+          <w:lang w:val="en-US"/>
+        </w:rPr>
+      </w:pPr>
+      <w:r>
+        <w:rPr>
+          <w:rStyle w:val="hljs-function"/>
+          <w:sz w:val="18"/>
+          <w:szCs w:val="18"/>
+          <w:lang w:val="en-US"/>
+        </w:rPr>
+        <w:t xml:space="preserve">    return {};  // O(1)</w:t>
+      </w:r>
+    </w:p>
+    <w:p>
+      <w:pPr>
+        <w:rPr>
+          <w:rStyle w:val="hljs-function"/>
+          <w:sz w:val="18"/>
+          <w:szCs w:val="18"/>
+          <w:lang w:val="en-US"/>
+        </w:rPr>
+      </w:pPr>
+      <w:r>
+        <w:rPr>
+          <w:rStyle w:val="hljs-function"/>
+          <w:sz w:val="18"/>
+          <w:szCs w:val="18"/>
+          <w:lang w:val="en-US"/>
         </w:rPr>
         <w:t>}</w:t>
       </w:r>
@@ -2197,12 +3449,415 @@
     <w:p>
       <w:pPr>
         <w:rPr>
-          <w:rStyle w:val="hljs-function"/>
-        </w:rPr>
-      </w:pPr>
-      <w:r>
-        <w:rPr>
-          <w:rStyle w:val="hljs-function"/>
+          <w:sz w:val="28"/>
+          <w:szCs w:val="28"/>
+          <w:lang w:val="en-US"/>
+        </w:rPr>
+      </w:pPr>
+      <w:r>
+        <w:rPr>
+          <w:rStyle w:val="hljs-function"/>
+          <w:sz w:val="28"/>
+          <w:szCs w:val="28"/>
+        </w:rPr>
+        <w:t>Итого</w:t>
+      </w:r>
+      <w:r>
+        <w:rPr>
+          <w:rStyle w:val="hljs-function"/>
+          <w:sz w:val="28"/>
+          <w:szCs w:val="28"/>
+          <w:lang w:val="en-US"/>
+        </w:rPr>
+        <w:t xml:space="preserve">: ~ </w:t>
+      </w:r>
+      <w:r>
+        <w:rPr>
+          <w:sz w:val="28"/>
+          <w:szCs w:val="28"/>
+        </w:rPr>
+        <w:t>О</w:t>
+      </w:r>
+      <w:r>
+        <w:rPr>
+          <w:sz w:val="28"/>
+          <w:szCs w:val="28"/>
+          <w:lang w:val="en-US"/>
+        </w:rPr>
+        <w:t>((V + E) * V)</w:t>
+      </w:r>
+    </w:p>
+    <w:p>
+      <w:pPr>
+        <w:rPr>
+          <w:lang w:val="en-US"/>
+        </w:rPr>
+      </w:pPr>
+    </w:p>
+    <w:p>
+      <w:pPr>
+        <w:rPr>
+          <w:sz w:val="18"/>
+          <w:szCs w:val="18"/>
+          <w:lang w:val="en-US"/>
+        </w:rPr>
+      </w:pPr>
+      <w:r>
+        <w:rPr>
+          <w:sz w:val="18"/>
+          <w:szCs w:val="18"/>
+          <w:lang w:val="en-US"/>
+        </w:rPr>
+        <w:t>std::vector&lt;Node*&gt; bfs(Graph&amp; graph, Node* start, Node* goal) {</w:t>
+      </w:r>
+    </w:p>
+    <w:p>
+      <w:pPr>
+        <w:rPr>
+          <w:sz w:val="18"/>
+          <w:szCs w:val="18"/>
+          <w:lang w:val="en-US"/>
+        </w:rPr>
+      </w:pPr>
+      <w:r>
+        <w:rPr>
+          <w:sz w:val="18"/>
+          <w:szCs w:val="18"/>
+          <w:lang w:val="en-US"/>
+        </w:rPr>
+        <w:t xml:space="preserve">    std::queue&lt;std::vector&lt;Node*&gt;&gt; queue;  // V * (16 + 16) байт</w:t>
+      </w:r>
+    </w:p>
+    <w:p>
+      <w:pPr>
+        <w:rPr>
+          <w:sz w:val="18"/>
+          <w:szCs w:val="18"/>
+          <w:lang w:val="en-US"/>
+        </w:rPr>
+      </w:pPr>
+      <w:r>
+        <w:rPr>
+          <w:sz w:val="18"/>
+          <w:szCs w:val="18"/>
+          <w:lang w:val="en-US"/>
+        </w:rPr>
+        <w:t xml:space="preserve">    std::unordered_map&lt;Node*, bool&gt; visited;  // V * (16 + 1) байт</w:t>
+      </w:r>
+    </w:p>
+    <w:p>
+      <w:pPr>
+        <w:rPr>
+          <w:sz w:val="18"/>
+          <w:szCs w:val="18"/>
+          <w:lang w:val="en-US"/>
+        </w:rPr>
+      </w:pPr>
+    </w:p>
+    <w:p>
+      <w:pPr>
+        <w:rPr>
+          <w:sz w:val="18"/>
+          <w:szCs w:val="18"/>
+          <w:lang w:val="en-US"/>
+        </w:rPr>
+      </w:pPr>
+      <w:r>
+        <w:rPr>
+          <w:sz w:val="18"/>
+          <w:szCs w:val="18"/>
+          <w:lang w:val="en-US"/>
+        </w:rPr>
+        <w:t xml:space="preserve">    queue.push({start});  // O(1)</w:t>
+      </w:r>
+    </w:p>
+    <w:p>
+      <w:pPr>
+        <w:rPr>
+          <w:sz w:val="18"/>
+          <w:szCs w:val="18"/>
+          <w:lang w:val="en-US"/>
+        </w:rPr>
+      </w:pPr>
+    </w:p>
+    <w:p>
+      <w:pPr>
+        <w:rPr>
+          <w:sz w:val="18"/>
+          <w:szCs w:val="18"/>
+          <w:lang w:val="en-US"/>
+        </w:rPr>
+      </w:pPr>
+      <w:r>
+        <w:rPr>
+          <w:sz w:val="18"/>
+          <w:szCs w:val="18"/>
+          <w:lang w:val="en-US"/>
+        </w:rPr>
+        <w:t xml:space="preserve">    while (!queue.empty()) {  // O(V + E)</w:t>
+      </w:r>
+    </w:p>
+    <w:p>
+      <w:pPr>
+        <w:rPr>
+          <w:sz w:val="18"/>
+          <w:szCs w:val="18"/>
+          <w:lang w:val="en-US"/>
+        </w:rPr>
+      </w:pPr>
+      <w:r>
+        <w:rPr>
+          <w:sz w:val="18"/>
+          <w:szCs w:val="18"/>
+          <w:lang w:val="en-US"/>
+        </w:rPr>
+        <w:t xml:space="preserve">        auto path = queue.front();  // 16 байт</w:t>
+      </w:r>
+    </w:p>
+    <w:p>
+      <w:pPr>
+        <w:rPr>
+          <w:sz w:val="18"/>
+          <w:szCs w:val="18"/>
+          <w:lang w:val="en-US"/>
+        </w:rPr>
+      </w:pPr>
+      <w:r>
+        <w:rPr>
+          <w:sz w:val="18"/>
+          <w:szCs w:val="18"/>
+          <w:lang w:val="en-US"/>
+        </w:rPr>
+        <w:t xml:space="preserve">        queue.pop();  // O(1)</w:t>
+      </w:r>
+    </w:p>
+    <w:p>
+      <w:pPr>
+        <w:rPr>
+          <w:sz w:val="18"/>
+          <w:szCs w:val="18"/>
+          <w:lang w:val="en-US"/>
+        </w:rPr>
+      </w:pPr>
+    </w:p>
+    <w:p>
+      <w:pPr>
+        <w:rPr>
+          <w:sz w:val="18"/>
+          <w:szCs w:val="18"/>
+          <w:lang w:val="en-US"/>
+        </w:rPr>
+      </w:pPr>
+      <w:r>
+        <w:rPr>
+          <w:sz w:val="18"/>
+          <w:szCs w:val="18"/>
+          <w:lang w:val="en-US"/>
+        </w:rPr>
+        <w:t xml:space="preserve">        Node* current = path.back();  // 16 байт</w:t>
+      </w:r>
+    </w:p>
+    <w:p>
+      <w:pPr>
+        <w:rPr>
+          <w:sz w:val="18"/>
+          <w:szCs w:val="18"/>
+          <w:lang w:val="en-US"/>
+        </w:rPr>
+      </w:pPr>
+      <w:r>
+        <w:rPr>
+          <w:sz w:val="18"/>
+          <w:szCs w:val="18"/>
+          <w:lang w:val="en-US"/>
+        </w:rPr>
+        <w:t xml:space="preserve">        if (current == goal) {  // O(1)</w:t>
+      </w:r>
+    </w:p>
+    <w:p>
+      <w:pPr>
+        <w:rPr>
+          <w:sz w:val="18"/>
+          <w:szCs w:val="18"/>
+          <w:lang w:val="en-US"/>
+        </w:rPr>
+      </w:pPr>
+      <w:r>
+        <w:rPr>
+          <w:sz w:val="18"/>
+          <w:szCs w:val="18"/>
+          <w:lang w:val="en-US"/>
+        </w:rPr>
+        <w:t xml:space="preserve">            return path;  // O(1)</w:t>
+      </w:r>
+    </w:p>
+    <w:p>
+      <w:pPr>
+        <w:rPr>
+          <w:sz w:val="18"/>
+          <w:szCs w:val="18"/>
+          <w:lang w:val="en-US"/>
+        </w:rPr>
+      </w:pPr>
+      <w:r>
+        <w:rPr>
+          <w:sz w:val="18"/>
+          <w:szCs w:val="18"/>
+          <w:lang w:val="en-US"/>
+        </w:rPr>
+        <w:t xml:space="preserve">        }</w:t>
+      </w:r>
+    </w:p>
+    <w:p>
+      <w:pPr>
+        <w:rPr>
+          <w:sz w:val="18"/>
+          <w:szCs w:val="18"/>
+          <w:lang w:val="en-US"/>
+        </w:rPr>
+      </w:pPr>
+    </w:p>
+    <w:p>
+      <w:pPr>
+        <w:rPr>
+          <w:sz w:val="18"/>
+          <w:szCs w:val="18"/>
+          <w:lang w:val="en-US"/>
+        </w:rPr>
+      </w:pPr>
+      <w:r>
+        <w:rPr>
+          <w:sz w:val="18"/>
+          <w:szCs w:val="18"/>
+          <w:lang w:val="en-US"/>
+        </w:rPr>
+        <w:t xml:space="preserve">        if (visited[current]) continue;  // O(1)</w:t>
+      </w:r>
+    </w:p>
+    <w:p>
+      <w:pPr>
+        <w:rPr>
+          <w:sz w:val="18"/>
+          <w:szCs w:val="18"/>
+          <w:lang w:val="en-US"/>
+        </w:rPr>
+      </w:pPr>
+      <w:r>
+        <w:rPr>
+          <w:sz w:val="18"/>
+          <w:szCs w:val="18"/>
+          <w:lang w:val="en-US"/>
+        </w:rPr>
+        <w:t xml:space="preserve">        visited[current] = true;  // O(1)</w:t>
+      </w:r>
+    </w:p>
+    <w:p>
+      <w:pPr>
+        <w:rPr>
+          <w:sz w:val="18"/>
+          <w:szCs w:val="18"/>
+          <w:lang w:val="en-US"/>
+        </w:rPr>
+      </w:pPr>
+    </w:p>
+    <w:p>
+      <w:pPr>
+        <w:rPr>
+          <w:sz w:val="18"/>
+          <w:szCs w:val="18"/>
+          <w:lang w:val="en-US"/>
+        </w:rPr>
+      </w:pPr>
+      <w:r>
+        <w:rPr>
+          <w:sz w:val="18"/>
+          <w:szCs w:val="18"/>
+          <w:lang w:val="en-US"/>
+        </w:rPr>
+        <w:t xml:space="preserve">        for (auto&amp; neighbor : current-&gt;neighbors) {  // O(E)</w:t>
+      </w:r>
+    </w:p>
+    <w:p>
+      <w:pPr>
+        <w:rPr>
+          <w:sz w:val="18"/>
+          <w:szCs w:val="18"/>
+          <w:lang w:val="en-US"/>
+        </w:rPr>
+      </w:pPr>
+      <w:r>
+        <w:rPr>
+          <w:sz w:val="18"/>
+          <w:szCs w:val="18"/>
+          <w:lang w:val="en-US"/>
+        </w:rPr>
+        <w:t xml:space="preserve">            auto new_path = path;  // 16 байт</w:t>
+      </w:r>
+    </w:p>
+    <w:p>
+      <w:pPr>
+        <w:rPr>
+          <w:sz w:val="18"/>
+          <w:szCs w:val="18"/>
+          <w:lang w:val="en-US"/>
+        </w:rPr>
+      </w:pPr>
+      <w:r>
+        <w:rPr>
+          <w:sz w:val="18"/>
+          <w:szCs w:val="18"/>
+          <w:lang w:val="en-US"/>
+        </w:rPr>
+        <w:t xml:space="preserve">            new_path.push_back(neighbor.first);  // 16 байт</w:t>
+      </w:r>
+    </w:p>
+    <w:p>
+      <w:pPr>
+        <w:rPr>
+          <w:sz w:val="18"/>
+          <w:szCs w:val="18"/>
+          <w:lang w:val="en-US"/>
+        </w:rPr>
+      </w:pPr>
+      <w:r>
+        <w:rPr>
+          <w:sz w:val="18"/>
+          <w:szCs w:val="18"/>
+          <w:lang w:val="en-US"/>
+        </w:rPr>
+        <w:t xml:space="preserve">            queue.push(new_path);  // O(1)</w:t>
+      </w:r>
+    </w:p>
+    <w:p>
+      <w:pPr>
+        <w:rPr>
+          <w:sz w:val="18"/>
+          <w:szCs w:val="18"/>
+          <w:lang w:val="en-US"/>
+        </w:rPr>
+      </w:pPr>
+      <w:r>
+        <w:rPr>
+          <w:sz w:val="18"/>
+          <w:szCs w:val="18"/>
+          <w:lang w:val="en-US"/>
+        </w:rPr>
+        <w:t xml:space="preserve">        }</w:t>
+      </w:r>
+    </w:p>
+    <w:p>
+      <w:pPr>
+        <w:rPr>
+          <w:sz w:val="18"/>
+          <w:szCs w:val="18"/>
+          <w:lang w:val="en-US"/>
+        </w:rPr>
+      </w:pPr>
+      <w:r>
+        <w:rPr>
+          <w:sz w:val="18"/>
+          <w:szCs w:val="18"/>
+          <w:lang w:val="en-US"/>
         </w:rPr>
         <w:t xml:space="preserve">    }</w:t>
       </w:r>
@@ -2210,19 +3865,25 @@
     <w:p>
       <w:pPr>
         <w:rPr>
-          <w:rStyle w:val="hljs-function"/>
-        </w:rPr>
-      </w:pPr>
-    </w:p>
-    <w:p>
-      <w:pPr>
-        <w:rPr>
-          <w:rStyle w:val="hljs-function"/>
-        </w:rPr>
-      </w:pPr>
-      <w:r>
-        <w:rPr>
-          <w:rStyle w:val="hljs-function"/>
+          <w:sz w:val="18"/>
+          <w:szCs w:val="18"/>
+          <w:lang w:val="en-US"/>
+        </w:rPr>
+      </w:pPr>
+    </w:p>
+    <w:p>
+      <w:pPr>
+        <w:rPr>
+          <w:sz w:val="18"/>
+          <w:szCs w:val="18"/>
+          <w:lang w:val="en-US"/>
+        </w:rPr>
+      </w:pPr>
+      <w:r>
+        <w:rPr>
+          <w:sz w:val="18"/>
+          <w:szCs w:val="18"/>
+          <w:lang w:val="en-US"/>
         </w:rPr>
         <w:t xml:space="preserve">    return {};  // O(1)</w:t>
       </w:r>
@@ -2230,370 +3891,59 @@
     <w:p>
       <w:pPr>
         <w:rPr>
-          <w:rStyle w:val="hljs-function"/>
-        </w:rPr>
-      </w:pPr>
-      <w:r>
-        <w:rPr>
-          <w:rStyle w:val="hljs-function"/>
+          <w:sz w:val="18"/>
+          <w:szCs w:val="18"/>
+          <w:lang w:val="en-US"/>
+        </w:rPr>
+      </w:pPr>
+      <w:r>
+        <w:rPr>
+          <w:sz w:val="18"/>
+          <w:szCs w:val="18"/>
+          <w:lang w:val="en-US"/>
         </w:rPr>
         <w:t>}</w:t>
       </w:r>
     </w:p>
     <w:p>
-      <w:r>
-        <w:rPr>
-          <w:rStyle w:val="hljs-function"/>
-        </w:rPr>
-        <w:lastRenderedPageBreak/>
+      <w:pPr>
+        <w:rPr>
+          <w:lang w:val="en-US"/>
+        </w:rPr>
+      </w:pPr>
+      <w:r>
         <w:t>Итого</w:t>
       </w:r>
       <w:r>
         <w:rPr>
-          <w:rStyle w:val="hljs-function"/>
+          <w:lang w:val="en-US"/>
         </w:rPr>
         <w:t xml:space="preserve">: </w:t>
       </w:r>
       <w:r>
         <w:rPr>
-          <w:rStyle w:val="hljs-function"/>
-          <w:lang w:val="en-US"/>
-        </w:rPr>
-        <w:t xml:space="preserve">~ </w:t>
-      </w:r>
-      <w:r>
-        <w:t>О((V + E) * V)</w:t>
-      </w:r>
-    </w:p>
-    <w:p/>
-    <w:p>
-      <w:pPr>
-        <w:rPr>
-          <w:lang w:val="en-US"/>
-        </w:rPr>
-      </w:pPr>
-      <w:r>
-        <w:rPr>
-          <w:lang w:val="en-US"/>
-        </w:rPr>
-        <w:t>std::vector&lt;Node*&gt; bfs(Graph&amp; graph, Node* start, Node* goal) {</w:t>
-      </w:r>
-    </w:p>
-    <w:p>
-      <w:pPr>
-        <w:rPr>
-          <w:lang w:val="en-US"/>
-        </w:rPr>
-      </w:pPr>
-      <w:r>
-        <w:rPr>
-          <w:lang w:val="en-US"/>
-        </w:rPr>
-        <w:t xml:space="preserve">    std::queue&lt;std::vector&lt;Node*&gt;&gt; queue;  // V * (16 + 16) байт</w:t>
-      </w:r>
-    </w:p>
-    <w:p>
-      <w:pPr>
-        <w:rPr>
-          <w:lang w:val="en-US"/>
-        </w:rPr>
-      </w:pPr>
-      <w:r>
-        <w:rPr>
-          <w:lang w:val="en-US"/>
-        </w:rPr>
-        <w:t xml:space="preserve">    std::unordered_map&lt;Node*, bool&gt; visited;  // V * (16 + 1) байт</w:t>
-      </w:r>
-    </w:p>
-    <w:p>
-      <w:pPr>
-        <w:rPr>
-          <w:lang w:val="en-US"/>
-        </w:rPr>
-      </w:pPr>
-    </w:p>
-    <w:p>
-      <w:pPr>
-        <w:rPr>
-          <w:lang w:val="en-US"/>
-        </w:rPr>
-      </w:pPr>
-      <w:r>
-        <w:rPr>
-          <w:lang w:val="en-US"/>
-        </w:rPr>
-        <w:t xml:space="preserve">    queue.push({start});  // O(1)</w:t>
-      </w:r>
-    </w:p>
-    <w:p>
-      <w:pPr>
-        <w:rPr>
-          <w:lang w:val="en-US"/>
-        </w:rPr>
-      </w:pPr>
-    </w:p>
-    <w:p>
-      <w:pPr>
-        <w:rPr>
-          <w:lang w:val="en-US"/>
-        </w:rPr>
-      </w:pPr>
-      <w:r>
-        <w:rPr>
-          <w:lang w:val="en-US"/>
-        </w:rPr>
-        <w:t xml:space="preserve">    while (!queue.empty()) {  // O(V + E)</w:t>
-      </w:r>
-    </w:p>
-    <w:p>
-      <w:pPr>
-        <w:rPr>
-          <w:lang w:val="en-US"/>
-        </w:rPr>
-      </w:pPr>
-      <w:r>
-        <w:rPr>
-          <w:lang w:val="en-US"/>
-        </w:rPr>
-        <w:t xml:space="preserve">        auto path = queue.front();  // 16 байт</w:t>
-      </w:r>
-    </w:p>
-    <w:p>
-      <w:pPr>
-        <w:rPr>
-          <w:lang w:val="en-US"/>
-        </w:rPr>
-      </w:pPr>
-      <w:r>
-        <w:rPr>
-          <w:lang w:val="en-US"/>
-        </w:rPr>
-        <w:t xml:space="preserve">        queue.pop();  // O(1)</w:t>
-      </w:r>
-    </w:p>
-    <w:p>
-      <w:pPr>
-        <w:rPr>
-          <w:lang w:val="en-US"/>
-        </w:rPr>
-      </w:pPr>
-    </w:p>
-    <w:p>
-      <w:pPr>
-        <w:rPr>
-          <w:lang w:val="en-US"/>
-        </w:rPr>
-      </w:pPr>
-      <w:r>
-        <w:rPr>
-          <w:lang w:val="en-US"/>
-        </w:rPr>
-        <w:t xml:space="preserve">        Node* current = path.back();  // 16 байт</w:t>
-      </w:r>
-    </w:p>
-    <w:p>
-      <w:pPr>
-        <w:rPr>
-          <w:lang w:val="en-US"/>
-        </w:rPr>
-      </w:pPr>
-      <w:r>
-        <w:rPr>
-          <w:lang w:val="en-US"/>
-        </w:rPr>
-        <w:t xml:space="preserve">        if (current == goal) {  // O(1)</w:t>
-      </w:r>
-    </w:p>
-    <w:p>
-      <w:pPr>
-        <w:rPr>
-          <w:lang w:val="en-US"/>
-        </w:rPr>
-      </w:pPr>
-      <w:r>
-        <w:rPr>
-          <w:lang w:val="en-US"/>
-        </w:rPr>
-        <w:t xml:space="preserve">            return path;  // O(1)</w:t>
-      </w:r>
-    </w:p>
-    <w:p>
-      <w:pPr>
-        <w:rPr>
-          <w:lang w:val="en-US"/>
-        </w:rPr>
-      </w:pPr>
-      <w:r>
-        <w:rPr>
-          <w:lang w:val="en-US"/>
-        </w:rPr>
-        <w:t xml:space="preserve">        }</w:t>
-      </w:r>
-    </w:p>
-    <w:p>
-      <w:pPr>
-        <w:rPr>
-          <w:lang w:val="en-US"/>
-        </w:rPr>
-      </w:pPr>
-    </w:p>
-    <w:p>
-      <w:pPr>
-        <w:rPr>
-          <w:lang w:val="en-US"/>
-        </w:rPr>
-      </w:pPr>
-      <w:r>
-        <w:rPr>
-          <w:lang w:val="en-US"/>
-        </w:rPr>
-        <w:t xml:space="preserve">        if (visited[current]) continue;  // O(1)</w:t>
-      </w:r>
-    </w:p>
-    <w:p>
-      <w:pPr>
-        <w:rPr>
-          <w:lang w:val="en-US"/>
-        </w:rPr>
-      </w:pPr>
-      <w:r>
-        <w:rPr>
-          <w:lang w:val="en-US"/>
-        </w:rPr>
-        <w:t xml:space="preserve">        visited[current] = true;  // O(1)</w:t>
-      </w:r>
-    </w:p>
-    <w:p>
-      <w:pPr>
-        <w:rPr>
-          <w:lang w:val="en-US"/>
-        </w:rPr>
-      </w:pPr>
-    </w:p>
-    <w:p>
-      <w:pPr>
-        <w:rPr>
-          <w:lang w:val="en-US"/>
-        </w:rPr>
-      </w:pPr>
-      <w:r>
-        <w:rPr>
-          <w:lang w:val="en-US"/>
-        </w:rPr>
-        <w:t xml:space="preserve">        for (auto&amp; neighbor : current-&gt;neighbors) {  // O(E)</w:t>
-      </w:r>
-    </w:p>
-    <w:p>
-      <w:pPr>
-        <w:rPr>
-          <w:lang w:val="en-US"/>
-        </w:rPr>
-      </w:pPr>
-      <w:r>
-        <w:rPr>
-          <w:lang w:val="en-US"/>
-        </w:rPr>
-        <w:t xml:space="preserve">            auto new_path = path;  // 16 байт</w:t>
-      </w:r>
-    </w:p>
-    <w:p>
-      <w:pPr>
-        <w:rPr>
-          <w:lang w:val="en-US"/>
-        </w:rPr>
-      </w:pPr>
-      <w:r>
-        <w:rPr>
-          <w:lang w:val="en-US"/>
-        </w:rPr>
-        <w:t xml:space="preserve">            new_path.push_back(neighbor.first);  // 16 байт</w:t>
-      </w:r>
-    </w:p>
-    <w:p>
-      <w:pPr>
-        <w:rPr>
-          <w:lang w:val="en-US"/>
-        </w:rPr>
-      </w:pPr>
-      <w:r>
-        <w:rPr>
-          <w:lang w:val="en-US"/>
-        </w:rPr>
-        <w:t xml:space="preserve">            queue.push(new_path);  // O(1)</w:t>
-      </w:r>
-    </w:p>
-    <w:p>
-      <w:pPr>
-        <w:rPr>
-          <w:lang w:val="en-US"/>
-        </w:rPr>
-      </w:pPr>
-      <w:r>
-        <w:rPr>
-          <w:lang w:val="en-US"/>
-        </w:rPr>
-        <w:t xml:space="preserve">        }</w:t>
-      </w:r>
-    </w:p>
-    <w:p>
-      <w:pPr>
-        <w:rPr>
-          <w:lang w:val="en-US"/>
-        </w:rPr>
-      </w:pPr>
-      <w:r>
-        <w:rPr>
-          <w:lang w:val="en-US"/>
-        </w:rPr>
-        <w:t xml:space="preserve">    }</w:t>
-      </w:r>
-    </w:p>
-    <w:p>
-      <w:pPr>
-        <w:rPr>
-          <w:lang w:val="en-US"/>
-        </w:rPr>
-      </w:pPr>
-    </w:p>
-    <w:p>
-      <w:pPr>
-        <w:rPr>
-          <w:lang w:val="en-US"/>
-        </w:rPr>
-      </w:pPr>
-      <w:r>
-        <w:rPr>
-          <w:lang w:val="en-US"/>
-        </w:rPr>
-        <w:t xml:space="preserve">    return {};  // O(1)</w:t>
-      </w:r>
-    </w:p>
-    <w:p>
-      <w:r>
-        <w:rPr>
-          <w:lang w:val="en-US"/>
-        </w:rPr>
-        <w:t>}</w:t>
-      </w:r>
-    </w:p>
-    <w:p>
-      <w:r>
-        <w:t>Итого</w:t>
-      </w:r>
-      <w:r>
-        <w:t xml:space="preserve">: </w:t>
-      </w:r>
-      <w:r>
-        <w:rPr>
           <w:rStyle w:val="af7"/>
+          <w:lang w:val="en-US"/>
         </w:rPr>
         <w:t>O(V * 16) + O(V * (16 + 1))</w:t>
       </w:r>
       <w:r>
-        <w:t xml:space="preserve"> байт</w:t>
-      </w:r>
-    </w:p>
-    <w:p/>
+        <w:rPr>
+          <w:lang w:val="en-US"/>
+        </w:rPr>
+        <w:t xml:space="preserve"> </w:t>
+      </w:r>
+      <w:r>
+        <w:t>байт</w:t>
+      </w:r>
+    </w:p>
+    <w:p>
+      <w:pPr>
+        <w:rPr>
+          <w:lang w:val="en-US"/>
+        </w:rPr>
+      </w:pPr>
+    </w:p>
     <w:p>
       <w:pPr>
         <w:rPr>
@@ -2619,12 +3969,16 @@
       <w:pPr>
         <w:rPr>
           <w:rStyle w:val="hljs-function"/>
-          <w:lang w:val="en-US"/>
-        </w:rPr>
-      </w:pPr>
-      <w:r>
-        <w:rPr>
-          <w:rStyle w:val="hljs-function"/>
+          <w:sz w:val="18"/>
+          <w:szCs w:val="18"/>
+          <w:lang w:val="en-US"/>
+        </w:rPr>
+      </w:pPr>
+      <w:r>
+        <w:rPr>
+          <w:rStyle w:val="hljs-function"/>
+          <w:sz w:val="18"/>
+          <w:szCs w:val="18"/>
           <w:lang w:val="en-US"/>
         </w:rPr>
         <w:t>bool dfs_recursive(Node* current, Node* goal, std::unordered_set&lt;Node*&gt;&amp; visited, std::vector&lt;Node*&gt;&amp; path) {</w:t>
@@ -2634,12 +3988,16 @@
       <w:pPr>
         <w:rPr>
           <w:rStyle w:val="hljs-function"/>
-          <w:lang w:val="en-US"/>
-        </w:rPr>
-      </w:pPr>
-      <w:r>
-        <w:rPr>
-          <w:rStyle w:val="hljs-function"/>
+          <w:sz w:val="18"/>
+          <w:szCs w:val="18"/>
+          <w:lang w:val="en-US"/>
+        </w:rPr>
+      </w:pPr>
+      <w:r>
+        <w:rPr>
+          <w:rStyle w:val="hljs-function"/>
+          <w:sz w:val="18"/>
+          <w:szCs w:val="18"/>
           <w:lang w:val="en-US"/>
         </w:rPr>
         <w:t xml:space="preserve">    path.push_back(current);  // O(1)</w:t>
@@ -2649,12 +4007,16 @@
       <w:pPr>
         <w:rPr>
           <w:rStyle w:val="hljs-function"/>
-          <w:lang w:val="en-US"/>
-        </w:rPr>
-      </w:pPr>
-      <w:r>
-        <w:rPr>
-          <w:rStyle w:val="hljs-function"/>
+          <w:sz w:val="18"/>
+          <w:szCs w:val="18"/>
+          <w:lang w:val="en-US"/>
+        </w:rPr>
+      </w:pPr>
+      <w:r>
+        <w:rPr>
+          <w:rStyle w:val="hljs-function"/>
+          <w:sz w:val="18"/>
+          <w:szCs w:val="18"/>
           <w:lang w:val="en-US"/>
         </w:rPr>
         <w:t xml:space="preserve">    if (current == goal) {  // O(1)</w:t>
@@ -2664,12 +4026,16 @@
       <w:pPr>
         <w:rPr>
           <w:rStyle w:val="hljs-function"/>
-          <w:lang w:val="en-US"/>
-        </w:rPr>
-      </w:pPr>
-      <w:r>
-        <w:rPr>
-          <w:rStyle w:val="hljs-function"/>
+          <w:sz w:val="18"/>
+          <w:szCs w:val="18"/>
+          <w:lang w:val="en-US"/>
+        </w:rPr>
+      </w:pPr>
+      <w:r>
+        <w:rPr>
+          <w:rStyle w:val="hljs-function"/>
+          <w:sz w:val="18"/>
+          <w:szCs w:val="18"/>
           <w:lang w:val="en-US"/>
         </w:rPr>
         <w:t xml:space="preserve">        return true;  // O(1)</w:t>
@@ -2679,12 +4045,16 @@
       <w:pPr>
         <w:rPr>
           <w:rStyle w:val="hljs-function"/>
-          <w:lang w:val="en-US"/>
-        </w:rPr>
-      </w:pPr>
-      <w:r>
-        <w:rPr>
-          <w:rStyle w:val="hljs-function"/>
+          <w:sz w:val="18"/>
+          <w:szCs w:val="18"/>
+          <w:lang w:val="en-US"/>
+        </w:rPr>
+      </w:pPr>
+      <w:r>
+        <w:rPr>
+          <w:rStyle w:val="hljs-function"/>
+          <w:sz w:val="18"/>
+          <w:szCs w:val="18"/>
           <w:lang w:val="en-US"/>
         </w:rPr>
         <w:t xml:space="preserve">    }</w:t>
@@ -2694,12 +4064,16 @@
       <w:pPr>
         <w:rPr>
           <w:rStyle w:val="hljs-function"/>
-          <w:lang w:val="en-US"/>
-        </w:rPr>
-      </w:pPr>
-      <w:r>
-        <w:rPr>
-          <w:rStyle w:val="hljs-function"/>
+          <w:sz w:val="18"/>
+          <w:szCs w:val="18"/>
+          <w:lang w:val="en-US"/>
+        </w:rPr>
+      </w:pPr>
+      <w:r>
+        <w:rPr>
+          <w:rStyle w:val="hljs-function"/>
+          <w:sz w:val="18"/>
+          <w:szCs w:val="18"/>
           <w:lang w:val="en-US"/>
         </w:rPr>
         <w:t xml:space="preserve">    visited.insert(current);  // O(1)</w:t>
@@ -2709,20 +4083,26 @@
       <w:pPr>
         <w:rPr>
           <w:rStyle w:val="hljs-function"/>
-          <w:lang w:val="en-US"/>
-        </w:rPr>
-      </w:pPr>
-    </w:p>
-    <w:p>
-      <w:pPr>
-        <w:rPr>
-          <w:rStyle w:val="hljs-function"/>
-          <w:lang w:val="en-US"/>
-        </w:rPr>
-      </w:pPr>
-      <w:r>
-        <w:rPr>
-          <w:rStyle w:val="hljs-function"/>
+          <w:sz w:val="18"/>
+          <w:szCs w:val="18"/>
+          <w:lang w:val="en-US"/>
+        </w:rPr>
+      </w:pPr>
+    </w:p>
+    <w:p>
+      <w:pPr>
+        <w:rPr>
+          <w:rStyle w:val="hljs-function"/>
+          <w:sz w:val="18"/>
+          <w:szCs w:val="18"/>
+          <w:lang w:val="en-US"/>
+        </w:rPr>
+      </w:pPr>
+      <w:r>
+        <w:rPr>
+          <w:rStyle w:val="hljs-function"/>
+          <w:sz w:val="18"/>
+          <w:szCs w:val="18"/>
           <w:lang w:val="en-US"/>
         </w:rPr>
         <w:t xml:space="preserve">    for (auto&amp; neighbor : current-&gt;neighbors) {  // O(E)</w:t>
@@ -2732,14 +4112,19 @@
       <w:pPr>
         <w:rPr>
           <w:rStyle w:val="hljs-function"/>
-          <w:lang w:val="en-US"/>
-        </w:rPr>
-      </w:pPr>
-      <w:r>
-        <w:rPr>
-          <w:rStyle w:val="hljs-function"/>
-          <w:lang w:val="en-US"/>
-        </w:rPr>
+          <w:sz w:val="18"/>
+          <w:szCs w:val="18"/>
+          <w:lang w:val="en-US"/>
+        </w:rPr>
+      </w:pPr>
+      <w:r>
+        <w:rPr>
+          <w:rStyle w:val="hljs-function"/>
+          <w:sz w:val="18"/>
+          <w:szCs w:val="18"/>
+          <w:lang w:val="en-US"/>
+        </w:rPr>
+        <w:lastRenderedPageBreak/>
         <w:t xml:space="preserve">        if (visited.find(neighbor.first) == visited.end()) {  // O(1)</w:t>
       </w:r>
     </w:p>
@@ -2747,12 +4132,16 @@
       <w:pPr>
         <w:rPr>
           <w:rStyle w:val="hljs-function"/>
-          <w:lang w:val="en-US"/>
-        </w:rPr>
-      </w:pPr>
-      <w:r>
-        <w:rPr>
-          <w:rStyle w:val="hljs-function"/>
+          <w:sz w:val="18"/>
+          <w:szCs w:val="18"/>
+          <w:lang w:val="en-US"/>
+        </w:rPr>
+      </w:pPr>
+      <w:r>
+        <w:rPr>
+          <w:rStyle w:val="hljs-function"/>
+          <w:sz w:val="18"/>
+          <w:szCs w:val="18"/>
           <w:lang w:val="en-US"/>
         </w:rPr>
         <w:t xml:space="preserve">            if (dfs_recursive(neighbor.first, goal, visited, path)) {  // O(V) (в худшем случае рекурсия)</w:t>
@@ -2762,12 +4151,16 @@
       <w:pPr>
         <w:rPr>
           <w:rStyle w:val="hljs-function"/>
-          <w:lang w:val="en-US"/>
-        </w:rPr>
-      </w:pPr>
-      <w:r>
-        <w:rPr>
-          <w:rStyle w:val="hljs-function"/>
+          <w:sz w:val="18"/>
+          <w:szCs w:val="18"/>
+          <w:lang w:val="en-US"/>
+        </w:rPr>
+      </w:pPr>
+      <w:r>
+        <w:rPr>
+          <w:rStyle w:val="hljs-function"/>
+          <w:sz w:val="18"/>
+          <w:szCs w:val="18"/>
           <w:lang w:val="en-US"/>
         </w:rPr>
         <w:t xml:space="preserve">                return true;  // O(1)</w:t>
@@ -2777,12 +4170,16 @@
       <w:pPr>
         <w:rPr>
           <w:rStyle w:val="hljs-function"/>
-          <w:lang w:val="en-US"/>
-        </w:rPr>
-      </w:pPr>
-      <w:r>
-        <w:rPr>
-          <w:rStyle w:val="hljs-function"/>
+          <w:sz w:val="18"/>
+          <w:szCs w:val="18"/>
+          <w:lang w:val="en-US"/>
+        </w:rPr>
+      </w:pPr>
+      <w:r>
+        <w:rPr>
+          <w:rStyle w:val="hljs-function"/>
+          <w:sz w:val="18"/>
+          <w:szCs w:val="18"/>
           <w:lang w:val="en-US"/>
         </w:rPr>
         <w:t xml:space="preserve">            }</w:t>
@@ -2792,12 +4189,16 @@
       <w:pPr>
         <w:rPr>
           <w:rStyle w:val="hljs-function"/>
-          <w:lang w:val="en-US"/>
-        </w:rPr>
-      </w:pPr>
-      <w:r>
-        <w:rPr>
-          <w:rStyle w:val="hljs-function"/>
+          <w:sz w:val="18"/>
+          <w:szCs w:val="18"/>
+          <w:lang w:val="en-US"/>
+        </w:rPr>
+      </w:pPr>
+      <w:r>
+        <w:rPr>
+          <w:rStyle w:val="hljs-function"/>
+          <w:sz w:val="18"/>
+          <w:szCs w:val="18"/>
           <w:lang w:val="en-US"/>
         </w:rPr>
         <w:t xml:space="preserve">        }</w:t>
@@ -2807,12 +4208,16 @@
       <w:pPr>
         <w:rPr>
           <w:rStyle w:val="hljs-function"/>
-          <w:lang w:val="en-US"/>
-        </w:rPr>
-      </w:pPr>
-      <w:r>
-        <w:rPr>
-          <w:rStyle w:val="hljs-function"/>
+          <w:sz w:val="18"/>
+          <w:szCs w:val="18"/>
+          <w:lang w:val="en-US"/>
+        </w:rPr>
+      </w:pPr>
+      <w:r>
+        <w:rPr>
+          <w:rStyle w:val="hljs-function"/>
+          <w:sz w:val="18"/>
+          <w:szCs w:val="18"/>
           <w:lang w:val="en-US"/>
         </w:rPr>
         <w:t xml:space="preserve">    }</w:t>
@@ -2822,20 +4227,26 @@
       <w:pPr>
         <w:rPr>
           <w:rStyle w:val="hljs-function"/>
-          <w:lang w:val="en-US"/>
-        </w:rPr>
-      </w:pPr>
-    </w:p>
-    <w:p>
-      <w:pPr>
-        <w:rPr>
-          <w:rStyle w:val="hljs-function"/>
-          <w:lang w:val="en-US"/>
-        </w:rPr>
-      </w:pPr>
-      <w:r>
-        <w:rPr>
-          <w:rStyle w:val="hljs-function"/>
+          <w:sz w:val="18"/>
+          <w:szCs w:val="18"/>
+          <w:lang w:val="en-US"/>
+        </w:rPr>
+      </w:pPr>
+    </w:p>
+    <w:p>
+      <w:pPr>
+        <w:rPr>
+          <w:rStyle w:val="hljs-function"/>
+          <w:sz w:val="18"/>
+          <w:szCs w:val="18"/>
+          <w:lang w:val="en-US"/>
+        </w:rPr>
+      </w:pPr>
+      <w:r>
+        <w:rPr>
+          <w:rStyle w:val="hljs-function"/>
+          <w:sz w:val="18"/>
+          <w:szCs w:val="18"/>
           <w:lang w:val="en-US"/>
         </w:rPr>
         <w:t xml:space="preserve">    path.pop_back();  // O(1)</w:t>
@@ -2845,12 +4256,16 @@
       <w:pPr>
         <w:rPr>
           <w:rStyle w:val="hljs-function"/>
-          <w:lang w:val="en-US"/>
-        </w:rPr>
-      </w:pPr>
-      <w:r>
-        <w:rPr>
-          <w:rStyle w:val="hljs-function"/>
+          <w:sz w:val="18"/>
+          <w:szCs w:val="18"/>
+          <w:lang w:val="en-US"/>
+        </w:rPr>
+      </w:pPr>
+      <w:r>
+        <w:rPr>
+          <w:rStyle w:val="hljs-function"/>
+          <w:sz w:val="18"/>
+          <w:szCs w:val="18"/>
           <w:lang w:val="en-US"/>
         </w:rPr>
         <w:t xml:space="preserve">    return false;  // O(1)</w:t>
@@ -2860,12 +4275,16 @@
       <w:pPr>
         <w:rPr>
           <w:rStyle w:val="hljs-function"/>
-          <w:lang w:val="en-US"/>
-        </w:rPr>
-      </w:pPr>
-      <w:r>
-        <w:rPr>
-          <w:rStyle w:val="hljs-function"/>
+          <w:sz w:val="18"/>
+          <w:szCs w:val="18"/>
+          <w:lang w:val="en-US"/>
+        </w:rPr>
+      </w:pPr>
+      <w:r>
+        <w:rPr>
+          <w:rStyle w:val="hljs-function"/>
+          <w:sz w:val="18"/>
+          <w:szCs w:val="18"/>
           <w:lang w:val="en-US"/>
         </w:rPr>
         <w:t>}</w:t>
@@ -2875,20 +4294,26 @@
       <w:pPr>
         <w:rPr>
           <w:rStyle w:val="hljs-function"/>
-          <w:lang w:val="en-US"/>
-        </w:rPr>
-      </w:pPr>
-    </w:p>
-    <w:p>
-      <w:pPr>
-        <w:rPr>
-          <w:rStyle w:val="hljs-function"/>
-          <w:lang w:val="en-US"/>
-        </w:rPr>
-      </w:pPr>
-      <w:r>
-        <w:rPr>
-          <w:rStyle w:val="hljs-function"/>
+          <w:sz w:val="18"/>
+          <w:szCs w:val="18"/>
+          <w:lang w:val="en-US"/>
+        </w:rPr>
+      </w:pPr>
+    </w:p>
+    <w:p>
+      <w:pPr>
+        <w:rPr>
+          <w:rStyle w:val="hljs-function"/>
+          <w:sz w:val="18"/>
+          <w:szCs w:val="18"/>
+          <w:lang w:val="en-US"/>
+        </w:rPr>
+      </w:pPr>
+      <w:r>
+        <w:rPr>
+          <w:rStyle w:val="hljs-function"/>
+          <w:sz w:val="18"/>
+          <w:szCs w:val="18"/>
           <w:lang w:val="en-US"/>
         </w:rPr>
         <w:t>std::vector&lt;Node*&gt; dfs(Graph&amp; graph, Node* start, Node* goal) {</w:t>
@@ -2898,12 +4323,16 @@
       <w:pPr>
         <w:rPr>
           <w:rStyle w:val="hljs-function"/>
-          <w:lang w:val="en-US"/>
-        </w:rPr>
-      </w:pPr>
-      <w:r>
-        <w:rPr>
-          <w:rStyle w:val="hljs-function"/>
+          <w:sz w:val="18"/>
+          <w:szCs w:val="18"/>
+          <w:lang w:val="en-US"/>
+        </w:rPr>
+      </w:pPr>
+      <w:r>
+        <w:rPr>
+          <w:rStyle w:val="hljs-function"/>
+          <w:sz w:val="18"/>
+          <w:szCs w:val="18"/>
           <w:lang w:val="en-US"/>
         </w:rPr>
         <w:t xml:space="preserve">    std::unordered_set&lt;Node*&gt; visited;  // O(V)</w:t>
@@ -2913,12 +4342,16 @@
       <w:pPr>
         <w:rPr>
           <w:rStyle w:val="hljs-function"/>
-          <w:lang w:val="en-US"/>
-        </w:rPr>
-      </w:pPr>
-      <w:r>
-        <w:rPr>
-          <w:rStyle w:val="hljs-function"/>
+          <w:sz w:val="18"/>
+          <w:szCs w:val="18"/>
+          <w:lang w:val="en-US"/>
+        </w:rPr>
+      </w:pPr>
+      <w:r>
+        <w:rPr>
+          <w:rStyle w:val="hljs-function"/>
+          <w:sz w:val="18"/>
+          <w:szCs w:val="18"/>
           <w:lang w:val="en-US"/>
         </w:rPr>
         <w:t xml:space="preserve">    std::vector&lt;Node*&gt; path;  // O(V)</w:t>
@@ -2928,12 +4361,16 @@
       <w:pPr>
         <w:rPr>
           <w:rStyle w:val="hljs-function"/>
-          <w:lang w:val="en-US"/>
-        </w:rPr>
-      </w:pPr>
-      <w:r>
-        <w:rPr>
-          <w:rStyle w:val="hljs-function"/>
+          <w:sz w:val="18"/>
+          <w:szCs w:val="18"/>
+          <w:lang w:val="en-US"/>
+        </w:rPr>
+      </w:pPr>
+      <w:r>
+        <w:rPr>
+          <w:rStyle w:val="hljs-function"/>
+          <w:sz w:val="18"/>
+          <w:szCs w:val="18"/>
           <w:lang w:val="en-US"/>
         </w:rPr>
         <w:t xml:space="preserve">    dfs_recursive(start, goal, visited, path);  // O(V + E) (для рекурсии)</w:t>
@@ -2943,12 +4380,16 @@
       <w:pPr>
         <w:rPr>
           <w:rStyle w:val="hljs-function"/>
-          <w:lang w:val="en-US"/>
-        </w:rPr>
-      </w:pPr>
-      <w:r>
-        <w:rPr>
-          <w:rStyle w:val="hljs-function"/>
+          <w:sz w:val="18"/>
+          <w:szCs w:val="18"/>
+          <w:lang w:val="en-US"/>
+        </w:rPr>
+      </w:pPr>
+      <w:r>
+        <w:rPr>
+          <w:rStyle w:val="hljs-function"/>
+          <w:sz w:val="18"/>
+          <w:szCs w:val="18"/>
           <w:lang w:val="en-US"/>
         </w:rPr>
         <w:t xml:space="preserve">    return path;  // O(1)</w:t>
@@ -2958,371 +4399,525 @@
       <w:pPr>
         <w:rPr>
           <w:rStyle w:val="hljs-function"/>
-          <w:lang w:val="en-US"/>
-        </w:rPr>
-      </w:pPr>
-      <w:r>
-        <w:rPr>
-          <w:rStyle w:val="hljs-function"/>
+          <w:sz w:val="18"/>
+          <w:szCs w:val="18"/>
+          <w:lang w:val="en-US"/>
+        </w:rPr>
+      </w:pPr>
+      <w:r>
+        <w:rPr>
+          <w:rStyle w:val="hljs-function"/>
+          <w:sz w:val="18"/>
+          <w:szCs w:val="18"/>
           <w:lang w:val="en-US"/>
         </w:rPr>
         <w:t>}</w:t>
       </w:r>
     </w:p>
     <w:p>
-      <w:r>
-        <w:rPr>
-          <w:rStyle w:val="hljs-function"/>
+      <w:pPr>
+        <w:rPr>
+          <w:sz w:val="28"/>
+          <w:szCs w:val="28"/>
+          <w:lang w:val="en-US"/>
+        </w:rPr>
+      </w:pPr>
+      <w:r>
+        <w:rPr>
+          <w:rStyle w:val="hljs-function"/>
+          <w:sz w:val="28"/>
+          <w:szCs w:val="28"/>
         </w:rPr>
         <w:t>Итого</w:t>
       </w:r>
       <w:r>
         <w:rPr>
           <w:rStyle w:val="hljs-function"/>
+          <w:sz w:val="28"/>
+          <w:szCs w:val="28"/>
+          <w:lang w:val="en-US"/>
+        </w:rPr>
+        <w:t xml:space="preserve">: ~ </w:t>
+      </w:r>
+      <w:r>
+        <w:rPr>
+          <w:sz w:val="28"/>
+          <w:szCs w:val="28"/>
+        </w:rPr>
+        <w:t>О</w:t>
+      </w:r>
+      <w:r>
+        <w:rPr>
+          <w:sz w:val="28"/>
+          <w:szCs w:val="28"/>
+          <w:lang w:val="en-US"/>
+        </w:rPr>
+        <w:t>((V + E) * V)</w:t>
+      </w:r>
+    </w:p>
+    <w:p>
+      <w:pPr>
+        <w:rPr>
+          <w:sz w:val="18"/>
+          <w:szCs w:val="18"/>
+          <w:lang w:val="en-US"/>
+        </w:rPr>
+      </w:pPr>
+    </w:p>
+    <w:p>
+      <w:pPr>
+        <w:rPr>
+          <w:sz w:val="18"/>
+          <w:szCs w:val="18"/>
+          <w:lang w:val="en-US"/>
+        </w:rPr>
+      </w:pPr>
+      <w:r>
+        <w:rPr>
+          <w:sz w:val="18"/>
+          <w:szCs w:val="18"/>
+          <w:lang w:val="en-US"/>
+        </w:rPr>
+        <w:t>bool dfs_recursive(Node* current, Node* goal, std::unordered_set&lt;Node*&gt;&amp; visited, std::vector&lt;Node*&gt;&amp; path) {</w:t>
+      </w:r>
+    </w:p>
+    <w:p>
+      <w:pPr>
+        <w:rPr>
+          <w:sz w:val="18"/>
+          <w:szCs w:val="18"/>
+          <w:lang w:val="en-US"/>
+        </w:rPr>
+      </w:pPr>
+      <w:r>
+        <w:rPr>
+          <w:sz w:val="18"/>
+          <w:szCs w:val="18"/>
+          <w:lang w:val="en-US"/>
+        </w:rPr>
+        <w:t xml:space="preserve">    path.push_back(current);  // 16 байт</w:t>
+      </w:r>
+    </w:p>
+    <w:p>
+      <w:pPr>
+        <w:rPr>
+          <w:sz w:val="18"/>
+          <w:szCs w:val="18"/>
+          <w:lang w:val="en-US"/>
+        </w:rPr>
+      </w:pPr>
+      <w:r>
+        <w:rPr>
+          <w:sz w:val="18"/>
+          <w:szCs w:val="18"/>
+          <w:lang w:val="en-US"/>
+        </w:rPr>
+        <w:t xml:space="preserve">    if (current == goal) {  // O(1)</w:t>
+      </w:r>
+    </w:p>
+    <w:p>
+      <w:pPr>
+        <w:rPr>
+          <w:sz w:val="18"/>
+          <w:szCs w:val="18"/>
+          <w:lang w:val="en-US"/>
+        </w:rPr>
+      </w:pPr>
+      <w:r>
+        <w:rPr>
+          <w:sz w:val="18"/>
+          <w:szCs w:val="18"/>
+          <w:lang w:val="en-US"/>
+        </w:rPr>
+        <w:t xml:space="preserve">        return true;  // O(1)</w:t>
+      </w:r>
+    </w:p>
+    <w:p>
+      <w:pPr>
+        <w:rPr>
+          <w:sz w:val="18"/>
+          <w:szCs w:val="18"/>
+          <w:lang w:val="en-US"/>
+        </w:rPr>
+      </w:pPr>
+      <w:r>
+        <w:rPr>
+          <w:sz w:val="18"/>
+          <w:szCs w:val="18"/>
+          <w:lang w:val="en-US"/>
+        </w:rPr>
+        <w:t xml:space="preserve">    }</w:t>
+      </w:r>
+    </w:p>
+    <w:p>
+      <w:pPr>
+        <w:rPr>
+          <w:sz w:val="18"/>
+          <w:szCs w:val="18"/>
+          <w:lang w:val="en-US"/>
+        </w:rPr>
+      </w:pPr>
+      <w:r>
+        <w:rPr>
+          <w:sz w:val="18"/>
+          <w:szCs w:val="18"/>
+          <w:lang w:val="en-US"/>
+        </w:rPr>
+        <w:t xml:space="preserve">    visited.insert(current);  // 16 байт</w:t>
+      </w:r>
+    </w:p>
+    <w:p>
+      <w:pPr>
+        <w:rPr>
+          <w:sz w:val="18"/>
+          <w:szCs w:val="18"/>
+          <w:lang w:val="en-US"/>
+        </w:rPr>
+      </w:pPr>
+    </w:p>
+    <w:p>
+      <w:pPr>
+        <w:rPr>
+          <w:sz w:val="18"/>
+          <w:szCs w:val="18"/>
+          <w:lang w:val="en-US"/>
+        </w:rPr>
+      </w:pPr>
+      <w:r>
+        <w:rPr>
+          <w:sz w:val="18"/>
+          <w:szCs w:val="18"/>
+          <w:lang w:val="en-US"/>
+        </w:rPr>
+        <w:t xml:space="preserve">    for (auto&amp; neighbor : current-&gt;neighbors) {  // O(E)</w:t>
+      </w:r>
+    </w:p>
+    <w:p>
+      <w:pPr>
+        <w:rPr>
+          <w:sz w:val="18"/>
+          <w:szCs w:val="18"/>
+          <w:lang w:val="en-US"/>
+        </w:rPr>
+      </w:pPr>
+      <w:r>
+        <w:rPr>
+          <w:sz w:val="18"/>
+          <w:szCs w:val="18"/>
+          <w:lang w:val="en-US"/>
+        </w:rPr>
+        <w:t xml:space="preserve">        if (visited.find(neighbor.first) == visited.end()) {  // O(1)</w:t>
+      </w:r>
+    </w:p>
+    <w:p>
+      <w:pPr>
+        <w:rPr>
+          <w:sz w:val="18"/>
+          <w:szCs w:val="18"/>
+          <w:lang w:val="en-US"/>
+        </w:rPr>
+      </w:pPr>
+      <w:r>
+        <w:rPr>
+          <w:sz w:val="18"/>
+          <w:szCs w:val="18"/>
+          <w:lang w:val="en-US"/>
+        </w:rPr>
+        <w:t xml:space="preserve">            if (dfs_recursive(neighbor.first, goal, visited, path)) {  // O(V)</w:t>
+      </w:r>
+    </w:p>
+    <w:p>
+      <w:pPr>
+        <w:rPr>
+          <w:sz w:val="18"/>
+          <w:szCs w:val="18"/>
+          <w:lang w:val="en-US"/>
+        </w:rPr>
+      </w:pPr>
+      <w:r>
+        <w:rPr>
+          <w:sz w:val="18"/>
+          <w:szCs w:val="18"/>
+          <w:lang w:val="en-US"/>
+        </w:rPr>
+        <w:t xml:space="preserve">                return true;  // O(1)</w:t>
+      </w:r>
+    </w:p>
+    <w:p>
+      <w:pPr>
+        <w:rPr>
+          <w:sz w:val="18"/>
+          <w:szCs w:val="18"/>
+          <w:lang w:val="en-US"/>
+        </w:rPr>
+      </w:pPr>
+      <w:r>
+        <w:rPr>
+          <w:sz w:val="18"/>
+          <w:szCs w:val="18"/>
+          <w:lang w:val="en-US"/>
+        </w:rPr>
+        <w:t xml:space="preserve">            }</w:t>
+      </w:r>
+    </w:p>
+    <w:p>
+      <w:pPr>
+        <w:rPr>
+          <w:sz w:val="18"/>
+          <w:szCs w:val="18"/>
+          <w:lang w:val="en-US"/>
+        </w:rPr>
+      </w:pPr>
+      <w:r>
+        <w:rPr>
+          <w:sz w:val="18"/>
+          <w:szCs w:val="18"/>
+          <w:lang w:val="en-US"/>
+        </w:rPr>
+        <w:t xml:space="preserve">        }</w:t>
+      </w:r>
+    </w:p>
+    <w:p>
+      <w:pPr>
+        <w:rPr>
+          <w:sz w:val="18"/>
+          <w:szCs w:val="18"/>
+          <w:lang w:val="en-US"/>
+        </w:rPr>
+      </w:pPr>
+      <w:r>
+        <w:rPr>
+          <w:sz w:val="18"/>
+          <w:szCs w:val="18"/>
+          <w:lang w:val="en-US"/>
+        </w:rPr>
+        <w:t xml:space="preserve">    }</w:t>
+      </w:r>
+    </w:p>
+    <w:p>
+      <w:pPr>
+        <w:rPr>
+          <w:sz w:val="18"/>
+          <w:szCs w:val="18"/>
+          <w:lang w:val="en-US"/>
+        </w:rPr>
+      </w:pPr>
+    </w:p>
+    <w:p>
+      <w:pPr>
+        <w:rPr>
+          <w:sz w:val="18"/>
+          <w:szCs w:val="18"/>
+          <w:lang w:val="en-US"/>
+        </w:rPr>
+      </w:pPr>
+      <w:r>
+        <w:rPr>
+          <w:sz w:val="18"/>
+          <w:szCs w:val="18"/>
+          <w:lang w:val="en-US"/>
+        </w:rPr>
+        <w:t xml:space="preserve">    path.pop_back();  // O(1)</w:t>
+      </w:r>
+    </w:p>
+    <w:p>
+      <w:pPr>
+        <w:rPr>
+          <w:sz w:val="18"/>
+          <w:szCs w:val="18"/>
+          <w:lang w:val="en-US"/>
+        </w:rPr>
+      </w:pPr>
+      <w:r>
+        <w:rPr>
+          <w:sz w:val="18"/>
+          <w:szCs w:val="18"/>
+          <w:lang w:val="en-US"/>
+        </w:rPr>
+        <w:t xml:space="preserve">    return false;  // O(1)</w:t>
+      </w:r>
+    </w:p>
+    <w:p>
+      <w:pPr>
+        <w:rPr>
+          <w:sz w:val="18"/>
+          <w:szCs w:val="18"/>
+          <w:lang w:val="en-US"/>
+        </w:rPr>
+      </w:pPr>
+      <w:r>
+        <w:rPr>
+          <w:sz w:val="18"/>
+          <w:szCs w:val="18"/>
+          <w:lang w:val="en-US"/>
+        </w:rPr>
+        <w:lastRenderedPageBreak/>
+        <w:t>}</w:t>
+      </w:r>
+    </w:p>
+    <w:p>
+      <w:pPr>
+        <w:rPr>
+          <w:sz w:val="18"/>
+          <w:szCs w:val="18"/>
+          <w:lang w:val="en-US"/>
+        </w:rPr>
+      </w:pPr>
+    </w:p>
+    <w:p>
+      <w:pPr>
+        <w:rPr>
+          <w:sz w:val="18"/>
+          <w:szCs w:val="18"/>
+          <w:lang w:val="en-US"/>
+        </w:rPr>
+      </w:pPr>
+      <w:r>
+        <w:rPr>
+          <w:sz w:val="18"/>
+          <w:szCs w:val="18"/>
+          <w:lang w:val="en-US"/>
+        </w:rPr>
+        <w:t>std::vector&lt;Node*&gt; dfs(Graph&amp; graph, Node* start, Node* goal) {</w:t>
+      </w:r>
+    </w:p>
+    <w:p>
+      <w:pPr>
+        <w:rPr>
+          <w:sz w:val="18"/>
+          <w:szCs w:val="18"/>
+          <w:lang w:val="en-US"/>
+        </w:rPr>
+      </w:pPr>
+      <w:r>
+        <w:rPr>
+          <w:sz w:val="18"/>
+          <w:szCs w:val="18"/>
+          <w:lang w:val="en-US"/>
+        </w:rPr>
+        <w:t xml:space="preserve">    std::unordered_set&lt;Node*&gt; visited;  // V * 16 байт</w:t>
+      </w:r>
+    </w:p>
+    <w:p>
+      <w:pPr>
+        <w:rPr>
+          <w:sz w:val="18"/>
+          <w:szCs w:val="18"/>
+          <w:lang w:val="en-US"/>
+        </w:rPr>
+      </w:pPr>
+      <w:r>
+        <w:rPr>
+          <w:sz w:val="18"/>
+          <w:szCs w:val="18"/>
+          <w:lang w:val="en-US"/>
+        </w:rPr>
+        <w:t xml:space="preserve">    std::vector&lt;Node*&gt; path;  // V * 16 байт</w:t>
+      </w:r>
+    </w:p>
+    <w:p>
+      <w:pPr>
+        <w:rPr>
+          <w:sz w:val="18"/>
+          <w:szCs w:val="18"/>
+          <w:lang w:val="en-US"/>
+        </w:rPr>
+      </w:pPr>
+      <w:r>
+        <w:rPr>
+          <w:sz w:val="18"/>
+          <w:szCs w:val="18"/>
+          <w:lang w:val="en-US"/>
+        </w:rPr>
+        <w:t xml:space="preserve">    dfs_recursive(start, goal, visited, path);  // O(V + E)</w:t>
+      </w:r>
+    </w:p>
+    <w:p>
+      <w:pPr>
+        <w:rPr>
+          <w:sz w:val="18"/>
+          <w:szCs w:val="18"/>
+          <w:lang w:val="en-US"/>
+        </w:rPr>
+      </w:pPr>
+      <w:r>
+        <w:rPr>
+          <w:sz w:val="18"/>
+          <w:szCs w:val="18"/>
+          <w:lang w:val="en-US"/>
+        </w:rPr>
+        <w:t xml:space="preserve">    return path;  // O(1)</w:t>
+      </w:r>
+    </w:p>
+    <w:p>
+      <w:pPr>
+        <w:rPr>
+          <w:sz w:val="18"/>
+          <w:szCs w:val="18"/>
+          <w:lang w:val="en-US"/>
+        </w:rPr>
+      </w:pPr>
+      <w:r>
+        <w:rPr>
+          <w:sz w:val="18"/>
+          <w:szCs w:val="18"/>
+          <w:lang w:val="en-US"/>
+        </w:rPr>
+        <w:t>}</w:t>
+      </w:r>
+    </w:p>
+    <w:p>
+      <w:pPr>
+        <w:rPr>
+          <w:lang w:val="en-US"/>
+        </w:rPr>
+      </w:pPr>
+      <w:r>
+        <w:t>Итого</w:t>
+      </w:r>
+      <w:r>
+        <w:rPr>
+          <w:lang w:val="en-US"/>
         </w:rPr>
         <w:t xml:space="preserve">: </w:t>
       </w:r>
       <w:r>
         <w:rPr>
-          <w:rStyle w:val="hljs-function"/>
-          <w:lang w:val="en-US"/>
-        </w:rPr>
-        <w:t xml:space="preserve">~ </w:t>
-      </w:r>
-      <w:r>
-        <w:t>О((V + E) * V)</w:t>
-      </w:r>
-    </w:p>
-    <w:p/>
-    <w:p>
-      <w:pPr>
-        <w:rPr>
-          <w:lang w:val="en-US"/>
-        </w:rPr>
-      </w:pPr>
-      <w:r>
-        <w:rPr>
-          <w:lang w:val="en-US"/>
-        </w:rPr>
-        <w:t>bool dfs_recursive(Node* current, Node* goal, std::unordered_set&lt;Node*&gt;&amp; visited, std::vector&lt;Node*&gt;&amp; path) {</w:t>
-      </w:r>
-    </w:p>
-    <w:p>
-      <w:pPr>
-        <w:rPr>
-          <w:lang w:val="en-US"/>
-        </w:rPr>
-      </w:pPr>
-      <w:r>
-        <w:rPr>
-          <w:lang w:val="en-US"/>
-        </w:rPr>
-        <w:t xml:space="preserve">    path.push_back(current);  // 16 байт</w:t>
-      </w:r>
-    </w:p>
-    <w:p>
-      <w:pPr>
-        <w:rPr>
-          <w:lang w:val="en-US"/>
-        </w:rPr>
-      </w:pPr>
-      <w:r>
-        <w:rPr>
-          <w:lang w:val="en-US"/>
-        </w:rPr>
-        <w:t xml:space="preserve">    if (current == goal) {  // O(1)</w:t>
-      </w:r>
-    </w:p>
-    <w:p>
-      <w:pPr>
-        <w:rPr>
-          <w:lang w:val="en-US"/>
-        </w:rPr>
-      </w:pPr>
-      <w:r>
-        <w:rPr>
-          <w:lang w:val="en-US"/>
-        </w:rPr>
-        <w:t xml:space="preserve">        return true;  // O(1)</w:t>
-      </w:r>
-    </w:p>
-    <w:p>
-      <w:pPr>
-        <w:rPr>
-          <w:lang w:val="en-US"/>
-        </w:rPr>
-      </w:pPr>
-      <w:r>
-        <w:rPr>
-          <w:lang w:val="en-US"/>
-        </w:rPr>
-        <w:t xml:space="preserve">    }</w:t>
-      </w:r>
-    </w:p>
-    <w:p>
-      <w:pPr>
-        <w:rPr>
-          <w:lang w:val="en-US"/>
-        </w:rPr>
-      </w:pPr>
-      <w:r>
-        <w:rPr>
-          <w:lang w:val="en-US"/>
-        </w:rPr>
-        <w:t xml:space="preserve">    visited.insert(current);  // 16 байт</w:t>
-      </w:r>
-    </w:p>
-    <w:p>
-      <w:pPr>
-        <w:rPr>
-          <w:lang w:val="en-US"/>
-        </w:rPr>
-      </w:pPr>
-    </w:p>
-    <w:p>
-      <w:pPr>
-        <w:rPr>
-          <w:lang w:val="en-US"/>
-        </w:rPr>
-      </w:pPr>
-      <w:r>
-        <w:rPr>
-          <w:lang w:val="en-US"/>
-        </w:rPr>
-        <w:t xml:space="preserve">    for (auto&amp; neighbor : current-&gt;neighbors) {  // O(E)</w:t>
-      </w:r>
-    </w:p>
-    <w:p>
-      <w:pPr>
-        <w:rPr>
-          <w:lang w:val="en-US"/>
-        </w:rPr>
-      </w:pPr>
-      <w:r>
-        <w:rPr>
-          <w:lang w:val="en-US"/>
-        </w:rPr>
-        <w:t xml:space="preserve">        if (visited.find(neighbor.first) == visited.end()) {  // O(1)</w:t>
-      </w:r>
-    </w:p>
-    <w:p>
-      <w:pPr>
-        <w:rPr>
-          <w:lang w:val="en-US"/>
-        </w:rPr>
-      </w:pPr>
-      <w:r>
-        <w:rPr>
-          <w:lang w:val="en-US"/>
-        </w:rPr>
-        <w:t xml:space="preserve">            if (dfs_recursive(neighbor.first, goal, visited, path)) {  // O(V)</w:t>
-      </w:r>
-    </w:p>
-    <w:p>
-      <w:pPr>
-        <w:rPr>
-          <w:lang w:val="en-US"/>
-        </w:rPr>
-      </w:pPr>
-      <w:r>
-        <w:rPr>
-          <w:lang w:val="en-US"/>
-        </w:rPr>
-        <w:t xml:space="preserve">                return true;  // O(1)</w:t>
-      </w:r>
-    </w:p>
-    <w:p>
-      <w:pPr>
-        <w:rPr>
-          <w:lang w:val="en-US"/>
-        </w:rPr>
-      </w:pPr>
-      <w:r>
-        <w:rPr>
-          <w:lang w:val="en-US"/>
-        </w:rPr>
-        <w:t xml:space="preserve">            }</w:t>
-      </w:r>
-    </w:p>
-    <w:p>
-      <w:pPr>
-        <w:rPr>
-          <w:lang w:val="en-US"/>
-        </w:rPr>
-      </w:pPr>
-      <w:r>
-        <w:rPr>
-          <w:lang w:val="en-US"/>
-        </w:rPr>
-        <w:t xml:space="preserve">        }</w:t>
-      </w:r>
-    </w:p>
-    <w:p>
-      <w:pPr>
-        <w:rPr>
-          <w:lang w:val="en-US"/>
-        </w:rPr>
-      </w:pPr>
-      <w:r>
-        <w:rPr>
-          <w:lang w:val="en-US"/>
-        </w:rPr>
-        <w:t xml:space="preserve">    }</w:t>
-      </w:r>
-    </w:p>
-    <w:p>
-      <w:pPr>
-        <w:rPr>
-          <w:lang w:val="en-US"/>
-        </w:rPr>
-      </w:pPr>
-    </w:p>
-    <w:p>
-      <w:pPr>
-        <w:rPr>
-          <w:lang w:val="en-US"/>
-        </w:rPr>
-      </w:pPr>
-      <w:r>
-        <w:rPr>
-          <w:lang w:val="en-US"/>
-        </w:rPr>
-        <w:t xml:space="preserve">    path.pop_back();  // O(1)</w:t>
-      </w:r>
-    </w:p>
-    <w:p>
-      <w:pPr>
-        <w:rPr>
-          <w:lang w:val="en-US"/>
-        </w:rPr>
-      </w:pPr>
-      <w:r>
-        <w:rPr>
-          <w:lang w:val="en-US"/>
-        </w:rPr>
-        <w:t xml:space="preserve">    return false;  // O(1)</w:t>
-      </w:r>
-    </w:p>
-    <w:p>
-      <w:pPr>
-        <w:rPr>
-          <w:lang w:val="en-US"/>
-        </w:rPr>
-      </w:pPr>
-      <w:r>
-        <w:rPr>
-          <w:lang w:val="en-US"/>
-        </w:rPr>
-        <w:t>}</w:t>
-      </w:r>
-    </w:p>
-    <w:p>
-      <w:pPr>
-        <w:rPr>
-          <w:lang w:val="en-US"/>
-        </w:rPr>
-      </w:pPr>
-    </w:p>
-    <w:p>
-      <w:pPr>
-        <w:rPr>
-          <w:lang w:val="en-US"/>
-        </w:rPr>
-      </w:pPr>
-      <w:r>
-        <w:rPr>
-          <w:lang w:val="en-US"/>
-        </w:rPr>
-        <w:t>std::vector&lt;Node*&gt; dfs(Graph&amp; graph, Node* start, Node* goal) {</w:t>
-      </w:r>
-    </w:p>
-    <w:p>
-      <w:pPr>
-        <w:rPr>
-          <w:lang w:val="en-US"/>
-        </w:rPr>
-      </w:pPr>
-      <w:r>
-        <w:rPr>
-          <w:lang w:val="en-US"/>
-        </w:rPr>
-        <w:t xml:space="preserve">    std::unordered_set&lt;Node*&gt; visited;  // V * 16 байт</w:t>
-      </w:r>
-    </w:p>
-    <w:p>
-      <w:pPr>
-        <w:rPr>
-          <w:lang w:val="en-US"/>
-        </w:rPr>
-      </w:pPr>
-      <w:r>
-        <w:rPr>
-          <w:lang w:val="en-US"/>
-        </w:rPr>
-        <w:t xml:space="preserve">    std::vector&lt;Node*&gt; path;  // V * 16 байт</w:t>
-      </w:r>
-    </w:p>
-    <w:p>
-      <w:pPr>
-        <w:rPr>
-          <w:lang w:val="en-US"/>
-        </w:rPr>
-      </w:pPr>
-      <w:r>
-        <w:rPr>
-          <w:lang w:val="en-US"/>
-        </w:rPr>
-        <w:t xml:space="preserve">    dfs_recursive(start, goal, visited, path);  // O(V + E)</w:t>
-      </w:r>
-    </w:p>
-    <w:p>
-      <w:pPr>
-        <w:rPr>
-          <w:lang w:val="en-US"/>
-        </w:rPr>
-      </w:pPr>
-      <w:r>
-        <w:rPr>
-          <w:lang w:val="en-US"/>
-        </w:rPr>
-        <w:t xml:space="preserve">    return path;  // O(1)</w:t>
-      </w:r>
-    </w:p>
-    <w:p>
-      <w:r>
-        <w:rPr>
-          <w:lang w:val="en-US"/>
-        </w:rPr>
-        <w:t>}</w:t>
-      </w:r>
-    </w:p>
-    <w:p>
-      <w:r>
-        <w:t>Итого</w:t>
-      </w:r>
-      <w:r>
-        <w:t xml:space="preserve">: </w:t>
-      </w:r>
-      <w:r>
-        <w:rPr>
           <w:rStyle w:val="af7"/>
+          <w:lang w:val="en-US"/>
         </w:rPr>
         <w:t>O(V * 16) + O(V * 16) + O(V * 16)</w:t>
       </w:r>
       <w:r>
-        <w:t xml:space="preserve"> байт</w:t>
-      </w:r>
-      <w:r>
+        <w:rPr>
+          <w:lang w:val="en-US"/>
+        </w:rPr>
+        <w:t xml:space="preserve"> </w:t>
+      </w:r>
+      <w:r>
+        <w:t>байт</w:t>
+      </w:r>
+      <w:r>
+        <w:rPr>
+          <w:lang w:val="en-US"/>
+        </w:rPr>
         <w:t>.</w:t>
       </w:r>
     </w:p>
-    <w:p/>
+    <w:p>
+      <w:pPr>
+        <w:rPr>
+          <w:lang w:val="en-US"/>
+        </w:rPr>
+      </w:pPr>
+    </w:p>
     <w:p>
       <w:pPr>
         <w:rPr>
           <w:b/>
           <w:sz w:val="32"/>
           <w:szCs w:val="32"/>
+          <w:lang w:val="en-US"/>
         </w:rPr>
       </w:pPr>
       <w:r>
@@ -3338,15 +4933,783 @@
       <w:pPr>
         <w:rPr>
           <w:rStyle w:val="hljs-function"/>
-          <w:lang w:val="en-US"/>
-        </w:rPr>
-      </w:pPr>
-      <w:r>
-        <w:rPr>
-          <w:rStyle w:val="hljs-function"/>
+          <w:sz w:val="18"/>
+          <w:szCs w:val="18"/>
+          <w:lang w:val="en-US"/>
+        </w:rPr>
+      </w:pPr>
+      <w:r>
+        <w:rPr>
+          <w:rStyle w:val="hljs-function"/>
+          <w:sz w:val="18"/>
+          <w:szCs w:val="18"/>
+          <w:lang w:val="en-US"/>
+        </w:rPr>
+        <w:t>std::vector&lt;Node*&gt; dijkstra(Graph&amp; graph, Node* start, Node* goal) {</w:t>
+      </w:r>
+    </w:p>
+    <w:p>
+      <w:pPr>
+        <w:rPr>
+          <w:rStyle w:val="hljs-function"/>
+          <w:sz w:val="18"/>
+          <w:szCs w:val="18"/>
+          <w:lang w:val="en-US"/>
+        </w:rPr>
+      </w:pPr>
+      <w:r>
+        <w:rPr>
+          <w:rStyle w:val="hljs-function"/>
+          <w:sz w:val="18"/>
+          <w:szCs w:val="18"/>
+          <w:lang w:val="en-US"/>
+        </w:rPr>
+        <w:t xml:space="preserve">    std::unordered_map&lt;Node*, double&gt; distances;  // O(V)</w:t>
+      </w:r>
+    </w:p>
+    <w:p>
+      <w:pPr>
+        <w:rPr>
+          <w:rStyle w:val="hljs-function"/>
+          <w:sz w:val="18"/>
+          <w:szCs w:val="18"/>
+          <w:lang w:val="en-US"/>
+        </w:rPr>
+      </w:pPr>
+      <w:r>
+        <w:rPr>
+          <w:rStyle w:val="hljs-function"/>
+          <w:sz w:val="18"/>
+          <w:szCs w:val="18"/>
+          <w:lang w:val="en-US"/>
+        </w:rPr>
+        <w:t xml:space="preserve">    std::unordered_map&lt;Node*, Node*&gt; previous;  // O(V)</w:t>
+      </w:r>
+    </w:p>
+    <w:p>
+      <w:pPr>
+        <w:rPr>
+          <w:rStyle w:val="hljs-function"/>
+          <w:sz w:val="18"/>
+          <w:szCs w:val="18"/>
+          <w:lang w:val="en-US"/>
+        </w:rPr>
+      </w:pPr>
+      <w:r>
+        <w:rPr>
+          <w:rStyle w:val="hljs-function"/>
+          <w:sz w:val="18"/>
+          <w:szCs w:val="18"/>
+          <w:lang w:val="en-US"/>
+        </w:rPr>
+        <w:t xml:space="preserve">    auto compare = [](std::pair&lt;Node*, double&gt; a, std::pair&lt;Node*, double&gt; b) {  // O(1)</w:t>
+      </w:r>
+    </w:p>
+    <w:p>
+      <w:pPr>
+        <w:rPr>
+          <w:rStyle w:val="hljs-function"/>
+          <w:sz w:val="18"/>
+          <w:szCs w:val="18"/>
+          <w:lang w:val="en-US"/>
+        </w:rPr>
+      </w:pPr>
+      <w:r>
+        <w:rPr>
+          <w:rStyle w:val="hljs-function"/>
+          <w:sz w:val="18"/>
+          <w:szCs w:val="18"/>
+          <w:lang w:val="en-US"/>
+        </w:rPr>
+        <w:t xml:space="preserve">        return a.second &gt; b.second;  // O(1)</w:t>
+      </w:r>
+    </w:p>
+    <w:p>
+      <w:pPr>
+        <w:rPr>
+          <w:rStyle w:val="hljs-function"/>
+          <w:sz w:val="18"/>
+          <w:szCs w:val="18"/>
+          <w:lang w:val="en-US"/>
+        </w:rPr>
+      </w:pPr>
+      <w:r>
+        <w:rPr>
+          <w:rStyle w:val="hljs-function"/>
+          <w:sz w:val="18"/>
+          <w:szCs w:val="18"/>
+          <w:lang w:val="en-US"/>
+        </w:rPr>
+        <w:t xml:space="preserve">    };</w:t>
+      </w:r>
+    </w:p>
+    <w:p>
+      <w:pPr>
+        <w:rPr>
+          <w:rStyle w:val="hljs-function"/>
+          <w:sz w:val="18"/>
+          <w:szCs w:val="18"/>
+          <w:lang w:val="en-US"/>
+        </w:rPr>
+      </w:pPr>
+      <w:r>
+        <w:rPr>
+          <w:rStyle w:val="hljs-function"/>
+          <w:sz w:val="18"/>
+          <w:szCs w:val="18"/>
+          <w:lang w:val="en-US"/>
+        </w:rPr>
+        <w:t xml:space="preserve">    std::priority_queue&lt;std::pair&lt;Node*, double&gt;, std::vector&lt;std::pair&lt;Node*, double&gt;&gt;, decltype(compare)&gt; queue(compare);  // O(V)</w:t>
+      </w:r>
+    </w:p>
+    <w:p>
+      <w:pPr>
+        <w:rPr>
+          <w:rStyle w:val="hljs-function"/>
+          <w:sz w:val="18"/>
+          <w:szCs w:val="18"/>
+          <w:lang w:val="en-US"/>
+        </w:rPr>
+      </w:pPr>
+    </w:p>
+    <w:p>
+      <w:pPr>
+        <w:rPr>
+          <w:rStyle w:val="hljs-function"/>
+          <w:sz w:val="18"/>
+          <w:szCs w:val="18"/>
+          <w:lang w:val="en-US"/>
+        </w:rPr>
+      </w:pPr>
+      <w:r>
+        <w:rPr>
+          <w:rStyle w:val="hljs-function"/>
+          <w:sz w:val="18"/>
+          <w:szCs w:val="18"/>
+          <w:lang w:val="en-US"/>
+        </w:rPr>
+        <w:t xml:space="preserve">    for (auto&amp; pair : graph.nodes) {  // O(V)</w:t>
+      </w:r>
+    </w:p>
+    <w:p>
+      <w:pPr>
+        <w:rPr>
+          <w:rStyle w:val="hljs-function"/>
+          <w:sz w:val="18"/>
+          <w:szCs w:val="18"/>
+          <w:lang w:val="en-US"/>
+        </w:rPr>
+      </w:pPr>
+      <w:r>
+        <w:rPr>
+          <w:rStyle w:val="hljs-function"/>
+          <w:sz w:val="18"/>
+          <w:szCs w:val="18"/>
+          <w:lang w:val="en-US"/>
+        </w:rPr>
+        <w:t xml:space="preserve">        distances[pair.second] = std::numeric_limits&lt;double&gt;::infinity();  // O(1)</w:t>
+      </w:r>
+    </w:p>
+    <w:p>
+      <w:pPr>
+        <w:rPr>
+          <w:rStyle w:val="hljs-function"/>
+          <w:sz w:val="18"/>
+          <w:szCs w:val="18"/>
+          <w:lang w:val="en-US"/>
+        </w:rPr>
+      </w:pPr>
+      <w:r>
+        <w:rPr>
+          <w:rStyle w:val="hljs-function"/>
+          <w:sz w:val="18"/>
+          <w:szCs w:val="18"/>
+          <w:lang w:val="en-US"/>
+        </w:rPr>
+        <w:t xml:space="preserve">    }</w:t>
+      </w:r>
+    </w:p>
+    <w:p>
+      <w:pPr>
+        <w:rPr>
+          <w:rStyle w:val="hljs-function"/>
+          <w:sz w:val="18"/>
+          <w:szCs w:val="18"/>
+          <w:lang w:val="en-US"/>
+        </w:rPr>
+      </w:pPr>
+      <w:r>
+        <w:rPr>
+          <w:rStyle w:val="hljs-function"/>
+          <w:sz w:val="18"/>
+          <w:szCs w:val="18"/>
+          <w:lang w:val="en-US"/>
+        </w:rPr>
+        <w:t xml:space="preserve">    distances[start] = 0.0;  // O(1)</w:t>
+      </w:r>
+    </w:p>
+    <w:p>
+      <w:pPr>
+        <w:rPr>
+          <w:rStyle w:val="hljs-function"/>
+          <w:sz w:val="18"/>
+          <w:szCs w:val="18"/>
+          <w:lang w:val="en-US"/>
+        </w:rPr>
+      </w:pPr>
+    </w:p>
+    <w:p>
+      <w:pPr>
+        <w:rPr>
+          <w:rStyle w:val="hljs-function"/>
+          <w:sz w:val="18"/>
+          <w:szCs w:val="18"/>
+          <w:lang w:val="en-US"/>
+        </w:rPr>
+      </w:pPr>
+      <w:r>
+        <w:rPr>
+          <w:rStyle w:val="hljs-function"/>
+          <w:sz w:val="18"/>
+          <w:szCs w:val="18"/>
+          <w:lang w:val="en-US"/>
+        </w:rPr>
+        <w:t xml:space="preserve">    queue.push({start, 0.0});  // O(log V)</w:t>
+      </w:r>
+    </w:p>
+    <w:p>
+      <w:pPr>
+        <w:rPr>
+          <w:rStyle w:val="hljs-function"/>
+          <w:sz w:val="18"/>
+          <w:szCs w:val="18"/>
+          <w:lang w:val="en-US"/>
+        </w:rPr>
+      </w:pPr>
+    </w:p>
+    <w:p>
+      <w:pPr>
+        <w:rPr>
+          <w:rStyle w:val="hljs-function"/>
+          <w:sz w:val="18"/>
+          <w:szCs w:val="18"/>
+        </w:rPr>
+      </w:pPr>
+      <w:r>
+        <w:rPr>
+          <w:rStyle w:val="hljs-function"/>
+          <w:sz w:val="18"/>
+          <w:szCs w:val="18"/>
+          <w:lang w:val="en-US"/>
+        </w:rPr>
+        <w:t xml:space="preserve">    </w:t>
+      </w:r>
+      <w:r>
+        <w:rPr>
+          <w:rStyle w:val="hljs-function"/>
+          <w:sz w:val="18"/>
+          <w:szCs w:val="18"/>
+        </w:rPr>
+        <w:t>while (!queue.empty()) {  // O(E log V), так как мы извлекаем и обновляем все рёбра</w:t>
+      </w:r>
+    </w:p>
+    <w:p>
+      <w:pPr>
+        <w:rPr>
+          <w:rStyle w:val="hljs-function"/>
+          <w:sz w:val="18"/>
+          <w:szCs w:val="18"/>
+          <w:lang w:val="en-US"/>
+        </w:rPr>
+      </w:pPr>
+      <w:r>
+        <w:rPr>
+          <w:rStyle w:val="hljs-function"/>
+          <w:sz w:val="18"/>
+          <w:szCs w:val="18"/>
+        </w:rPr>
+        <w:t xml:space="preserve">        </w:t>
+      </w:r>
+      <w:r>
+        <w:rPr>
+          <w:rStyle w:val="hljs-function"/>
+          <w:sz w:val="18"/>
+          <w:szCs w:val="18"/>
+          <w:lang w:val="en-US"/>
+        </w:rPr>
+        <w:t>Node* current = queue.top().first;  // O(1)</w:t>
+      </w:r>
+    </w:p>
+    <w:p>
+      <w:pPr>
+        <w:rPr>
+          <w:rStyle w:val="hljs-function"/>
+          <w:sz w:val="18"/>
+          <w:szCs w:val="18"/>
+          <w:lang w:val="en-US"/>
+        </w:rPr>
+      </w:pPr>
+      <w:r>
+        <w:rPr>
+          <w:rStyle w:val="hljs-function"/>
+          <w:sz w:val="18"/>
+          <w:szCs w:val="18"/>
+          <w:lang w:val="en-US"/>
+        </w:rPr>
+        <w:t xml:space="preserve">        queue.pop();  // O(log V)</w:t>
+      </w:r>
+    </w:p>
+    <w:p>
+      <w:pPr>
+        <w:rPr>
+          <w:rStyle w:val="hljs-function"/>
+          <w:sz w:val="18"/>
+          <w:szCs w:val="18"/>
+          <w:lang w:val="en-US"/>
+        </w:rPr>
+      </w:pPr>
+    </w:p>
+    <w:p>
+      <w:pPr>
+        <w:rPr>
+          <w:rStyle w:val="hljs-function"/>
+          <w:sz w:val="18"/>
+          <w:szCs w:val="18"/>
+          <w:lang w:val="en-US"/>
+        </w:rPr>
+      </w:pPr>
+      <w:r>
+        <w:rPr>
+          <w:rStyle w:val="hljs-function"/>
+          <w:sz w:val="18"/>
+          <w:szCs w:val="18"/>
+          <w:lang w:val="en-US"/>
+        </w:rPr>
+        <w:t xml:space="preserve">        if (current == goal) {  // O(1)</w:t>
+      </w:r>
+    </w:p>
+    <w:p>
+      <w:pPr>
+        <w:rPr>
+          <w:rStyle w:val="hljs-function"/>
+          <w:sz w:val="18"/>
+          <w:szCs w:val="18"/>
+          <w:lang w:val="en-US"/>
+        </w:rPr>
+      </w:pPr>
+      <w:r>
+        <w:rPr>
+          <w:rStyle w:val="hljs-function"/>
+          <w:sz w:val="18"/>
+          <w:szCs w:val="18"/>
+          <w:lang w:val="en-US"/>
+        </w:rPr>
+        <w:t xml:space="preserve">            break;  // O(1)</w:t>
+      </w:r>
+    </w:p>
+    <w:p>
+      <w:pPr>
+        <w:rPr>
+          <w:rStyle w:val="hljs-function"/>
+          <w:sz w:val="18"/>
+          <w:szCs w:val="18"/>
+          <w:lang w:val="en-US"/>
+        </w:rPr>
+      </w:pPr>
+      <w:r>
+        <w:rPr>
+          <w:rStyle w:val="hljs-function"/>
+          <w:sz w:val="18"/>
+          <w:szCs w:val="18"/>
+          <w:lang w:val="en-US"/>
+        </w:rPr>
+        <w:t xml:space="preserve">        }</w:t>
+      </w:r>
+    </w:p>
+    <w:p>
+      <w:pPr>
+        <w:rPr>
+          <w:rStyle w:val="hljs-function"/>
+          <w:sz w:val="18"/>
+          <w:szCs w:val="18"/>
+          <w:lang w:val="en-US"/>
+        </w:rPr>
+      </w:pPr>
+    </w:p>
+    <w:p>
+      <w:pPr>
+        <w:rPr>
+          <w:rStyle w:val="hljs-function"/>
+          <w:sz w:val="18"/>
+          <w:szCs w:val="18"/>
+          <w:lang w:val="en-US"/>
+        </w:rPr>
+      </w:pPr>
+      <w:r>
+        <w:rPr>
+          <w:rStyle w:val="hljs-function"/>
+          <w:sz w:val="18"/>
+          <w:szCs w:val="18"/>
+          <w:lang w:val="en-US"/>
+        </w:rPr>
+        <w:t xml:space="preserve">        for (auto&amp; neighbor : current-&gt;neighbors) {  // O(E)</w:t>
+      </w:r>
+    </w:p>
+    <w:p>
+      <w:pPr>
+        <w:rPr>
+          <w:rStyle w:val="hljs-function"/>
+          <w:sz w:val="18"/>
+          <w:szCs w:val="18"/>
+          <w:lang w:val="en-US"/>
+        </w:rPr>
+      </w:pPr>
+      <w:r>
+        <w:rPr>
+          <w:rStyle w:val="hljs-function"/>
+          <w:sz w:val="18"/>
+          <w:szCs w:val="18"/>
           <w:lang w:val="en-US"/>
         </w:rPr>
         <w:lastRenderedPageBreak/>
+        <w:t xml:space="preserve">            double new_distance = distances[current] + neighbor.second;  // O(1)</w:t>
+      </w:r>
+    </w:p>
+    <w:p>
+      <w:pPr>
+        <w:rPr>
+          <w:rStyle w:val="hljs-function"/>
+          <w:sz w:val="18"/>
+          <w:szCs w:val="18"/>
+          <w:lang w:val="en-US"/>
+        </w:rPr>
+      </w:pPr>
+      <w:r>
+        <w:rPr>
+          <w:rStyle w:val="hljs-function"/>
+          <w:sz w:val="18"/>
+          <w:szCs w:val="18"/>
+          <w:lang w:val="en-US"/>
+        </w:rPr>
+        <w:t xml:space="preserve">            if (new_distance &lt; distances[neighbor.first]) {  // O(1)</w:t>
+      </w:r>
+    </w:p>
+    <w:p>
+      <w:pPr>
+        <w:rPr>
+          <w:rStyle w:val="hljs-function"/>
+          <w:sz w:val="18"/>
+          <w:szCs w:val="18"/>
+          <w:lang w:val="en-US"/>
+        </w:rPr>
+      </w:pPr>
+      <w:r>
+        <w:rPr>
+          <w:rStyle w:val="hljs-function"/>
+          <w:sz w:val="18"/>
+          <w:szCs w:val="18"/>
+          <w:lang w:val="en-US"/>
+        </w:rPr>
+        <w:t xml:space="preserve">                distances[neighbor.first] = new_distance;  // O(1)</w:t>
+      </w:r>
+    </w:p>
+    <w:p>
+      <w:pPr>
+        <w:rPr>
+          <w:rStyle w:val="hljs-function"/>
+          <w:sz w:val="18"/>
+          <w:szCs w:val="18"/>
+          <w:lang w:val="en-US"/>
+        </w:rPr>
+      </w:pPr>
+      <w:r>
+        <w:rPr>
+          <w:rStyle w:val="hljs-function"/>
+          <w:sz w:val="18"/>
+          <w:szCs w:val="18"/>
+          <w:lang w:val="en-US"/>
+        </w:rPr>
+        <w:t xml:space="preserve">                previous[neighbor.first] = current;  // O(1)</w:t>
+      </w:r>
+    </w:p>
+    <w:p>
+      <w:pPr>
+        <w:rPr>
+          <w:rStyle w:val="hljs-function"/>
+          <w:sz w:val="18"/>
+          <w:szCs w:val="18"/>
+          <w:lang w:val="en-US"/>
+        </w:rPr>
+      </w:pPr>
+      <w:r>
+        <w:rPr>
+          <w:rStyle w:val="hljs-function"/>
+          <w:sz w:val="18"/>
+          <w:szCs w:val="18"/>
+          <w:lang w:val="en-US"/>
+        </w:rPr>
+        <w:t xml:space="preserve">                queue.push({neighbor.first, new_distance});  // O(log V)</w:t>
+      </w:r>
+    </w:p>
+    <w:p>
+      <w:pPr>
+        <w:rPr>
+          <w:rStyle w:val="hljs-function"/>
+          <w:sz w:val="18"/>
+          <w:szCs w:val="18"/>
+          <w:lang w:val="en-US"/>
+        </w:rPr>
+      </w:pPr>
+      <w:r>
+        <w:rPr>
+          <w:rStyle w:val="hljs-function"/>
+          <w:sz w:val="18"/>
+          <w:szCs w:val="18"/>
+          <w:lang w:val="en-US"/>
+        </w:rPr>
+        <w:t xml:space="preserve">            }</w:t>
+      </w:r>
+    </w:p>
+    <w:p>
+      <w:pPr>
+        <w:rPr>
+          <w:rStyle w:val="hljs-function"/>
+          <w:sz w:val="18"/>
+          <w:szCs w:val="18"/>
+          <w:lang w:val="en-US"/>
+        </w:rPr>
+      </w:pPr>
+      <w:r>
+        <w:rPr>
+          <w:rStyle w:val="hljs-function"/>
+          <w:sz w:val="18"/>
+          <w:szCs w:val="18"/>
+          <w:lang w:val="en-US"/>
+        </w:rPr>
+        <w:t xml:space="preserve">        }</w:t>
+      </w:r>
+    </w:p>
+    <w:p>
+      <w:pPr>
+        <w:rPr>
+          <w:rStyle w:val="hljs-function"/>
+          <w:sz w:val="18"/>
+          <w:szCs w:val="18"/>
+          <w:lang w:val="en-US"/>
+        </w:rPr>
+      </w:pPr>
+      <w:r>
+        <w:rPr>
+          <w:rStyle w:val="hljs-function"/>
+          <w:sz w:val="18"/>
+          <w:szCs w:val="18"/>
+          <w:lang w:val="en-US"/>
+        </w:rPr>
+        <w:t xml:space="preserve">    }</w:t>
+      </w:r>
+    </w:p>
+    <w:p>
+      <w:pPr>
+        <w:rPr>
+          <w:rStyle w:val="hljs-function"/>
+          <w:sz w:val="18"/>
+          <w:szCs w:val="18"/>
+          <w:lang w:val="en-US"/>
+        </w:rPr>
+      </w:pPr>
+    </w:p>
+    <w:p>
+      <w:pPr>
+        <w:rPr>
+          <w:rStyle w:val="hljs-function"/>
+          <w:sz w:val="18"/>
+          <w:szCs w:val="18"/>
+          <w:lang w:val="en-US"/>
+        </w:rPr>
+      </w:pPr>
+      <w:r>
+        <w:rPr>
+          <w:rStyle w:val="hljs-function"/>
+          <w:sz w:val="18"/>
+          <w:szCs w:val="18"/>
+          <w:lang w:val="en-US"/>
+        </w:rPr>
+        <w:t xml:space="preserve">    std::vector&lt;Node*&gt; path;  // O(1)</w:t>
+      </w:r>
+    </w:p>
+    <w:p>
+      <w:pPr>
+        <w:rPr>
+          <w:rStyle w:val="hljs-function"/>
+          <w:sz w:val="18"/>
+          <w:szCs w:val="18"/>
+          <w:lang w:val="en-US"/>
+        </w:rPr>
+      </w:pPr>
+      <w:r>
+        <w:rPr>
+          <w:rStyle w:val="hljs-function"/>
+          <w:sz w:val="18"/>
+          <w:szCs w:val="18"/>
+          <w:lang w:val="en-US"/>
+        </w:rPr>
+        <w:t xml:space="preserve">    for (Node* at = goal; at != nullptr; at = previous[at]) {  // O(V)</w:t>
+      </w:r>
+    </w:p>
+    <w:p>
+      <w:pPr>
+        <w:rPr>
+          <w:rStyle w:val="hljs-function"/>
+          <w:sz w:val="18"/>
+          <w:szCs w:val="18"/>
+          <w:lang w:val="en-US"/>
+        </w:rPr>
+      </w:pPr>
+      <w:r>
+        <w:rPr>
+          <w:rStyle w:val="hljs-function"/>
+          <w:sz w:val="18"/>
+          <w:szCs w:val="18"/>
+          <w:lang w:val="en-US"/>
+        </w:rPr>
+        <w:t xml:space="preserve">        path.push_back(at);  // O(1)</w:t>
+      </w:r>
+    </w:p>
+    <w:p>
+      <w:pPr>
+        <w:rPr>
+          <w:rStyle w:val="hljs-function"/>
+          <w:sz w:val="18"/>
+          <w:szCs w:val="18"/>
+          <w:lang w:val="en-US"/>
+        </w:rPr>
+      </w:pPr>
+      <w:r>
+        <w:rPr>
+          <w:rStyle w:val="hljs-function"/>
+          <w:sz w:val="18"/>
+          <w:szCs w:val="18"/>
+          <w:lang w:val="en-US"/>
+        </w:rPr>
+        <w:t xml:space="preserve">    }</w:t>
+      </w:r>
+    </w:p>
+    <w:p>
+      <w:pPr>
+        <w:rPr>
+          <w:rStyle w:val="hljs-function"/>
+          <w:sz w:val="18"/>
+          <w:szCs w:val="18"/>
+          <w:lang w:val="en-US"/>
+        </w:rPr>
+      </w:pPr>
+      <w:r>
+        <w:rPr>
+          <w:rStyle w:val="hljs-function"/>
+          <w:sz w:val="18"/>
+          <w:szCs w:val="18"/>
+          <w:lang w:val="en-US"/>
+        </w:rPr>
+        <w:t xml:space="preserve">    std::reverse(path.begin(), path.end());  // O(V)</w:t>
+      </w:r>
+    </w:p>
+    <w:p>
+      <w:pPr>
+        <w:rPr>
+          <w:rStyle w:val="hljs-function"/>
+          <w:sz w:val="18"/>
+          <w:szCs w:val="18"/>
+          <w:lang w:val="en-US"/>
+        </w:rPr>
+      </w:pPr>
+      <w:r>
+        <w:rPr>
+          <w:rStyle w:val="hljs-function"/>
+          <w:sz w:val="18"/>
+          <w:szCs w:val="18"/>
+          <w:lang w:val="en-US"/>
+        </w:rPr>
+        <w:t xml:space="preserve">    return path;  // O(1)</w:t>
+      </w:r>
+    </w:p>
+    <w:p>
+      <w:pPr>
+        <w:rPr>
+          <w:rStyle w:val="hljs-function"/>
+          <w:sz w:val="18"/>
+          <w:szCs w:val="18"/>
+          <w:lang w:val="en-US"/>
+        </w:rPr>
+      </w:pPr>
+      <w:r>
+        <w:rPr>
+          <w:rStyle w:val="hljs-function"/>
+          <w:sz w:val="18"/>
+          <w:szCs w:val="18"/>
+          <w:lang w:val="en-US"/>
+        </w:rPr>
+        <w:t>}</w:t>
+      </w:r>
+    </w:p>
+    <w:p>
+      <w:pPr>
+        <w:rPr>
+          <w:sz w:val="28"/>
+          <w:szCs w:val="28"/>
+          <w:lang w:val="en-US"/>
+        </w:rPr>
+      </w:pPr>
+      <w:r>
+        <w:rPr>
+          <w:rStyle w:val="hljs-function"/>
+          <w:sz w:val="28"/>
+          <w:szCs w:val="28"/>
+        </w:rPr>
+        <w:t>Итого</w:t>
+      </w:r>
+      <w:r>
+        <w:rPr>
+          <w:rStyle w:val="hljs-function"/>
+          <w:sz w:val="28"/>
+          <w:szCs w:val="28"/>
+          <w:lang w:val="en-US"/>
+        </w:rPr>
+        <w:t xml:space="preserve">: ~ </w:t>
+      </w:r>
+      <w:r>
+        <w:rPr>
+          <w:sz w:val="28"/>
+          <w:szCs w:val="28"/>
+          <w:lang w:val="en-US"/>
+        </w:rPr>
+        <w:t>O((V + E) * log V)</w:t>
+      </w:r>
+    </w:p>
+    <w:p>
+      <w:pPr>
+        <w:rPr>
+          <w:sz w:val="18"/>
+          <w:szCs w:val="18"/>
+          <w:lang w:val="en-US"/>
+        </w:rPr>
+      </w:pPr>
+    </w:p>
+    <w:p>
+      <w:pPr>
+        <w:rPr>
+          <w:rStyle w:val="hljs-function"/>
+          <w:sz w:val="18"/>
+          <w:szCs w:val="18"/>
+          <w:lang w:val="en-US"/>
+        </w:rPr>
+      </w:pPr>
+      <w:r>
+        <w:rPr>
+          <w:rStyle w:val="hljs-function"/>
+          <w:sz w:val="18"/>
+          <w:szCs w:val="18"/>
+          <w:lang w:val="en-US"/>
+        </w:rPr>
         <w:t>std::vector&lt;Node*&gt; dijkstra(Graph&amp; graph, Node* start, Node* goal) {</w:t>
       </w:r>
     </w:p>
@@ -3354,42 +5717,54 @@
       <w:pPr>
         <w:rPr>
           <w:rStyle w:val="hljs-function"/>
-          <w:lang w:val="en-US"/>
-        </w:rPr>
-      </w:pPr>
-      <w:r>
-        <w:rPr>
-          <w:rStyle w:val="hljs-function"/>
-          <w:lang w:val="en-US"/>
-        </w:rPr>
-        <w:t xml:space="preserve">    std::unordered_map&lt;Node*, double&gt; distances;  // O(V)</w:t>
-      </w:r>
-    </w:p>
-    <w:p>
-      <w:pPr>
-        <w:rPr>
-          <w:rStyle w:val="hljs-function"/>
-          <w:lang w:val="en-US"/>
-        </w:rPr>
-      </w:pPr>
-      <w:r>
-        <w:rPr>
-          <w:rStyle w:val="hljs-function"/>
-          <w:lang w:val="en-US"/>
-        </w:rPr>
-        <w:t xml:space="preserve">    std::unordered_map&lt;Node*, Node*&gt; previous;  // O(V)</w:t>
-      </w:r>
-    </w:p>
-    <w:p>
-      <w:pPr>
-        <w:rPr>
-          <w:rStyle w:val="hljs-function"/>
-          <w:lang w:val="en-US"/>
-        </w:rPr>
-      </w:pPr>
-      <w:r>
-        <w:rPr>
-          <w:rStyle w:val="hljs-function"/>
+          <w:sz w:val="18"/>
+          <w:szCs w:val="18"/>
+          <w:lang w:val="en-US"/>
+        </w:rPr>
+      </w:pPr>
+      <w:r>
+        <w:rPr>
+          <w:rStyle w:val="hljs-function"/>
+          <w:sz w:val="18"/>
+          <w:szCs w:val="18"/>
+          <w:lang w:val="en-US"/>
+        </w:rPr>
+        <w:t xml:space="preserve">    std::unordered_map&lt;Node*, double&gt; distances;  // V * (16 + 8) байт</w:t>
+      </w:r>
+    </w:p>
+    <w:p>
+      <w:pPr>
+        <w:rPr>
+          <w:rStyle w:val="hljs-function"/>
+          <w:sz w:val="18"/>
+          <w:szCs w:val="18"/>
+          <w:lang w:val="en-US"/>
+        </w:rPr>
+      </w:pPr>
+      <w:r>
+        <w:rPr>
+          <w:rStyle w:val="hljs-function"/>
+          <w:sz w:val="18"/>
+          <w:szCs w:val="18"/>
+          <w:lang w:val="en-US"/>
+        </w:rPr>
+        <w:t xml:space="preserve">    std::unordered_map&lt;Node*, Node*&gt; previous;  // V * (16 + 16) байт</w:t>
+      </w:r>
+    </w:p>
+    <w:p>
+      <w:pPr>
+        <w:rPr>
+          <w:rStyle w:val="hljs-function"/>
+          <w:sz w:val="18"/>
+          <w:szCs w:val="18"/>
+          <w:lang w:val="en-US"/>
+        </w:rPr>
+      </w:pPr>
+      <w:r>
+        <w:rPr>
+          <w:rStyle w:val="hljs-function"/>
+          <w:sz w:val="18"/>
+          <w:szCs w:val="18"/>
           <w:lang w:val="en-US"/>
         </w:rPr>
         <w:t xml:space="preserve">    auto compare = [](std::pair&lt;Node*, double&gt; a, std::pair&lt;Node*, double&gt; b) {  // O(1)</w:t>
@@ -3399,12 +5774,16 @@
       <w:pPr>
         <w:rPr>
           <w:rStyle w:val="hljs-function"/>
-          <w:lang w:val="en-US"/>
-        </w:rPr>
-      </w:pPr>
-      <w:r>
-        <w:rPr>
-          <w:rStyle w:val="hljs-function"/>
+          <w:sz w:val="18"/>
+          <w:szCs w:val="18"/>
+          <w:lang w:val="en-US"/>
+        </w:rPr>
+      </w:pPr>
+      <w:r>
+        <w:rPr>
+          <w:rStyle w:val="hljs-function"/>
+          <w:sz w:val="18"/>
+          <w:szCs w:val="18"/>
           <w:lang w:val="en-US"/>
         </w:rPr>
         <w:t xml:space="preserve">        return a.second &gt; b.second;  // O(1)</w:t>
@@ -3414,12 +5793,16 @@
       <w:pPr>
         <w:rPr>
           <w:rStyle w:val="hljs-function"/>
-          <w:lang w:val="en-US"/>
-        </w:rPr>
-      </w:pPr>
-      <w:r>
-        <w:rPr>
-          <w:rStyle w:val="hljs-function"/>
+          <w:sz w:val="18"/>
+          <w:szCs w:val="18"/>
+          <w:lang w:val="en-US"/>
+        </w:rPr>
+      </w:pPr>
+      <w:r>
+        <w:rPr>
+          <w:rStyle w:val="hljs-function"/>
+          <w:sz w:val="18"/>
+          <w:szCs w:val="18"/>
           <w:lang w:val="en-US"/>
         </w:rPr>
         <w:t xml:space="preserve">    };</w:t>
@@ -3429,35 +5812,45 @@
       <w:pPr>
         <w:rPr>
           <w:rStyle w:val="hljs-function"/>
-          <w:lang w:val="en-US"/>
-        </w:rPr>
-      </w:pPr>
-      <w:r>
-        <w:rPr>
-          <w:rStyle w:val="hljs-function"/>
-          <w:lang w:val="en-US"/>
-        </w:rPr>
-        <w:t xml:space="preserve">    std::priority_queue&lt;std::pair&lt;Node*, double&gt;, std::vector&lt;std::pair&lt;Node*, double&gt;&gt;, decltype(compare)&gt; queue(compare);  // O(V)</w:t>
-      </w:r>
-    </w:p>
-    <w:p>
-      <w:pPr>
-        <w:rPr>
-          <w:rStyle w:val="hljs-function"/>
-          <w:lang w:val="en-US"/>
-        </w:rPr>
-      </w:pPr>
-    </w:p>
-    <w:p>
-      <w:pPr>
-        <w:rPr>
-          <w:rStyle w:val="hljs-function"/>
-          <w:lang w:val="en-US"/>
-        </w:rPr>
-      </w:pPr>
-      <w:r>
-        <w:rPr>
-          <w:rStyle w:val="hljs-function"/>
+          <w:sz w:val="18"/>
+          <w:szCs w:val="18"/>
+          <w:lang w:val="en-US"/>
+        </w:rPr>
+      </w:pPr>
+      <w:r>
+        <w:rPr>
+          <w:rStyle w:val="hljs-function"/>
+          <w:sz w:val="18"/>
+          <w:szCs w:val="18"/>
+          <w:lang w:val="en-US"/>
+        </w:rPr>
+        <w:t xml:space="preserve">    std::priority_queue&lt;std::pair&lt;Node*, double&gt;, std::vector&lt;std::pair&lt;Node*, double&gt;&gt;, decltype(compare)&gt; queue(compare);  // V * (16 + 8 + 48) байт</w:t>
+      </w:r>
+    </w:p>
+    <w:p>
+      <w:pPr>
+        <w:rPr>
+          <w:rStyle w:val="hljs-function"/>
+          <w:sz w:val="18"/>
+          <w:szCs w:val="18"/>
+          <w:lang w:val="en-US"/>
+        </w:rPr>
+      </w:pPr>
+    </w:p>
+    <w:p>
+      <w:pPr>
+        <w:rPr>
+          <w:rStyle w:val="hljs-function"/>
+          <w:sz w:val="18"/>
+          <w:szCs w:val="18"/>
+          <w:lang w:val="en-US"/>
+        </w:rPr>
+      </w:pPr>
+      <w:r>
+        <w:rPr>
+          <w:rStyle w:val="hljs-function"/>
+          <w:sz w:val="18"/>
+          <w:szCs w:val="18"/>
           <w:lang w:val="en-US"/>
         </w:rPr>
         <w:t xml:space="preserve">    for (auto&amp; pair : graph.nodes) {  // O(V)</w:t>
@@ -3467,12 +5860,16 @@
       <w:pPr>
         <w:rPr>
           <w:rStyle w:val="hljs-function"/>
-          <w:lang w:val="en-US"/>
-        </w:rPr>
-      </w:pPr>
-      <w:r>
-        <w:rPr>
-          <w:rStyle w:val="hljs-function"/>
+          <w:sz w:val="18"/>
+          <w:szCs w:val="18"/>
+          <w:lang w:val="en-US"/>
+        </w:rPr>
+      </w:pPr>
+      <w:r>
+        <w:rPr>
+          <w:rStyle w:val="hljs-function"/>
+          <w:sz w:val="18"/>
+          <w:szCs w:val="18"/>
           <w:lang w:val="en-US"/>
         </w:rPr>
         <w:t xml:space="preserve">        distances[pair.second] = std::numeric_limits&lt;double&gt;::infinity();  // O(1)</w:t>
@@ -3482,12 +5879,16 @@
       <w:pPr>
         <w:rPr>
           <w:rStyle w:val="hljs-function"/>
-          <w:lang w:val="en-US"/>
-        </w:rPr>
-      </w:pPr>
-      <w:r>
-        <w:rPr>
-          <w:rStyle w:val="hljs-function"/>
+          <w:sz w:val="18"/>
+          <w:szCs w:val="18"/>
+          <w:lang w:val="en-US"/>
+        </w:rPr>
+      </w:pPr>
+      <w:r>
+        <w:rPr>
+          <w:rStyle w:val="hljs-function"/>
+          <w:sz w:val="18"/>
+          <w:szCs w:val="18"/>
           <w:lang w:val="en-US"/>
         </w:rPr>
         <w:t xml:space="preserve">    }</w:t>
@@ -3497,12 +5898,16 @@
       <w:pPr>
         <w:rPr>
           <w:rStyle w:val="hljs-function"/>
-          <w:lang w:val="en-US"/>
-        </w:rPr>
-      </w:pPr>
-      <w:r>
-        <w:rPr>
-          <w:rStyle w:val="hljs-function"/>
+          <w:sz w:val="18"/>
+          <w:szCs w:val="18"/>
+          <w:lang w:val="en-US"/>
+        </w:rPr>
+      </w:pPr>
+      <w:r>
+        <w:rPr>
+          <w:rStyle w:val="hljs-function"/>
+          <w:sz w:val="18"/>
+          <w:szCs w:val="18"/>
           <w:lang w:val="en-US"/>
         </w:rPr>
         <w:t xml:space="preserve">    distances[start] = 0.0;  // O(1)</w:t>
@@ -3512,20 +5917,26 @@
       <w:pPr>
         <w:rPr>
           <w:rStyle w:val="hljs-function"/>
-          <w:lang w:val="en-US"/>
-        </w:rPr>
-      </w:pPr>
-    </w:p>
-    <w:p>
-      <w:pPr>
-        <w:rPr>
-          <w:rStyle w:val="hljs-function"/>
-          <w:lang w:val="en-US"/>
-        </w:rPr>
-      </w:pPr>
-      <w:r>
-        <w:rPr>
-          <w:rStyle w:val="hljs-function"/>
+          <w:sz w:val="18"/>
+          <w:szCs w:val="18"/>
+          <w:lang w:val="en-US"/>
+        </w:rPr>
+      </w:pPr>
+    </w:p>
+    <w:p>
+      <w:pPr>
+        <w:rPr>
+          <w:rStyle w:val="hljs-function"/>
+          <w:sz w:val="18"/>
+          <w:szCs w:val="18"/>
+          <w:lang w:val="en-US"/>
+        </w:rPr>
+      </w:pPr>
+      <w:r>
+        <w:rPr>
+          <w:rStyle w:val="hljs-function"/>
+          <w:sz w:val="18"/>
+          <w:szCs w:val="18"/>
           <w:lang w:val="en-US"/>
         </w:rPr>
         <w:t xml:space="preserve">    queue.push({start, 0.0});  // O(log V)</w:t>
@@ -3535,63 +5946,67 @@
       <w:pPr>
         <w:rPr>
           <w:rStyle w:val="hljs-function"/>
-          <w:lang w:val="en-US"/>
-        </w:rPr>
-      </w:pPr>
-    </w:p>
-    <w:p>
-      <w:pPr>
-        <w:rPr>
-          <w:rStyle w:val="hljs-function"/>
-        </w:rPr>
-      </w:pPr>
-      <w:r>
-        <w:rPr>
-          <w:rStyle w:val="hljs-function"/>
-          <w:lang w:val="en-US"/>
-        </w:rPr>
-        <w:t xml:space="preserve">    </w:t>
-      </w:r>
-      <w:r>
-        <w:rPr>
-          <w:rStyle w:val="hljs-function"/>
-        </w:rPr>
-        <w:t>while (!queue.empty()) {  // O(E log V), так как мы извлекаем и обновляем все рёбра</w:t>
-      </w:r>
-    </w:p>
-    <w:p>
-      <w:pPr>
-        <w:rPr>
-          <w:rStyle w:val="hljs-function"/>
-          <w:lang w:val="en-US"/>
-        </w:rPr>
-      </w:pPr>
-      <w:r>
-        <w:rPr>
-          <w:rStyle w:val="hljs-function"/>
-        </w:rPr>
-        <w:t xml:space="preserve">        </w:t>
-      </w:r>
-      <w:r>
-        <w:rPr>
-          <w:rStyle w:val="hljs-function"/>
-          <w:lang w:val="en-US"/>
-        </w:rPr>
-        <w:t>Node* current = queue.top().first;  // O(1)</w:t>
-      </w:r>
-    </w:p>
-    <w:p>
-      <w:pPr>
-        <w:rPr>
-          <w:rStyle w:val="hljs-function"/>
-          <w:lang w:val="en-US"/>
-        </w:rPr>
-      </w:pPr>
-      <w:r>
-        <w:rPr>
-          <w:rStyle w:val="hljs-function"/>
-          <w:lang w:val="en-US"/>
-        </w:rPr>
+          <w:sz w:val="18"/>
+          <w:szCs w:val="18"/>
+          <w:lang w:val="en-US"/>
+        </w:rPr>
+      </w:pPr>
+    </w:p>
+    <w:p>
+      <w:pPr>
+        <w:rPr>
+          <w:rStyle w:val="hljs-function"/>
+          <w:sz w:val="18"/>
+          <w:szCs w:val="18"/>
+          <w:lang w:val="en-US"/>
+        </w:rPr>
+      </w:pPr>
+      <w:r>
+        <w:rPr>
+          <w:rStyle w:val="hljs-function"/>
+          <w:sz w:val="18"/>
+          <w:szCs w:val="18"/>
+          <w:lang w:val="en-US"/>
+        </w:rPr>
+        <w:t xml:space="preserve">    while (!queue.empty()) {  // O(E log V)</w:t>
+      </w:r>
+    </w:p>
+    <w:p>
+      <w:pPr>
+        <w:rPr>
+          <w:rStyle w:val="hljs-function"/>
+          <w:sz w:val="18"/>
+          <w:szCs w:val="18"/>
+          <w:lang w:val="en-US"/>
+        </w:rPr>
+      </w:pPr>
+      <w:r>
+        <w:rPr>
+          <w:rStyle w:val="hljs-function"/>
+          <w:sz w:val="18"/>
+          <w:szCs w:val="18"/>
+          <w:lang w:val="en-US"/>
+        </w:rPr>
+        <w:t xml:space="preserve">        Node* current = queue.top().first;  // 16 байт</w:t>
+      </w:r>
+    </w:p>
+    <w:p>
+      <w:pPr>
+        <w:rPr>
+          <w:rStyle w:val="hljs-function"/>
+          <w:sz w:val="18"/>
+          <w:szCs w:val="18"/>
+          <w:lang w:val="en-US"/>
+        </w:rPr>
+      </w:pPr>
+      <w:r>
+        <w:rPr>
+          <w:rStyle w:val="hljs-function"/>
+          <w:sz w:val="18"/>
+          <w:szCs w:val="18"/>
+          <w:lang w:val="en-US"/>
+        </w:rPr>
+        <w:lastRenderedPageBreak/>
         <w:t xml:space="preserve">        queue.pop();  // O(log V)</w:t>
       </w:r>
     </w:p>
@@ -3599,20 +6014,26 @@
       <w:pPr>
         <w:rPr>
           <w:rStyle w:val="hljs-function"/>
-          <w:lang w:val="en-US"/>
-        </w:rPr>
-      </w:pPr>
-    </w:p>
-    <w:p>
-      <w:pPr>
-        <w:rPr>
-          <w:rStyle w:val="hljs-function"/>
-          <w:lang w:val="en-US"/>
-        </w:rPr>
-      </w:pPr>
-      <w:r>
-        <w:rPr>
-          <w:rStyle w:val="hljs-function"/>
+          <w:sz w:val="18"/>
+          <w:szCs w:val="18"/>
+          <w:lang w:val="en-US"/>
+        </w:rPr>
+      </w:pPr>
+    </w:p>
+    <w:p>
+      <w:pPr>
+        <w:rPr>
+          <w:rStyle w:val="hljs-function"/>
+          <w:sz w:val="18"/>
+          <w:szCs w:val="18"/>
+          <w:lang w:val="en-US"/>
+        </w:rPr>
+      </w:pPr>
+      <w:r>
+        <w:rPr>
+          <w:rStyle w:val="hljs-function"/>
+          <w:sz w:val="18"/>
+          <w:szCs w:val="18"/>
           <w:lang w:val="en-US"/>
         </w:rPr>
         <w:t xml:space="preserve">        if (current == goal) {  // O(1)</w:t>
@@ -3622,12 +6043,16 @@
       <w:pPr>
         <w:rPr>
           <w:rStyle w:val="hljs-function"/>
-          <w:lang w:val="en-US"/>
-        </w:rPr>
-      </w:pPr>
-      <w:r>
-        <w:rPr>
-          <w:rStyle w:val="hljs-function"/>
+          <w:sz w:val="18"/>
+          <w:szCs w:val="18"/>
+          <w:lang w:val="en-US"/>
+        </w:rPr>
+      </w:pPr>
+      <w:r>
+        <w:rPr>
+          <w:rStyle w:val="hljs-function"/>
+          <w:sz w:val="18"/>
+          <w:szCs w:val="18"/>
           <w:lang w:val="en-US"/>
         </w:rPr>
         <w:t xml:space="preserve">            break;  // O(1)</w:t>
@@ -3637,12 +6062,16 @@
       <w:pPr>
         <w:rPr>
           <w:rStyle w:val="hljs-function"/>
-          <w:lang w:val="en-US"/>
-        </w:rPr>
-      </w:pPr>
-      <w:r>
-        <w:rPr>
-          <w:rStyle w:val="hljs-function"/>
+          <w:sz w:val="18"/>
+          <w:szCs w:val="18"/>
+          <w:lang w:val="en-US"/>
+        </w:rPr>
+      </w:pPr>
+      <w:r>
+        <w:rPr>
+          <w:rStyle w:val="hljs-function"/>
+          <w:sz w:val="18"/>
+          <w:szCs w:val="18"/>
           <w:lang w:val="en-US"/>
         </w:rPr>
         <w:t xml:space="preserve">        }</w:t>
@@ -3652,20 +6081,26 @@
       <w:pPr>
         <w:rPr>
           <w:rStyle w:val="hljs-function"/>
-          <w:lang w:val="en-US"/>
-        </w:rPr>
-      </w:pPr>
-    </w:p>
-    <w:p>
-      <w:pPr>
-        <w:rPr>
-          <w:rStyle w:val="hljs-function"/>
-          <w:lang w:val="en-US"/>
-        </w:rPr>
-      </w:pPr>
-      <w:r>
-        <w:rPr>
-          <w:rStyle w:val="hljs-function"/>
+          <w:sz w:val="18"/>
+          <w:szCs w:val="18"/>
+          <w:lang w:val="en-US"/>
+        </w:rPr>
+      </w:pPr>
+    </w:p>
+    <w:p>
+      <w:pPr>
+        <w:rPr>
+          <w:rStyle w:val="hljs-function"/>
+          <w:sz w:val="18"/>
+          <w:szCs w:val="18"/>
+          <w:lang w:val="en-US"/>
+        </w:rPr>
+      </w:pPr>
+      <w:r>
+        <w:rPr>
+          <w:rStyle w:val="hljs-function"/>
+          <w:sz w:val="18"/>
+          <w:szCs w:val="18"/>
           <w:lang w:val="en-US"/>
         </w:rPr>
         <w:t xml:space="preserve">        for (auto&amp; neighbor : current-&gt;neighbors) {  // O(E)</w:t>
@@ -3675,27 +6110,35 @@
       <w:pPr>
         <w:rPr>
           <w:rStyle w:val="hljs-function"/>
-          <w:lang w:val="en-US"/>
-        </w:rPr>
-      </w:pPr>
-      <w:r>
-        <w:rPr>
-          <w:rStyle w:val="hljs-function"/>
-          <w:lang w:val="en-US"/>
-        </w:rPr>
-        <w:t xml:space="preserve">            double new_distance = distances[current] + neighbor.second;  // O(1)</w:t>
-      </w:r>
-    </w:p>
-    <w:p>
-      <w:pPr>
-        <w:rPr>
-          <w:rStyle w:val="hljs-function"/>
-          <w:lang w:val="en-US"/>
-        </w:rPr>
-      </w:pPr>
-      <w:r>
-        <w:rPr>
-          <w:rStyle w:val="hljs-function"/>
+          <w:sz w:val="18"/>
+          <w:szCs w:val="18"/>
+          <w:lang w:val="en-US"/>
+        </w:rPr>
+      </w:pPr>
+      <w:r>
+        <w:rPr>
+          <w:rStyle w:val="hljs-function"/>
+          <w:sz w:val="18"/>
+          <w:szCs w:val="18"/>
+          <w:lang w:val="en-US"/>
+        </w:rPr>
+        <w:t xml:space="preserve">            double new_distance = distances[current] + neighbor.second;  // 8 байт</w:t>
+      </w:r>
+    </w:p>
+    <w:p>
+      <w:pPr>
+        <w:rPr>
+          <w:rStyle w:val="hljs-function"/>
+          <w:sz w:val="18"/>
+          <w:szCs w:val="18"/>
+          <w:lang w:val="en-US"/>
+        </w:rPr>
+      </w:pPr>
+      <w:r>
+        <w:rPr>
+          <w:rStyle w:val="hljs-function"/>
+          <w:sz w:val="18"/>
+          <w:szCs w:val="18"/>
           <w:lang w:val="en-US"/>
         </w:rPr>
         <w:t xml:space="preserve">            if (new_distance &lt; distances[neighbor.first]) {  // O(1)</w:t>
@@ -3705,12 +6148,16 @@
       <w:pPr>
         <w:rPr>
           <w:rStyle w:val="hljs-function"/>
-          <w:lang w:val="en-US"/>
-        </w:rPr>
-      </w:pPr>
-      <w:r>
-        <w:rPr>
-          <w:rStyle w:val="hljs-function"/>
+          <w:sz w:val="18"/>
+          <w:szCs w:val="18"/>
+          <w:lang w:val="en-US"/>
+        </w:rPr>
+      </w:pPr>
+      <w:r>
+        <w:rPr>
+          <w:rStyle w:val="hljs-function"/>
+          <w:sz w:val="18"/>
+          <w:szCs w:val="18"/>
           <w:lang w:val="en-US"/>
         </w:rPr>
         <w:t xml:space="preserve">                distances[neighbor.first] = new_distance;  // O(1)</w:t>
@@ -3720,12 +6167,16 @@
       <w:pPr>
         <w:rPr>
           <w:rStyle w:val="hljs-function"/>
-          <w:lang w:val="en-US"/>
-        </w:rPr>
-      </w:pPr>
-      <w:r>
-        <w:rPr>
-          <w:rStyle w:val="hljs-function"/>
+          <w:sz w:val="18"/>
+          <w:szCs w:val="18"/>
+          <w:lang w:val="en-US"/>
+        </w:rPr>
+      </w:pPr>
+      <w:r>
+        <w:rPr>
+          <w:rStyle w:val="hljs-function"/>
+          <w:sz w:val="18"/>
+          <w:szCs w:val="18"/>
           <w:lang w:val="en-US"/>
         </w:rPr>
         <w:t xml:space="preserve">                previous[neighbor.first] = current;  // O(1)</w:t>
@@ -3735,12 +6186,16 @@
       <w:pPr>
         <w:rPr>
           <w:rStyle w:val="hljs-function"/>
-          <w:lang w:val="en-US"/>
-        </w:rPr>
-      </w:pPr>
-      <w:r>
-        <w:rPr>
-          <w:rStyle w:val="hljs-function"/>
+          <w:sz w:val="18"/>
+          <w:szCs w:val="18"/>
+          <w:lang w:val="en-US"/>
+        </w:rPr>
+      </w:pPr>
+      <w:r>
+        <w:rPr>
+          <w:rStyle w:val="hljs-function"/>
+          <w:sz w:val="18"/>
+          <w:szCs w:val="18"/>
           <w:lang w:val="en-US"/>
         </w:rPr>
         <w:t xml:space="preserve">                queue.push({neighbor.first, new_distance});  // O(log V)</w:t>
@@ -3750,19 +6205,198 @@
       <w:pPr>
         <w:rPr>
           <w:rStyle w:val="hljs-function"/>
-        </w:rPr>
-      </w:pPr>
-      <w:r>
-        <w:rPr>
-          <w:rStyle w:val="hljs-function"/>
-          <w:lang w:val="en-US"/>
-        </w:rPr>
-        <w:lastRenderedPageBreak/>
-        <w:t xml:space="preserve">            </w:t>
-      </w:r>
-      <w:r>
-        <w:rPr>
-          <w:rStyle w:val="hljs-function"/>
+          <w:sz w:val="18"/>
+          <w:szCs w:val="18"/>
+          <w:lang w:val="en-US"/>
+        </w:rPr>
+      </w:pPr>
+      <w:r>
+        <w:rPr>
+          <w:rStyle w:val="hljs-function"/>
+          <w:sz w:val="18"/>
+          <w:szCs w:val="18"/>
+          <w:lang w:val="en-US"/>
+        </w:rPr>
+        <w:t xml:space="preserve">            }</w:t>
+      </w:r>
+    </w:p>
+    <w:p>
+      <w:pPr>
+        <w:rPr>
+          <w:rStyle w:val="hljs-function"/>
+          <w:sz w:val="18"/>
+          <w:szCs w:val="18"/>
+          <w:lang w:val="en-US"/>
+        </w:rPr>
+      </w:pPr>
+      <w:r>
+        <w:rPr>
+          <w:rStyle w:val="hljs-function"/>
+          <w:sz w:val="18"/>
+          <w:szCs w:val="18"/>
+          <w:lang w:val="en-US"/>
+        </w:rPr>
+        <w:t xml:space="preserve">        }</w:t>
+      </w:r>
+    </w:p>
+    <w:p>
+      <w:pPr>
+        <w:rPr>
+          <w:rStyle w:val="hljs-function"/>
+          <w:sz w:val="18"/>
+          <w:szCs w:val="18"/>
+          <w:lang w:val="en-US"/>
+        </w:rPr>
+      </w:pPr>
+      <w:r>
+        <w:rPr>
+          <w:rStyle w:val="hljs-function"/>
+          <w:sz w:val="18"/>
+          <w:szCs w:val="18"/>
+          <w:lang w:val="en-US"/>
+        </w:rPr>
+        <w:t xml:space="preserve">    }</w:t>
+      </w:r>
+    </w:p>
+    <w:p>
+      <w:pPr>
+        <w:rPr>
+          <w:rStyle w:val="hljs-function"/>
+          <w:sz w:val="18"/>
+          <w:szCs w:val="18"/>
+          <w:lang w:val="en-US"/>
+        </w:rPr>
+      </w:pPr>
+    </w:p>
+    <w:p>
+      <w:pPr>
+        <w:rPr>
+          <w:rStyle w:val="hljs-function"/>
+          <w:sz w:val="18"/>
+          <w:szCs w:val="18"/>
+          <w:lang w:val="en-US"/>
+        </w:rPr>
+      </w:pPr>
+      <w:r>
+        <w:rPr>
+          <w:rStyle w:val="hljs-function"/>
+          <w:sz w:val="18"/>
+          <w:szCs w:val="18"/>
+          <w:lang w:val="en-US"/>
+        </w:rPr>
+        <w:t xml:space="preserve">    std::vector&lt;Node*&gt; path;  // V * 16 байт</w:t>
+      </w:r>
+    </w:p>
+    <w:p>
+      <w:pPr>
+        <w:rPr>
+          <w:rStyle w:val="hljs-function"/>
+          <w:sz w:val="18"/>
+          <w:szCs w:val="18"/>
+          <w:lang w:val="en-US"/>
+        </w:rPr>
+      </w:pPr>
+      <w:r>
+        <w:rPr>
+          <w:rStyle w:val="hljs-function"/>
+          <w:sz w:val="18"/>
+          <w:szCs w:val="18"/>
+          <w:lang w:val="en-US"/>
+        </w:rPr>
+        <w:t xml:space="preserve">    for (Node* at = goal; at != nullptr; at = previous[at]) {  // O(V)</w:t>
+      </w:r>
+    </w:p>
+    <w:p>
+      <w:pPr>
+        <w:rPr>
+          <w:rStyle w:val="hljs-function"/>
+          <w:sz w:val="18"/>
+          <w:szCs w:val="18"/>
+          <w:lang w:val="en-US"/>
+        </w:rPr>
+      </w:pPr>
+      <w:r>
+        <w:rPr>
+          <w:rStyle w:val="hljs-function"/>
+          <w:sz w:val="18"/>
+          <w:szCs w:val="18"/>
+          <w:lang w:val="en-US"/>
+        </w:rPr>
+        <w:t xml:space="preserve">        path.push_back(at);  // O(1)</w:t>
+      </w:r>
+    </w:p>
+    <w:p>
+      <w:pPr>
+        <w:rPr>
+          <w:rStyle w:val="hljs-function"/>
+          <w:sz w:val="18"/>
+          <w:szCs w:val="18"/>
+          <w:lang w:val="en-US"/>
+        </w:rPr>
+      </w:pPr>
+      <w:r>
+        <w:rPr>
+          <w:rStyle w:val="hljs-function"/>
+          <w:sz w:val="18"/>
+          <w:szCs w:val="18"/>
+          <w:lang w:val="en-US"/>
+        </w:rPr>
+        <w:t xml:space="preserve">    }</w:t>
+      </w:r>
+    </w:p>
+    <w:p>
+      <w:pPr>
+        <w:rPr>
+          <w:rStyle w:val="hljs-function"/>
+          <w:sz w:val="18"/>
+          <w:szCs w:val="18"/>
+          <w:lang w:val="en-US"/>
+        </w:rPr>
+      </w:pPr>
+      <w:r>
+        <w:rPr>
+          <w:rStyle w:val="hljs-function"/>
+          <w:sz w:val="18"/>
+          <w:szCs w:val="18"/>
+          <w:lang w:val="en-US"/>
+        </w:rPr>
+        <w:t xml:space="preserve">    std::reverse(path.begin(), path.end());  // O(V)</w:t>
+      </w:r>
+    </w:p>
+    <w:p>
+      <w:pPr>
+        <w:rPr>
+          <w:rStyle w:val="hljs-function"/>
+          <w:sz w:val="18"/>
+          <w:szCs w:val="18"/>
+          <w:lang w:val="en-US"/>
+        </w:rPr>
+      </w:pPr>
+      <w:r>
+        <w:rPr>
+          <w:rStyle w:val="hljs-function"/>
+          <w:sz w:val="18"/>
+          <w:szCs w:val="18"/>
+          <w:lang w:val="en-US"/>
+        </w:rPr>
+        <w:t xml:space="preserve">    return path;  // O(1)</w:t>
+      </w:r>
+    </w:p>
+    <w:p>
+      <w:pPr>
+        <w:rPr>
+          <w:rStyle w:val="hljs-function"/>
+          <w:sz w:val="18"/>
+          <w:szCs w:val="18"/>
+          <w:lang w:val="en-US"/>
+        </w:rPr>
+      </w:pPr>
+      <w:r>
+        <w:rPr>
+          <w:rStyle w:val="hljs-function"/>
+          <w:sz w:val="18"/>
+          <w:szCs w:val="18"/>
+          <w:lang w:val="en-US"/>
         </w:rPr>
         <w:t>}</w:t>
       </w:r>
@@ -3770,150 +6404,6 @@
     <w:p>
       <w:pPr>
         <w:rPr>
-          <w:rStyle w:val="hljs-function"/>
-        </w:rPr>
-      </w:pPr>
-      <w:r>
-        <w:rPr>
-          <w:rStyle w:val="hljs-function"/>
-        </w:rPr>
-        <w:t xml:space="preserve">        }</w:t>
-      </w:r>
-    </w:p>
-    <w:p>
-      <w:pPr>
-        <w:rPr>
-          <w:rStyle w:val="hljs-function"/>
-          <w:lang w:val="en-US"/>
-        </w:rPr>
-      </w:pPr>
-      <w:r>
-        <w:rPr>
-          <w:rStyle w:val="hljs-function"/>
-          <w:lang w:val="en-US"/>
-        </w:rPr>
-        <w:t xml:space="preserve">    }</w:t>
-      </w:r>
-    </w:p>
-    <w:p>
-      <w:pPr>
-        <w:rPr>
-          <w:rStyle w:val="hljs-function"/>
-          <w:lang w:val="en-US"/>
-        </w:rPr>
-      </w:pPr>
-    </w:p>
-    <w:p>
-      <w:pPr>
-        <w:rPr>
-          <w:rStyle w:val="hljs-function"/>
-          <w:lang w:val="en-US"/>
-        </w:rPr>
-      </w:pPr>
-      <w:r>
-        <w:rPr>
-          <w:rStyle w:val="hljs-function"/>
-          <w:lang w:val="en-US"/>
-        </w:rPr>
-        <w:t xml:space="preserve">    std::vector&lt;Node*&gt; path;  // O(1)</w:t>
-      </w:r>
-    </w:p>
-    <w:p>
-      <w:pPr>
-        <w:rPr>
-          <w:rStyle w:val="hljs-function"/>
-          <w:lang w:val="en-US"/>
-        </w:rPr>
-      </w:pPr>
-      <w:r>
-        <w:rPr>
-          <w:rStyle w:val="hljs-function"/>
-          <w:lang w:val="en-US"/>
-        </w:rPr>
-        <w:t xml:space="preserve">    for (Node* at = goal; at != nullptr; at = previous[at]) {  // O(V)</w:t>
-      </w:r>
-    </w:p>
-    <w:p>
-      <w:pPr>
-        <w:rPr>
-          <w:rStyle w:val="hljs-function"/>
-          <w:lang w:val="en-US"/>
-        </w:rPr>
-      </w:pPr>
-      <w:r>
-        <w:rPr>
-          <w:rStyle w:val="hljs-function"/>
-          <w:lang w:val="en-US"/>
-        </w:rPr>
-        <w:t xml:space="preserve">        path.push_back(at);  // O(1)</w:t>
-      </w:r>
-    </w:p>
-    <w:p>
-      <w:pPr>
-        <w:rPr>
-          <w:rStyle w:val="hljs-function"/>
-          <w:lang w:val="en-US"/>
-        </w:rPr>
-      </w:pPr>
-      <w:r>
-        <w:rPr>
-          <w:rStyle w:val="hljs-function"/>
-          <w:lang w:val="en-US"/>
-        </w:rPr>
-        <w:t xml:space="preserve">    }</w:t>
-      </w:r>
-    </w:p>
-    <w:p>
-      <w:pPr>
-        <w:rPr>
-          <w:rStyle w:val="hljs-function"/>
-          <w:lang w:val="en-US"/>
-        </w:rPr>
-      </w:pPr>
-      <w:r>
-        <w:rPr>
-          <w:rStyle w:val="hljs-function"/>
-          <w:lang w:val="en-US"/>
-        </w:rPr>
-        <w:t xml:space="preserve">    std::reverse(path.begin(), path.end());  // O(V)</w:t>
-      </w:r>
-    </w:p>
-    <w:p>
-      <w:pPr>
-        <w:rPr>
-          <w:rStyle w:val="hljs-function"/>
-        </w:rPr>
-      </w:pPr>
-      <w:r>
-        <w:rPr>
-          <w:rStyle w:val="hljs-function"/>
-          <w:lang w:val="en-US"/>
-        </w:rPr>
-        <w:t xml:space="preserve">    </w:t>
-      </w:r>
-      <w:r>
-        <w:rPr>
-          <w:rStyle w:val="hljs-function"/>
-        </w:rPr>
-        <w:t>return path;  // O(1)</w:t>
-      </w:r>
-    </w:p>
-    <w:p>
-      <w:pPr>
-        <w:rPr>
-          <w:rStyle w:val="hljs-function"/>
-        </w:rPr>
-      </w:pPr>
-      <w:r>
-        <w:rPr>
-          <w:rStyle w:val="hljs-function"/>
-        </w:rPr>
-        <w:t>}</w:t>
-      </w:r>
-    </w:p>
-    <w:p>
-      <w:pPr>
-        <w:rPr>
           <w:lang w:val="en-US"/>
         </w:rPr>
       </w:pPr>
@@ -3926,618 +6416,31 @@
       <w:r>
         <w:rPr>
           <w:rStyle w:val="hljs-function"/>
-        </w:rPr>
-        <w:t>:</w:t>
-      </w:r>
-      <w:r>
-        <w:rPr>
-          <w:rStyle w:val="hljs-function"/>
+          <w:lang w:val="en-US"/>
+        </w:rPr>
+        <w:t xml:space="preserve">: </w:t>
+      </w:r>
+      <w:r>
+        <w:rPr>
+          <w:rStyle w:val="af7"/>
+          <w:lang w:val="en-US"/>
+        </w:rPr>
+        <w:t>O(V * (16 + 8) + V * (16 + 16) + V * (16 + 8 + 48) + V * 16)</w:t>
+      </w:r>
+      <w:r>
+        <w:rPr>
+          <w:lang w:val="en-US"/>
         </w:rPr>
         <w:t xml:space="preserve"> </w:t>
       </w:r>
       <w:r>
-        <w:rPr>
-          <w:rStyle w:val="hljs-function"/>
-        </w:rPr>
-        <w:t>~</w:t>
-      </w:r>
-      <w:r>
-        <w:rPr>
-          <w:rStyle w:val="hljs-function"/>
-        </w:rPr>
-        <w:t xml:space="preserve"> </w:t>
-      </w:r>
-      <w:r>
-        <w:t>O((V + E) * log V)</w:t>
-      </w:r>
-    </w:p>
-    <w:p>
-      <w:pPr>
-        <w:rPr>
-          <w:lang w:val="en-US"/>
-        </w:rPr>
-      </w:pPr>
-    </w:p>
-    <w:p>
-      <w:pPr>
-        <w:rPr>
-          <w:rStyle w:val="hljs-function"/>
-          <w:lang w:val="en-US"/>
-        </w:rPr>
-      </w:pPr>
-      <w:r>
-        <w:rPr>
-          <w:rStyle w:val="hljs-function"/>
-          <w:lang w:val="en-US"/>
-        </w:rPr>
-        <w:t>std::vector&lt;Node*&gt; dijkstra(Graph&amp; graph, Node* start, Node* goal) {</w:t>
-      </w:r>
-    </w:p>
-    <w:p>
-      <w:pPr>
-        <w:rPr>
-          <w:rStyle w:val="hljs-function"/>
-          <w:lang w:val="en-US"/>
-        </w:rPr>
-      </w:pPr>
-      <w:r>
-        <w:rPr>
-          <w:rStyle w:val="hljs-function"/>
-          <w:lang w:val="en-US"/>
-        </w:rPr>
-        <w:t xml:space="preserve">    std::unordered_map&lt;Node*, double&gt; distances;  // V * (16 + 8) байт</w:t>
-      </w:r>
-    </w:p>
-    <w:p>
-      <w:pPr>
-        <w:rPr>
-          <w:rStyle w:val="hljs-function"/>
-          <w:lang w:val="en-US"/>
-        </w:rPr>
-      </w:pPr>
-      <w:r>
-        <w:rPr>
-          <w:rStyle w:val="hljs-function"/>
-          <w:lang w:val="en-US"/>
-        </w:rPr>
-        <w:t xml:space="preserve">    std::unordered_map&lt;Node*, Node*&gt; previous;  // V * (16 + 16) байт</w:t>
-      </w:r>
-    </w:p>
-    <w:p>
-      <w:pPr>
-        <w:rPr>
-          <w:rStyle w:val="hljs-function"/>
-          <w:lang w:val="en-US"/>
-        </w:rPr>
-      </w:pPr>
-      <w:r>
-        <w:rPr>
-          <w:rStyle w:val="hljs-function"/>
-          <w:lang w:val="en-US"/>
-        </w:rPr>
-        <w:t xml:space="preserve">    auto compare = [](std::pair&lt;Node*, double&gt; a, std::pair&lt;Node*, double&gt; b) {  // O(1)</w:t>
-      </w:r>
-    </w:p>
-    <w:p>
-      <w:pPr>
-        <w:rPr>
-          <w:rStyle w:val="hljs-function"/>
-          <w:lang w:val="en-US"/>
-        </w:rPr>
-      </w:pPr>
-      <w:r>
-        <w:rPr>
-          <w:rStyle w:val="hljs-function"/>
-          <w:lang w:val="en-US"/>
-        </w:rPr>
-        <w:t xml:space="preserve">        return a.second &gt; b.second;  // O(1)</w:t>
-      </w:r>
-    </w:p>
-    <w:p>
-      <w:pPr>
-        <w:rPr>
-          <w:rStyle w:val="hljs-function"/>
-          <w:lang w:val="en-US"/>
-        </w:rPr>
-      </w:pPr>
-      <w:r>
-        <w:rPr>
-          <w:rStyle w:val="hljs-function"/>
-          <w:lang w:val="en-US"/>
-        </w:rPr>
-        <w:t xml:space="preserve">    };</w:t>
-      </w:r>
-    </w:p>
-    <w:p>
-      <w:pPr>
-        <w:rPr>
-          <w:rStyle w:val="hljs-function"/>
-          <w:lang w:val="en-US"/>
-        </w:rPr>
-      </w:pPr>
-      <w:r>
-        <w:rPr>
-          <w:rStyle w:val="hljs-function"/>
-          <w:lang w:val="en-US"/>
-        </w:rPr>
-        <w:t xml:space="preserve">    std::priority_queue&lt;std::pair&lt;Node*, double&gt;, std::vector&lt;std::pair&lt;Node*, double&gt;&gt;, decltype(compare)&gt; queue(compare);  // V * (16 + 8 + 48) байт</w:t>
-      </w:r>
-    </w:p>
-    <w:p>
-      <w:pPr>
-        <w:rPr>
-          <w:rStyle w:val="hljs-function"/>
-          <w:lang w:val="en-US"/>
-        </w:rPr>
-      </w:pPr>
-    </w:p>
-    <w:p>
-      <w:pPr>
-        <w:rPr>
-          <w:rStyle w:val="hljs-function"/>
-          <w:lang w:val="en-US"/>
-        </w:rPr>
-      </w:pPr>
-      <w:r>
-        <w:rPr>
-          <w:rStyle w:val="hljs-function"/>
-          <w:lang w:val="en-US"/>
-        </w:rPr>
-        <w:t xml:space="preserve">    for (auto&amp; pair : graph.nodes) {  // O(V)</w:t>
-      </w:r>
-    </w:p>
-    <w:p>
-      <w:pPr>
-        <w:rPr>
-          <w:rStyle w:val="hljs-function"/>
-          <w:lang w:val="en-US"/>
-        </w:rPr>
-      </w:pPr>
-      <w:r>
-        <w:rPr>
-          <w:rStyle w:val="hljs-function"/>
-          <w:lang w:val="en-US"/>
-        </w:rPr>
-        <w:t xml:space="preserve">        distances[pair.second] = std::numeric_limits&lt;double&gt;::infinity();  // O(1)</w:t>
-      </w:r>
-    </w:p>
-    <w:p>
-      <w:pPr>
-        <w:rPr>
-          <w:rStyle w:val="hljs-function"/>
-          <w:lang w:val="en-US"/>
-        </w:rPr>
-      </w:pPr>
-      <w:r>
-        <w:rPr>
-          <w:rStyle w:val="hljs-function"/>
-          <w:lang w:val="en-US"/>
-        </w:rPr>
-        <w:t xml:space="preserve">    }</w:t>
-      </w:r>
-    </w:p>
-    <w:p>
-      <w:pPr>
-        <w:rPr>
-          <w:rStyle w:val="hljs-function"/>
-          <w:lang w:val="en-US"/>
-        </w:rPr>
-      </w:pPr>
-      <w:r>
-        <w:rPr>
-          <w:rStyle w:val="hljs-function"/>
-          <w:lang w:val="en-US"/>
-        </w:rPr>
-        <w:t xml:space="preserve">    distances[start] = 0.0;  // O(1)</w:t>
-      </w:r>
-    </w:p>
-    <w:p>
-      <w:pPr>
-        <w:rPr>
-          <w:rStyle w:val="hljs-function"/>
-          <w:lang w:val="en-US"/>
-        </w:rPr>
-      </w:pPr>
-    </w:p>
-    <w:p>
-      <w:pPr>
-        <w:rPr>
-          <w:rStyle w:val="hljs-function"/>
-          <w:lang w:val="en-US"/>
-        </w:rPr>
-      </w:pPr>
-      <w:r>
-        <w:rPr>
-          <w:rStyle w:val="hljs-function"/>
-          <w:lang w:val="en-US"/>
-        </w:rPr>
-        <w:t xml:space="preserve">    queue.push({start, 0.0});  // O(log V)</w:t>
-      </w:r>
-    </w:p>
-    <w:p>
-      <w:pPr>
-        <w:rPr>
-          <w:rStyle w:val="hljs-function"/>
-          <w:lang w:val="en-US"/>
-        </w:rPr>
-      </w:pPr>
-    </w:p>
-    <w:p>
-      <w:pPr>
-        <w:rPr>
-          <w:rStyle w:val="hljs-function"/>
-          <w:lang w:val="en-US"/>
-        </w:rPr>
-      </w:pPr>
-      <w:r>
-        <w:rPr>
-          <w:rStyle w:val="hljs-function"/>
-          <w:lang w:val="en-US"/>
-        </w:rPr>
-        <w:t xml:space="preserve">    while (!queue.empty()) {  // O(E log V)</w:t>
-      </w:r>
-    </w:p>
-    <w:p>
-      <w:pPr>
-        <w:rPr>
-          <w:rStyle w:val="hljs-function"/>
-          <w:lang w:val="en-US"/>
-        </w:rPr>
-      </w:pPr>
-      <w:r>
-        <w:rPr>
-          <w:rStyle w:val="hljs-function"/>
-          <w:lang w:val="en-US"/>
-        </w:rPr>
-        <w:lastRenderedPageBreak/>
-        <w:t xml:space="preserve">        Node* current = queue.top().first;  // 16 байт</w:t>
-      </w:r>
-    </w:p>
-    <w:p>
-      <w:pPr>
-        <w:rPr>
-          <w:rStyle w:val="hljs-function"/>
-          <w:lang w:val="en-US"/>
-        </w:rPr>
-      </w:pPr>
-      <w:r>
-        <w:rPr>
-          <w:rStyle w:val="hljs-function"/>
-          <w:lang w:val="en-US"/>
-        </w:rPr>
-        <w:t xml:space="preserve">        queue.pop();  // O(log V)</w:t>
-      </w:r>
-    </w:p>
-    <w:p>
-      <w:pPr>
-        <w:rPr>
-          <w:rStyle w:val="hljs-function"/>
-          <w:lang w:val="en-US"/>
-        </w:rPr>
-      </w:pPr>
-    </w:p>
-    <w:p>
-      <w:pPr>
-        <w:rPr>
-          <w:rStyle w:val="hljs-function"/>
-          <w:lang w:val="en-US"/>
-        </w:rPr>
-      </w:pPr>
-      <w:r>
-        <w:rPr>
-          <w:rStyle w:val="hljs-function"/>
-          <w:lang w:val="en-US"/>
-        </w:rPr>
-        <w:t xml:space="preserve">        if (current == goal) {  // O(1)</w:t>
-      </w:r>
-    </w:p>
-    <w:p>
-      <w:pPr>
-        <w:rPr>
-          <w:rStyle w:val="hljs-function"/>
-          <w:lang w:val="en-US"/>
-        </w:rPr>
-      </w:pPr>
-      <w:r>
-        <w:rPr>
-          <w:rStyle w:val="hljs-function"/>
-          <w:lang w:val="en-US"/>
-        </w:rPr>
-        <w:t xml:space="preserve">            break;  // O(1)</w:t>
-      </w:r>
-    </w:p>
-    <w:p>
-      <w:pPr>
-        <w:rPr>
-          <w:rStyle w:val="hljs-function"/>
-          <w:lang w:val="en-US"/>
-        </w:rPr>
-      </w:pPr>
-      <w:r>
-        <w:rPr>
-          <w:rStyle w:val="hljs-function"/>
-          <w:lang w:val="en-US"/>
-        </w:rPr>
-        <w:t xml:space="preserve">        }</w:t>
-      </w:r>
-    </w:p>
-    <w:p>
-      <w:pPr>
-        <w:rPr>
-          <w:rStyle w:val="hljs-function"/>
-          <w:lang w:val="en-US"/>
-        </w:rPr>
-      </w:pPr>
-    </w:p>
-    <w:p>
-      <w:pPr>
-        <w:rPr>
-          <w:rStyle w:val="hljs-function"/>
-          <w:lang w:val="en-US"/>
-        </w:rPr>
-      </w:pPr>
-      <w:r>
-        <w:rPr>
-          <w:rStyle w:val="hljs-function"/>
-          <w:lang w:val="en-US"/>
-        </w:rPr>
-        <w:t xml:space="preserve">        for (auto&amp; neighbor : current-&gt;neighbors) {  // O(E)</w:t>
-      </w:r>
-    </w:p>
-    <w:p>
-      <w:pPr>
-        <w:rPr>
-          <w:rStyle w:val="hljs-function"/>
-          <w:lang w:val="en-US"/>
-        </w:rPr>
-      </w:pPr>
-      <w:r>
-        <w:rPr>
-          <w:rStyle w:val="hljs-function"/>
-          <w:lang w:val="en-US"/>
-        </w:rPr>
-        <w:t xml:space="preserve">            double new_distance = distances[current] + neighbor.second;  // 8 байт</w:t>
-      </w:r>
-    </w:p>
-    <w:p>
-      <w:pPr>
-        <w:rPr>
-          <w:rStyle w:val="hljs-function"/>
-          <w:lang w:val="en-US"/>
-        </w:rPr>
-      </w:pPr>
-      <w:r>
-        <w:rPr>
-          <w:rStyle w:val="hljs-function"/>
-          <w:lang w:val="en-US"/>
-        </w:rPr>
-        <w:t xml:space="preserve">            if (new_distance &lt; distances[neighbor.first]) {  // O(1)</w:t>
-      </w:r>
-    </w:p>
-    <w:p>
-      <w:pPr>
-        <w:rPr>
-          <w:rStyle w:val="hljs-function"/>
-          <w:lang w:val="en-US"/>
-        </w:rPr>
-      </w:pPr>
-      <w:r>
-        <w:rPr>
-          <w:rStyle w:val="hljs-function"/>
-          <w:lang w:val="en-US"/>
-        </w:rPr>
-        <w:t xml:space="preserve">                distances[neighbor.first] = new_distance;  // O(1)</w:t>
-      </w:r>
-    </w:p>
-    <w:p>
-      <w:pPr>
-        <w:rPr>
-          <w:rStyle w:val="hljs-function"/>
-          <w:lang w:val="en-US"/>
-        </w:rPr>
-      </w:pPr>
-      <w:r>
-        <w:rPr>
-          <w:rStyle w:val="hljs-function"/>
-          <w:lang w:val="en-US"/>
-        </w:rPr>
-        <w:t xml:space="preserve">                previous[neighbor.first] = current;  // O(1)</w:t>
-      </w:r>
-    </w:p>
-    <w:p>
-      <w:pPr>
-        <w:rPr>
-          <w:rStyle w:val="hljs-function"/>
-          <w:lang w:val="en-US"/>
-        </w:rPr>
-      </w:pPr>
-      <w:r>
-        <w:rPr>
-          <w:rStyle w:val="hljs-function"/>
-          <w:lang w:val="en-US"/>
-        </w:rPr>
-        <w:t xml:space="preserve">                queue.push({neighbor.first, new_distance});  // O(log V)</w:t>
-      </w:r>
-    </w:p>
-    <w:p>
-      <w:pPr>
-        <w:rPr>
-          <w:rStyle w:val="hljs-function"/>
-          <w:lang w:val="en-US"/>
-        </w:rPr>
-      </w:pPr>
-      <w:r>
-        <w:rPr>
-          <w:rStyle w:val="hljs-function"/>
-          <w:lang w:val="en-US"/>
-        </w:rPr>
-        <w:t xml:space="preserve">            }</w:t>
-      </w:r>
-    </w:p>
-    <w:p>
-      <w:pPr>
-        <w:rPr>
-          <w:rStyle w:val="hljs-function"/>
-          <w:lang w:val="en-US"/>
-        </w:rPr>
-      </w:pPr>
-      <w:r>
-        <w:rPr>
-          <w:rStyle w:val="hljs-function"/>
-          <w:lang w:val="en-US"/>
-        </w:rPr>
-        <w:t xml:space="preserve">        }</w:t>
-      </w:r>
-    </w:p>
-    <w:p>
-      <w:pPr>
-        <w:rPr>
-          <w:rStyle w:val="hljs-function"/>
-          <w:lang w:val="en-US"/>
-        </w:rPr>
-      </w:pPr>
-      <w:r>
-        <w:rPr>
-          <w:rStyle w:val="hljs-function"/>
-          <w:lang w:val="en-US"/>
-        </w:rPr>
-        <w:t xml:space="preserve">    }</w:t>
-      </w:r>
-    </w:p>
-    <w:p>
-      <w:pPr>
-        <w:rPr>
-          <w:rStyle w:val="hljs-function"/>
-          <w:lang w:val="en-US"/>
-        </w:rPr>
-      </w:pPr>
-    </w:p>
-    <w:p>
-      <w:pPr>
-        <w:rPr>
-          <w:rStyle w:val="hljs-function"/>
-          <w:lang w:val="en-US"/>
-        </w:rPr>
-      </w:pPr>
-      <w:r>
-        <w:rPr>
-          <w:rStyle w:val="hljs-function"/>
-          <w:lang w:val="en-US"/>
-        </w:rPr>
-        <w:t xml:space="preserve">    std::vector&lt;Node*&gt; path;  // V * 16 байт</w:t>
-      </w:r>
-    </w:p>
-    <w:p>
-      <w:pPr>
-        <w:rPr>
-          <w:rStyle w:val="hljs-function"/>
-          <w:lang w:val="en-US"/>
-        </w:rPr>
-      </w:pPr>
-      <w:r>
-        <w:rPr>
-          <w:rStyle w:val="hljs-function"/>
-          <w:lang w:val="en-US"/>
-        </w:rPr>
-        <w:t xml:space="preserve">    for (Node* at = goal; at != nullptr; at = previous[at]) {  // O(V)</w:t>
-      </w:r>
-    </w:p>
-    <w:p>
-      <w:pPr>
-        <w:rPr>
-          <w:rStyle w:val="hljs-function"/>
-          <w:lang w:val="en-US"/>
-        </w:rPr>
-      </w:pPr>
-      <w:r>
-        <w:rPr>
-          <w:rStyle w:val="hljs-function"/>
-          <w:lang w:val="en-US"/>
-        </w:rPr>
-        <w:t xml:space="preserve">        path.push_back(at);  // O(1)</w:t>
-      </w:r>
-    </w:p>
-    <w:p>
-      <w:pPr>
-        <w:rPr>
-          <w:rStyle w:val="hljs-function"/>
-          <w:lang w:val="en-US"/>
-        </w:rPr>
-      </w:pPr>
-      <w:r>
-        <w:rPr>
-          <w:rStyle w:val="hljs-function"/>
-          <w:lang w:val="en-US"/>
-        </w:rPr>
-        <w:t xml:space="preserve">    }</w:t>
-      </w:r>
-    </w:p>
-    <w:p>
-      <w:pPr>
-        <w:rPr>
-          <w:rStyle w:val="hljs-function"/>
-          <w:lang w:val="en-US"/>
-        </w:rPr>
-      </w:pPr>
-      <w:r>
-        <w:rPr>
-          <w:rStyle w:val="hljs-function"/>
-          <w:lang w:val="en-US"/>
-        </w:rPr>
-        <w:t xml:space="preserve">    std::reverse(path.begin(), path.end());  // O(V)</w:t>
-      </w:r>
-    </w:p>
-    <w:p>
-      <w:pPr>
-        <w:rPr>
-          <w:rStyle w:val="hljs-function"/>
-          <w:lang w:val="en-US"/>
-        </w:rPr>
-      </w:pPr>
-      <w:r>
-        <w:rPr>
-          <w:rStyle w:val="hljs-function"/>
-          <w:lang w:val="en-US"/>
-        </w:rPr>
-        <w:t xml:space="preserve">    return path;  // O(1)</w:t>
-      </w:r>
-    </w:p>
-    <w:p>
-      <w:pPr>
-        <w:rPr>
-          <w:rStyle w:val="hljs-function"/>
-          <w:lang w:val="en-US"/>
-        </w:rPr>
-      </w:pPr>
-      <w:r>
-        <w:rPr>
-          <w:rStyle w:val="hljs-function"/>
-          <w:lang w:val="en-US"/>
-        </w:rPr>
-        <w:t>}</w:t>
-      </w:r>
-    </w:p>
-    <w:p>
-      <w:r>
-        <w:rPr>
-          <w:rStyle w:val="hljs-function"/>
-        </w:rPr>
-        <w:t>Итого</w:t>
-      </w:r>
-      <w:r>
-        <w:rPr>
-          <w:rStyle w:val="hljs-function"/>
-        </w:rPr>
-        <w:t xml:space="preserve">: </w:t>
-      </w:r>
-      <w:r>
-        <w:rPr>
-          <w:rStyle w:val="af7"/>
-        </w:rPr>
-        <w:t>O(V * (16 + 8) + V * (16 + 16) + V * (16 + 8 + 48) + V * 16)</w:t>
-      </w:r>
-      <w:r>
-        <w:t xml:space="preserve"> байт.</w:t>
+        <w:t>байт</w:t>
+      </w:r>
+      <w:r>
+        <w:rPr>
+          <w:lang w:val="en-US"/>
+        </w:rPr>
+        <w:t>.</w:t>
       </w:r>
     </w:p>
     <w:p>
@@ -4602,36 +6505,36 @@
     <w:p>
       <w:pPr>
         <w:rPr>
-          <w:sz w:val="36"/>
-          <w:szCs w:val="36"/>
-        </w:rPr>
-      </w:pPr>
-      <w:r>
-        <w:rPr>
-          <w:sz w:val="36"/>
-          <w:szCs w:val="36"/>
+          <w:sz w:val="28"/>
+          <w:szCs w:val="28"/>
+        </w:rPr>
+      </w:pPr>
+      <w:r>
+        <w:rPr>
+          <w:sz w:val="28"/>
+          <w:szCs w:val="28"/>
           <w:lang w:val="en-US"/>
         </w:rPr>
         <w:t>DFS</w:t>
       </w:r>
       <w:r>
         <w:rPr>
-          <w:sz w:val="36"/>
-          <w:szCs w:val="36"/>
+          <w:sz w:val="28"/>
+          <w:szCs w:val="28"/>
         </w:rPr>
         <w:t xml:space="preserve"> – проходит вглубь графа, из за чего получается огромный путь. Находит нужный маршрут очень быстро. Не </w:t>
       </w:r>
       <w:r>
         <w:rPr>
-          <w:sz w:val="36"/>
-          <w:szCs w:val="36"/>
+          <w:sz w:val="28"/>
+          <w:szCs w:val="28"/>
         </w:rPr>
         <w:t>использует</w:t>
       </w:r>
       <w:r>
         <w:rPr>
-          <w:sz w:val="36"/>
-          <w:szCs w:val="36"/>
+          <w:sz w:val="28"/>
+          <w:szCs w:val="28"/>
         </w:rPr>
         <w:t xml:space="preserve"> веса рёбер.</w:t>
       </w:r>
@@ -4639,29 +6542,29 @@
     <w:p>
       <w:pPr>
         <w:rPr>
-          <w:sz w:val="36"/>
-          <w:szCs w:val="36"/>
-        </w:rPr>
-      </w:pPr>
-      <w:r>
-        <w:rPr>
-          <w:sz w:val="36"/>
-          <w:szCs w:val="36"/>
+          <w:sz w:val="28"/>
+          <w:szCs w:val="28"/>
+        </w:rPr>
+      </w:pPr>
+      <w:r>
+        <w:rPr>
+          <w:sz w:val="28"/>
+          <w:szCs w:val="28"/>
           <w:lang w:val="en-US"/>
         </w:rPr>
         <w:t>BFS</w:t>
       </w:r>
       <w:r>
         <w:rPr>
-          <w:sz w:val="36"/>
-          <w:szCs w:val="36"/>
+          <w:sz w:val="28"/>
+          <w:szCs w:val="28"/>
         </w:rPr>
         <w:t xml:space="preserve"> – Проходится волной по графу</w:t>
       </w:r>
       <w:r>
         <w:rPr>
-          <w:sz w:val="36"/>
-          <w:szCs w:val="36"/>
+          <w:sz w:val="28"/>
+          <w:szCs w:val="28"/>
         </w:rPr>
         <w:t>, ища тем самым кратчайший путь. Работает достаточно долго, особенно если маршрут большой. Не использует веса рёбер.</w:t>
       </w:r>
@@ -4669,29 +6572,29 @@
     <w:p>
       <w:pPr>
         <w:rPr>
-          <w:sz w:val="36"/>
-          <w:szCs w:val="36"/>
-        </w:rPr>
-      </w:pPr>
-      <w:r>
-        <w:rPr>
-          <w:sz w:val="36"/>
-          <w:szCs w:val="36"/>
+          <w:sz w:val="28"/>
+          <w:szCs w:val="28"/>
+        </w:rPr>
+      </w:pPr>
+      <w:r>
+        <w:rPr>
+          <w:sz w:val="28"/>
+          <w:szCs w:val="28"/>
         </w:rPr>
         <w:t xml:space="preserve">Алгоритм Дейкстры – ищет самый короткий путь с учётом весов рёбер. Работает достаточно долго, сравним по времени с </w:t>
       </w:r>
       <w:r>
         <w:rPr>
-          <w:sz w:val="36"/>
-          <w:szCs w:val="36"/>
+          <w:sz w:val="28"/>
+          <w:szCs w:val="28"/>
           <w:lang w:val="en-US"/>
         </w:rPr>
         <w:t>BFS</w:t>
       </w:r>
       <w:r>
         <w:rPr>
-          <w:sz w:val="36"/>
-          <w:szCs w:val="36"/>
+          <w:sz w:val="28"/>
+          <w:szCs w:val="28"/>
         </w:rPr>
         <w:t>.</w:t>
       </w:r>
@@ -4699,38 +6602,31 @@
     <w:p>
       <w:pPr>
         <w:rPr>
-          <w:sz w:val="36"/>
-          <w:szCs w:val="36"/>
-        </w:rPr>
-      </w:pPr>
-      <w:r>
-        <w:rPr>
-          <w:sz w:val="36"/>
-          <w:szCs w:val="36"/>
+          <w:sz w:val="28"/>
+          <w:szCs w:val="28"/>
+        </w:rPr>
+      </w:pPr>
+      <w:r>
+        <w:rPr>
+          <w:sz w:val="28"/>
+          <w:szCs w:val="28"/>
         </w:rPr>
         <w:t>Таким образом,</w:t>
       </w:r>
       <w:r>
         <w:rPr>
           <w:b/>
-          <w:sz w:val="36"/>
-          <w:szCs w:val="36"/>
+          <w:sz w:val="28"/>
+          <w:szCs w:val="28"/>
         </w:rPr>
         <w:t xml:space="preserve"> </w:t>
       </w:r>
       <w:r>
         <w:rPr>
-          <w:sz w:val="36"/>
-          <w:szCs w:val="36"/>
-        </w:rPr>
-        <w:t>в</w:t>
-      </w:r>
-      <w:r>
-        <w:rPr>
-          <w:sz w:val="36"/>
-          <w:szCs w:val="36"/>
-        </w:rPr>
-        <w:t xml:space="preserve">ыбор алгоритма зависит от конкретной задачи. </w:t>
+          <w:sz w:val="28"/>
+          <w:szCs w:val="28"/>
+        </w:rPr>
+        <w:t xml:space="preserve">выбор алгоритма зависит от конкретной задачи. </w:t>
       </w:r>
     </w:p>
     <w:p>
@@ -4806,7 +6702,7 @@
         </w:rPr>
         <w:t xml:space="preserve">Полный код лежит в </w:t>
       </w:r>
-      <w:hyperlink r:id="rId16" w:history="1">
+      <w:hyperlink r:id="rId27" w:history="1">
         <w:r>
           <w:rPr>
             <w:rStyle w:val="a4"/>
@@ -4846,7 +6742,7 @@
           <w:sz w:val="32"/>
           <w:szCs w:val="32"/>
         </w:rPr>
-        <w:t>Дубляж кода</w:t>
+        <w:t>Дубляж</w:t>
       </w:r>
       <w:r>
         <w:rPr>
@@ -4855,18 +6751,16 @@
           <w:szCs w:val="32"/>
           <w:lang w:val="en-US"/>
         </w:rPr>
-        <w:t>:</w:t>
-      </w:r>
-    </w:p>
-    <w:p>
-      <w:pPr>
+        <w:t xml:space="preserve"> </w:t>
+      </w:r>
+      <w:r>
         <w:rPr>
           <w:b/>
           <w:sz w:val="32"/>
           <w:szCs w:val="32"/>
-          <w:lang w:val="en-US"/>
-        </w:rPr>
-      </w:pPr>
+        </w:rPr>
+        <w:t>кода</w:t>
+      </w:r>
       <w:r>
         <w:rPr>
           <w:b/>
@@ -4874,6 +6768,25 @@
           <w:szCs w:val="32"/>
           <w:lang w:val="en-US"/>
         </w:rPr>
+        <w:t>:</w:t>
+      </w:r>
+    </w:p>
+    <w:p>
+      <w:pPr>
+        <w:rPr>
+          <w:b/>
+          <w:sz w:val="32"/>
+          <w:szCs w:val="32"/>
+          <w:lang w:val="en-US"/>
+        </w:rPr>
+      </w:pPr>
+      <w:r>
+        <w:rPr>
+          <w:b/>
+          <w:sz w:val="32"/>
+          <w:szCs w:val="32"/>
+          <w:lang w:val="en-US"/>
+        </w:rPr>
         <w:t>BFS</w:t>
       </w:r>
     </w:p>
@@ -6446,7 +8359,7 @@
       </w:r>
     </w:p>
     <w:sectPr>
-      <w:footerReference w:type="default" r:id="rId17"/>
+      <w:footerReference w:type="default" r:id="rId28"/>
       <w:type w:val="continuous"/>
       <w:pgSz w:w="11906" w:h="16838"/>
       <w:pgMar w:top="1134" w:right="707" w:bottom="1276" w:left="1701" w:header="720" w:footer="720" w:gutter="0"/>
@@ -6493,7 +8406,7 @@
         <w:rPr>
           <w:noProof/>
         </w:rPr>
-        <w:t>15</w:t>
+        <w:t>1</w:t>
       </w:r>
     </w:fldSimple>
   </w:p>
